--- a/downloads/student/ai-5-week-02.docx
+++ b/downloads/student/ai-5-week-02.docx
@@ -1075,6 +1075,16 @@
     <w:p>
       <w:r>
         <w:t>These declared weights are hand-chosen toy parameters; no network training or calibrated probability is claimed.</w:t>
+      </w:r>
+    </w:p>
+    <w:p>
+      <w:r>
+        <w:t>Read the labelled picture: Which connection explains why more right brightness lowers this score? Point to the relevant step in the picture, then write the changed result and the rule or evidence that supports it.</w:t>
+      </w:r>
+    </w:p>
+    <w:p>
+      <w:r>
+        <w:t>Change one thing: Increase only the right input from 5 to6. Predict the result before checking the explanation. What remains the same?</w:t>
       </w:r>
     </w:p>
     <w:p>
@@ -2219,6 +2229,187 @@
         <w:t>Attempt the independent case before hints. Record whether you worked alone, used a hint or followed a model. After feedback, fix the first unsupported step and explain why it changed. A later check uses a changed case, not a copied answer.</w:t>
       </w:r>
     </w:p>
+    <w:p>
+      <w:pPr>
+        <w:pStyle w:val="Heading1"/>
+      </w:pPr>
+      <w:r>
+        <w:t>15. Your lesson route</w:t>
+      </w:r>
+    </w:p>
+    <w:p>
+      <w:r>
+        <w:t>Start with this question: Draw each input’s contribution to a toy weighted brightness score.</w:t>
+      </w:r>
+    </w:p>
+    <w:tbl>
+      <w:tblPr>
+        <w:tblStyle w:val="LightShading-Accent1"/>
+        <w:tblW w:type="auto" w:w="0"/>
+        <w:tblLook w:firstColumn="1" w:firstRow="1" w:lastColumn="0" w:lastRow="0" w:noHBand="0" w:noVBand="1" w:val="04A0"/>
+      </w:tblPr>
+      <w:tblGrid>
+        <w:gridCol w:w="5112"/>
+        <w:gridCol w:w="5112"/>
+      </w:tblGrid>
+      <w:tr>
+        <w:trPr>
+          <w:tblHeader/>
+        </w:trPr>
+        <w:tc>
+          <w:tcPr>
+            <w:tcW w:type="dxa" w:w="5112"/>
+          </w:tcPr>
+          <w:p>
+            <w:r>
+              <w:t>By the end, I can</w:t>
+            </w:r>
+          </w:p>
+        </w:tc>
+        <w:tc>
+          <w:tcPr>
+            <w:tcW w:type="dxa" w:w="5112"/>
+          </w:tcPr>
+          <w:p>
+            <w:r>
+              <w:t>How I will show it</w:t>
+            </w:r>
+          </w:p>
+        </w:tc>
+      </w:tr>
+      <w:tr>
+        <w:tc>
+          <w:tcPr>
+            <w:tcW w:type="dxa" w:w="5112"/>
+          </w:tcPr>
+          <w:p>
+            <w:r>
+              <w:t>Calculate a dot product by matching feature positions</w:t>
+            </w:r>
+          </w:p>
+        </w:tc>
+        <w:tc>
+          <w:tcPr>
+            <w:tcW w:type="dxa" w:w="5112"/>
+          </w:tcPr>
+          <w:p>
+            <w:r>
+              <w:t>Explain the deciding step, show a trace or test, and state one limit.</w:t>
+            </w:r>
+          </w:p>
+        </w:tc>
+      </w:tr>
+      <w:tr>
+        <w:tc>
+          <w:tcPr>
+            <w:tcW w:type="dxa" w:w="5112"/>
+          </w:tcPr>
+          <w:p>
+            <w:r>
+              <w:t>Explain how a weight changes a score with other inputs fixed</w:t>
+            </w:r>
+          </w:p>
+        </w:tc>
+        <w:tc>
+          <w:tcPr>
+            <w:tcW w:type="dxa" w:w="5112"/>
+          </w:tcPr>
+          <w:p>
+            <w:r>
+              <w:t>Explain the deciding step, show a trace or test, and state one limit.</w:t>
+            </w:r>
+          </w:p>
+        </w:tc>
+      </w:tr>
+      <w:tr>
+        <w:tc>
+          <w:tcPr>
+            <w:tcW w:type="dxa" w:w="5112"/>
+          </w:tcPr>
+          <w:p>
+            <w:r>
+              <w:t>Distinguish a weighted score from a probability or trained model</w:t>
+            </w:r>
+          </w:p>
+        </w:tc>
+        <w:tc>
+          <w:tcPr>
+            <w:tcW w:type="dxa" w:w="5112"/>
+          </w:tcPr>
+          <w:p>
+            <w:r>
+              <w:t>Explain the deciding step, show a trace or test, and state one limit.</w:t>
+            </w:r>
+          </w:p>
+        </w:tc>
+      </w:tr>
+    </w:tbl>
+    <w:p>
+      <w:r>
+        <w:t>Remember → watch and explain → try with help → investigate → try independently → keep project evidence. Your teacher may spread this lesson across several classes.</w:t>
+      </w:r>
+    </w:p>
+    <w:p>
+      <w:r>
+        <w:t>Keep your first prediction. Compare it with what the evidence shows and explain any change.</w:t>
+      </w:r>
+    </w:p>
+    <w:p>
+      <w:pPr>
+        <w:pStyle w:val="Heading1"/>
+      </w:pPr>
+      <w:r>
+        <w:t>16. Finish and return</w:t>
+      </w:r>
+    </w:p>
+    <w:p>
+      <w:r>
+        <w:t>Close your notes. Explain this goal in your own words: Calculate a dot product by matching feature positions</w:t>
+      </w:r>
+    </w:p>
+    <w:p>
+      <w:pPr>
+        <w:pStyle w:val="Heading3"/>
+      </w:pPr>
+      <w:r>
+        <w:t>My deciding step, evidence and one remaining question</w:t>
+      </w:r>
+    </w:p>
+    <w:p>
+      <w:r>
+        <w:t>________________________________________________________________</w:t>
+      </w:r>
+    </w:p>
+    <w:p>
+      <w:r>
+        <w:t>________________________________________________________________</w:t>
+      </w:r>
+    </w:p>
+    <w:p>
+      <w:r>
+        <w:t>________________________________________________________________</w:t>
+      </w:r>
+    </w:p>
+    <w:p>
+      <w:r>
+        <w:t>________________________________________________________________</w:t>
+      </w:r>
+    </w:p>
+    <w:p>
+      <w:r>
+        <w:t>________________________________________________________________</w:t>
+      </w:r>
+    </w:p>
+    <w:p>
+      <w:r>
+        <w:t>If you are unsure, return to the worked picture and explain one arrow. If you are ready, change an input or assumption and justify your prediction.</w:t>
+      </w:r>
+    </w:p>
+    <w:p>
+      <w:r>
+        <w:t>Save your workbook evidence. At the next review, try a different case before opening your old answer.</w:t>
+      </w:r>
+    </w:p>
     <w:sectPr>
       <w:pgSz w:w="12240" w:h="15840"/>
       <w:pgMar w:top="936" w:right="1008" w:bottom="936" w:left="1008" w:header="720" w:footer="720" w:gutter="0"/>

--- a/downloads/student/ai-5-week-02.docx
+++ b/downloads/student/ai-5-week-02.docx
@@ -2410,6 +2410,205 @@
         <w:t>Save your workbook evidence. At the next review, try a different case before opening your old answer.</w:t>
       </w:r>
     </w:p>
+    <w:p>
+      <w:pPr>
+        <w:pStyle w:val="Heading1"/>
+      </w:pPr>
+      <w:r>
+        <w:t>17. Supported practice, repair and portfolio</w:t>
+      </w:r>
+    </w:p>
+    <w:p>
+      <w:r>
+        <w:t>Use this supported practice once, in the browser or on paper. Keep the reserved independent assessment for a separate first attempt before teacher feedback.</w:t>
+      </w:r>
+    </w:p>
+    <w:p>
+      <w:r>
+        <w:t>Draw each input’s contribution to a toy weighted brightness score.</w:t>
+      </w:r>
+    </w:p>
+    <w:p>
+      <w:pPr>
+        <w:pStyle w:val="Heading3"/>
+      </w:pPr>
+      <w:r>
+        <w:t>Practice 1: explain the deciding evidence</w:t>
+      </w:r>
+    </w:p>
+    <w:p>
+      <w:r>
+        <w:t>Which labelled step matches this detail? Weighted sum=6-5=1; this is a score, not a probability.</w:t>
+      </w:r>
+    </w:p>
+    <w:p>
+      <w:r>
+        <w:t>1. Multiply second input</w:t>
+      </w:r>
+    </w:p>
+    <w:p>
+      <w:r>
+        <w:t>2. Add contributions</w:t>
+      </w:r>
+    </w:p>
+    <w:p>
+      <w:r>
+        <w:t>3. Multiply first input</w:t>
+      </w:r>
+    </w:p>
+    <w:p>
+      <w:pPr>
+        <w:pStyle w:val="Heading3"/>
+      </w:pPr>
+      <w:r>
+        <w:t>My selected conclusion, deciding fact and explanation</w:t>
+      </w:r>
+    </w:p>
+    <w:p>
+      <w:r>
+        <w:t>________________________________________________________________</w:t>
+      </w:r>
+    </w:p>
+    <w:p>
+      <w:r>
+        <w:t>________________________________________________________________</w:t>
+      </w:r>
+    </w:p>
+    <w:p>
+      <w:r>
+        <w:t>________________________________________________________________</w:t>
+      </w:r>
+    </w:p>
+    <w:p>
+      <w:r>
+        <w:t>________________________________________________________________</w:t>
+      </w:r>
+    </w:p>
+    <w:p>
+      <w:r>
+        <w:t>________________________________________________________________</w:t>
+      </w:r>
+    </w:p>
+    <w:p>
+      <w:r>
+        <w:t>Hint if needed: Read the steps in the pictorial case. Match the supplied detail to the stage that performs or records it.</w:t>
+      </w:r>
+    </w:p>
+    <w:p>
+      <w:r>
+        <w:t>After your attempt, compare with the supported explanation: Add contributions Weighted sum=6-5=1; this is a score, not a probability. A weight controls how strongly an input contributes to the score. The left connection adds three times its measurement; the negative right connection subtracts its measurement. Calculate each contribution before adding them. This dot product is a signed score; it becomes a probability only if a separate, justified transformation and interpretation are supplied.</w:t>
+      </w:r>
+    </w:p>
+    <w:p>
+      <w:pPr>
+        <w:pStyle w:val="Heading3"/>
+      </w:pPr>
+      <w:r>
+        <w:t>Practice 2: explain the deciding evidence</w:t>
+      </w:r>
+    </w:p>
+    <w:p>
+      <w:r>
+        <w:t>Changed-case practice: Increase only the right input from 5 to6. Which conclusion is supported by the supplied facts?</w:t>
+      </w:r>
+    </w:p>
+    <w:p>
+      <w:r>
+        <w:t>1. The score becomes6-6=0.</w:t>
+      </w:r>
+    </w:p>
+    <w:p>
+      <w:r>
+        <w:t>2. We can decide the result without examining the changed input or the procedure.</w:t>
+      </w:r>
+    </w:p>
+    <w:p>
+      <w:r>
+        <w:t>3. This one example guarantees correct results for every future input.</w:t>
+      </w:r>
+    </w:p>
+    <w:p>
+      <w:pPr>
+        <w:pStyle w:val="Heading3"/>
+      </w:pPr>
+      <w:r>
+        <w:t>My selected conclusion, deciding fact and explanation</w:t>
+      </w:r>
+    </w:p>
+    <w:p>
+      <w:r>
+        <w:t>________________________________________________________________</w:t>
+      </w:r>
+    </w:p>
+    <w:p>
+      <w:r>
+        <w:t>________________________________________________________________</w:t>
+      </w:r>
+    </w:p>
+    <w:p>
+      <w:r>
+        <w:t>________________________________________________________________</w:t>
+      </w:r>
+    </w:p>
+    <w:p>
+      <w:r>
+        <w:t>________________________________________________________________</w:t>
+      </w:r>
+    </w:p>
+    <w:p>
+      <w:r>
+        <w:t>________________________________________________________________</w:t>
+      </w:r>
+    </w:p>
+    <w:p>
+      <w:r>
+        <w:t>Hint if needed: Use the changed condition and the deciding step in the pictorial trace. The answer must say what follows from those facts.</w:t>
+      </w:r>
+    </w:p>
+    <w:p>
+      <w:r>
+        <w:t>After your attempt, compare with the supported explanation: The score becomes6-6=0. The right weight is-1, so adding1 to that input lowers the score by1.</w:t>
+      </w:r>
+    </w:p>
+    <w:p>
+      <w:pPr>
+        <w:pStyle w:val="Heading3"/>
+      </w:pPr>
+      <w:r>
+        <w:t>Repair a missing building block</w:t>
+      </w:r>
+    </w:p>
+    <w:p>
+      <w:r>
+        <w:t>Review Representing inputs as vectors (ai-5/1). Goal: Encode a record using a fixed feature order and units. Short practice: Why does equal total brightness not make A and B identical inputs? Point to the relevant step in the picture, then write the changed result and the rule or evidence that supports it.. Return to this week and explain what you changed.</w:t>
+      </w:r>
+    </w:p>
+    <w:p>
+      <w:pPr>
+        <w:pStyle w:val="Heading3"/>
+      </w:pPr>
+      <w:r>
+        <w:t>Predict, run and debug</w:t>
+      </w:r>
+    </w:p>
+    <w:p>
+      <w:r>
+        <w:t>The browser lab lets you edit the supported Python examples already included in this lesson. Predict first, run, inspect the actual output or error, change one input, then run again. Keep code, predictions, actual results and a reasoned revision together. On paper, label your result as a trace rather than an execution.</w:t>
+      </w:r>
+    </w:p>
+    <w:p>
+      <w:pPr>
+        <w:pStyle w:val="Heading3"/>
+      </w:pPr>
+      <w:r>
+        <w:t>Keep your completed work</w:t>
+      </w:r>
+    </w:p>
+    <w:p>
+      <w:r>
+        <w:t>Use Download completed work in the hosted lesson to export your answers, reflections, practice feedback and code-run evidence. Open the HTML copy to read or print it. Drafts stay in this browser when storage is available; clear drafts on a shared device.</w:t>
+      </w:r>
+    </w:p>
     <w:sectPr>
       <w:pgSz w:w="12240" w:h="15840"/>
       <w:pgMar w:top="936" w:right="1008" w:bottom="936" w:left="1008" w:header="720" w:footer="720" w:gutter="0"/>

--- a/downloads/student/ai-5-week-02.docx
+++ b/downloads/student/ai-5-week-02.docx
@@ -42,6 +42,11 @@
       </w:r>
     </w:p>
     <w:p>
+      <w:r>
+        <w:t>Start with the target: Calculate a dot product by matching feature positions. Try the recall before opening notes.</w:t>
+      </w:r>
+    </w:p>
+    <w:p>
       <w:pPr>
         <w:pStyle w:val="Heading3"/>
       </w:pPr>
@@ -50,18 +55,108 @@
       </w:r>
     </w:p>
     <w:p>
-      <w:r>
-        <w:t>I can calculate a dot product by matching feature positions.</w:t>
-      </w:r>
-    </w:p>
-    <w:p>
-      <w:r>
-        <w:t>I can explain how a weight changes a score with other inputs fixed.</w:t>
-      </w:r>
-    </w:p>
-    <w:p>
-      <w:r>
-        <w:t>I can distinguish a weighted score from a probability or trained model.</w:t>
+      <w:pPr>
+        <w:spacing w:line="336" w:lineRule="auto" w:after="180"/>
+      </w:pPr>
+      <w:r>
+        <w:rPr>
+          <w:b w:val="0"/>
+        </w:rPr>
+        <w:t xml:space="preserve">I can calculate a </w:t>
+      </w:r>
+      <w:r>
+        <w:rPr>
+          <w:b/>
+        </w:rPr>
+        <w:t>dot product</w:t>
+      </w:r>
+      <w:r>
+        <w:rPr>
+          <w:b w:val="0"/>
+        </w:rPr>
+        <w:t xml:space="preserve"> by matching feature positions.</w:t>
+      </w:r>
+    </w:p>
+    <w:p>
+      <w:pPr>
+        <w:spacing w:line="336" w:lineRule="auto" w:after="180"/>
+      </w:pPr>
+      <w:r>
+        <w:rPr>
+          <w:b w:val="0"/>
+        </w:rPr>
+        <w:t xml:space="preserve">I can explain how a </w:t>
+      </w:r>
+      <w:r>
+        <w:rPr>
+          <w:b/>
+        </w:rPr>
+        <w:t>weight</w:t>
+      </w:r>
+      <w:r>
+        <w:rPr>
+          <w:b w:val="0"/>
+        </w:rPr>
+        <w:t xml:space="preserve"> changes a </w:t>
+      </w:r>
+      <w:r>
+        <w:rPr>
+          <w:b/>
+        </w:rPr>
+        <w:t>score</w:t>
+      </w:r>
+      <w:r>
+        <w:rPr>
+          <w:b w:val="0"/>
+        </w:rPr>
+        <w:t xml:space="preserve"> with other </w:t>
+      </w:r>
+      <w:r>
+        <w:rPr>
+          <w:b/>
+        </w:rPr>
+        <w:t>input</w:t>
+      </w:r>
+      <w:r>
+        <w:rPr>
+          <w:b w:val="0"/>
+        </w:rPr>
+        <w:t>s fixed.</w:t>
+      </w:r>
+    </w:p>
+    <w:p>
+      <w:pPr>
+        <w:spacing w:line="336" w:lineRule="auto" w:after="180"/>
+      </w:pPr>
+      <w:r>
+        <w:rPr>
+          <w:b w:val="0"/>
+        </w:rPr>
+        <w:t xml:space="preserve">I can distinguish a </w:t>
+      </w:r>
+      <w:r>
+        <w:rPr>
+          <w:b/>
+        </w:rPr>
+        <w:t>weight</w:t>
+      </w:r>
+      <w:r>
+        <w:rPr>
+          <w:b w:val="0"/>
+        </w:rPr>
+        <w:t xml:space="preserve">ed </w:t>
+      </w:r>
+      <w:r>
+        <w:rPr>
+          <w:b/>
+        </w:rPr>
+        <w:t>score</w:t>
+      </w:r>
+      <w:r>
+        <w:rPr>
+          <w:b w:val="0"/>
+        </w:rPr>
+        <w:t xml:space="preserve"> from a probability or trained model.</w:t>
       </w:r>
     </w:p>
     <w:p>
@@ -73,38 +168,188 @@
       </w:r>
     </w:p>
     <w:p>
-      <w:r>
-        <w:t>Close your notes first. A rough first answer helps us choose the right starting point; it is not a score for your ability.</w:t>
-      </w:r>
-    </w:p>
-    <w:p>
-      <w:r>
-        <w:t>Without opening the old lesson, explain one key idea from Representing inputs as vectors. Give an example and a mistake that the idea helps you avoid.</w:t>
-      </w:r>
-    </w:p>
-    <w:p>
-      <w:r>
-        <w:t>After trying, check the relevant lesson or ask your teacher. Change the part of your explanation that the evidence shows was wrong.</w:t>
-      </w:r>
-    </w:p>
-    <w:p>
-      <w:r>
+      <w:pPr>
+        <w:spacing w:line="336" w:lineRule="auto" w:after="180"/>
+      </w:pPr>
+      <w:r>
+        <w:rPr>
+          <w:b w:val="0"/>
+        </w:rPr>
+        <w:t xml:space="preserve">Close your notes first. A rough first answer helps us choose the right starting point; it is not a </w:t>
+      </w:r>
+      <w:r>
+        <w:rPr>
+          <w:b/>
+        </w:rPr>
+        <w:t>score</w:t>
+      </w:r>
+      <w:r>
+        <w:rPr>
+          <w:b w:val="0"/>
+        </w:rPr>
+        <w:t xml:space="preserve"> for your ability.</w:t>
+      </w:r>
+    </w:p>
+    <w:p>
+      <w:pPr>
+        <w:spacing w:line="336" w:lineRule="auto" w:after="180"/>
+      </w:pPr>
+      <w:r>
+        <w:rPr>
+          <w:b w:val="0"/>
+        </w:rPr>
+        <w:t xml:space="preserve">Without opening the old lesson, explain one key idea from Representing </w:t>
+      </w:r>
+      <w:r>
+        <w:rPr>
+          <w:b/>
+        </w:rPr>
+        <w:t>input</w:t>
+      </w:r>
+      <w:r>
+        <w:rPr>
+          <w:b w:val="0"/>
+        </w:rPr>
+        <w:t>s as vectors. Give an example and a mistake that the idea helps you avoid.</w:t>
+      </w:r>
+    </w:p>
+    <w:p>
+      <w:pPr>
+        <w:spacing w:line="336" w:lineRule="auto" w:after="180"/>
+      </w:pPr>
+      <w:r>
+        <w:rPr>
+          <w:b w:val="0"/>
+        </w:rPr>
+        <w:t xml:space="preserve">After trying, check the relevant lesson or ask your teacher. Change the part of your explanation that the </w:t>
+      </w:r>
+      <w:r>
+        <w:rPr>
+          <w:b/>
+        </w:rPr>
+        <w:t>evidence</w:t>
+      </w:r>
+      <w:r>
+        <w:rPr>
+          <w:b w:val="0"/>
+        </w:rPr>
+        <w:t xml:space="preserve"> shows was wrong.</w:t>
+      </w:r>
+    </w:p>
+    <w:p>
+      <w:pPr>
+        <w:spacing w:line="336" w:lineRule="auto" w:after="180"/>
+      </w:pPr>
+      <w:r>
+        <w:rPr>
+          <w:b w:val="0"/>
+        </w:rPr>
         <w:t>This week you will practise:</w:t>
       </w:r>
     </w:p>
     <w:p>
-      <w:r>
-        <w:t>Calculate a dot product by matching feature positions</w:t>
-      </w:r>
-    </w:p>
-    <w:p>
-      <w:r>
-        <w:t>Explain how a weight changes a score with other inputs fixed</w:t>
-      </w:r>
-    </w:p>
-    <w:p>
-      <w:r>
-        <w:t>Distinguish a weighted score from a probability or trained model</w:t>
+      <w:pPr>
+        <w:spacing w:line="336" w:lineRule="auto" w:after="180"/>
+      </w:pPr>
+      <w:r>
+        <w:rPr>
+          <w:b w:val="0"/>
+        </w:rPr>
+        <w:t xml:space="preserve">Calculate a </w:t>
+      </w:r>
+      <w:r>
+        <w:rPr>
+          <w:b/>
+        </w:rPr>
+        <w:t>dot product</w:t>
+      </w:r>
+      <w:r>
+        <w:rPr>
+          <w:b w:val="0"/>
+        </w:rPr>
+        <w:t xml:space="preserve"> by matching feature positions</w:t>
+      </w:r>
+    </w:p>
+    <w:p>
+      <w:pPr>
+        <w:spacing w:line="336" w:lineRule="auto" w:after="180"/>
+      </w:pPr>
+      <w:r>
+        <w:rPr>
+          <w:b w:val="0"/>
+        </w:rPr>
+        <w:t xml:space="preserve">Explain how a </w:t>
+      </w:r>
+      <w:r>
+        <w:rPr>
+          <w:b/>
+        </w:rPr>
+        <w:t>weight</w:t>
+      </w:r>
+      <w:r>
+        <w:rPr>
+          <w:b w:val="0"/>
+        </w:rPr>
+        <w:t xml:space="preserve"> changes a </w:t>
+      </w:r>
+      <w:r>
+        <w:rPr>
+          <w:b/>
+        </w:rPr>
+        <w:t>score</w:t>
+      </w:r>
+      <w:r>
+        <w:rPr>
+          <w:b w:val="0"/>
+        </w:rPr>
+        <w:t xml:space="preserve"> with other </w:t>
+      </w:r>
+      <w:r>
+        <w:rPr>
+          <w:b/>
+        </w:rPr>
+        <w:t>input</w:t>
+      </w:r>
+      <w:r>
+        <w:rPr>
+          <w:b w:val="0"/>
+        </w:rPr>
+        <w:t>s fixed</w:t>
+      </w:r>
+    </w:p>
+    <w:p>
+      <w:pPr>
+        <w:spacing w:line="336" w:lineRule="auto" w:after="180"/>
+      </w:pPr>
+      <w:r>
+        <w:rPr>
+          <w:b w:val="0"/>
+        </w:rPr>
+        <w:t xml:space="preserve">Distinguish a </w:t>
+      </w:r>
+      <w:r>
+        <w:rPr>
+          <w:b/>
+        </w:rPr>
+        <w:t>weight</w:t>
+      </w:r>
+      <w:r>
+        <w:rPr>
+          <w:b w:val="0"/>
+        </w:rPr>
+        <w:t xml:space="preserve">ed </w:t>
+      </w:r>
+      <w:r>
+        <w:rPr>
+          <w:b/>
+        </w:rPr>
+        <w:t>score</w:t>
+      </w:r>
+      <w:r>
+        <w:rPr>
+          <w:b w:val="0"/>
+        </w:rPr>
+        <w:t xml:space="preserve"> from a probability or trained model</w:t>
       </w:r>
     </w:p>
     <w:p>
@@ -116,7 +361,14 @@
       </w:r>
     </w:p>
     <w:p>
-      <w:r>
+      <w:pPr>
+        <w:spacing w:line="336" w:lineRule="auto" w:after="180"/>
+        <w:shd w:fill="F5F1FB"/>
+      </w:pPr>
+      <w:r>
+        <w:rPr>
+          <w:b w:val="0"/>
+        </w:rPr>
         <w:t>Under schema [width, height], why must [4, 2] and [2, 4] remain distinct?</w:t>
       </w:r>
     </w:p>
@@ -152,8 +404,38 @@
       </w:r>
     </w:p>
     <w:p>
-      <w:r>
-        <w:t>By the end, I can explain dot products and weighted sums using a traced example and a stated limitation.</w:t>
+      <w:pPr>
+        <w:spacing w:line="336" w:lineRule="auto" w:after="180"/>
+      </w:pPr>
+      <w:r>
+        <w:rPr>
+          <w:b w:val="0"/>
+        </w:rPr>
+        <w:t xml:space="preserve">By the end, I can explain </w:t>
+      </w:r>
+      <w:r>
+        <w:rPr>
+          <w:b/>
+        </w:rPr>
+        <w:t>dot product</w:t>
+      </w:r>
+      <w:r>
+        <w:rPr>
+          <w:b w:val="0"/>
+        </w:rPr>
+        <w:t xml:space="preserve">s and </w:t>
+      </w:r>
+      <w:r>
+        <w:rPr>
+          <w:b/>
+        </w:rPr>
+        <w:t>weight</w:t>
+      </w:r>
+      <w:r>
+        <w:rPr>
+          <w:b w:val="0"/>
+        </w:rPr>
+        <w:t>ed sums using a traced example and a stated limitation.</w:t>
       </w:r>
     </w:p>
     <w:p>
@@ -166,12 +448,147 @@
     </w:p>
     <w:p>
       <w:r>
-        <w:t>A small model can combine several measurements into one score. Let x = [4, 2] contain fictional width and height measurements in cm. Set weights w = [2, -1]. Multiply matching positions, then add: s = (2 times 4) + (-1 times 2) = 6. The letter x names the input vector.</w:t>
-      </w:r>
-    </w:p>
-    <w:p>
-      <w:r>
-        <w:t>We call this calculation a dot product, written w dot x. The vectors must have the same number of components. Each weight belongs to one named feature. These hand-selected weights demonstrate a computation; no training has happened. The result 6 is a score, not a probability or a claim that this parcel is safe.</w:t>
+        <w:t>Investigate the supplied Dot products and weighted sums case. Separate observations, given facts and assumptions before choosing an explanation.</w:t>
+      </w:r>
+    </w:p>
+    <w:p>
+      <w:pPr>
+        <w:spacing w:line="336" w:lineRule="auto" w:after="180"/>
+      </w:pPr>
+      <w:r>
+        <w:rPr>
+          <w:b w:val="0"/>
+        </w:rPr>
+        <w:t xml:space="preserve">A small model can combine several measurements into one </w:t>
+      </w:r>
+      <w:r>
+        <w:rPr>
+          <w:b/>
+        </w:rPr>
+        <w:t>score</w:t>
+      </w:r>
+      <w:r>
+        <w:rPr>
+          <w:b w:val="0"/>
+        </w:rPr>
+        <w:t xml:space="preserve">. Let x = [4, 2] contain fictional width and height measurements in cm. Set </w:t>
+      </w:r>
+      <w:r>
+        <w:rPr>
+          <w:b/>
+        </w:rPr>
+        <w:t>weight</w:t>
+      </w:r>
+      <w:r>
+        <w:rPr>
+          <w:b w:val="0"/>
+        </w:rPr>
+        <w:t>s w = [2, -1].</w:t>
+      </w:r>
+    </w:p>
+    <w:p>
+      <w:pPr>
+        <w:spacing w:line="336" w:lineRule="auto" w:after="180"/>
+      </w:pPr>
+      <w:r>
+        <w:rPr>
+          <w:b w:val="0"/>
+        </w:rPr>
+        <w:t xml:space="preserve">Multiply matching positions, then add: s = (2 times 4) + (-1 times 2) = 6. The letter x names the </w:t>
+      </w:r>
+      <w:r>
+        <w:rPr>
+          <w:b/>
+        </w:rPr>
+        <w:t>input</w:t>
+      </w:r>
+      <w:r>
+        <w:rPr>
+          <w:b w:val="0"/>
+        </w:rPr>
+        <w:t xml:space="preserve"> vector.</w:t>
+      </w:r>
+    </w:p>
+    <w:p>
+      <w:pPr>
+        <w:spacing w:line="336" w:lineRule="auto" w:after="180"/>
+      </w:pPr>
+      <w:r>
+        <w:rPr>
+          <w:b w:val="0"/>
+        </w:rPr>
+        <w:t xml:space="preserve">We call this calculation a </w:t>
+      </w:r>
+      <w:r>
+        <w:rPr>
+          <w:b/>
+        </w:rPr>
+        <w:t>dot product</w:t>
+      </w:r>
+      <w:r>
+        <w:rPr>
+          <w:b w:val="0"/>
+        </w:rPr>
+        <w:t xml:space="preserve">, written w dot x. The vectors must have the same number of components. Each </w:t>
+      </w:r>
+      <w:r>
+        <w:rPr>
+          <w:b/>
+        </w:rPr>
+        <w:t>weight</w:t>
+      </w:r>
+      <w:r>
+        <w:rPr>
+          <w:b w:val="0"/>
+        </w:rPr>
+        <w:t xml:space="preserve"> belongs to one named feature.</w:t>
+      </w:r>
+    </w:p>
+    <w:p>
+      <w:pPr>
+        <w:spacing w:line="336" w:lineRule="auto" w:after="180"/>
+      </w:pPr>
+      <w:r>
+        <w:rPr>
+          <w:b w:val="0"/>
+        </w:rPr>
+        <w:t xml:space="preserve">These hand-selected </w:t>
+      </w:r>
+      <w:r>
+        <w:rPr>
+          <w:b/>
+        </w:rPr>
+        <w:t>weight</w:t>
+      </w:r>
+      <w:r>
+        <w:rPr>
+          <w:b w:val="0"/>
+        </w:rPr>
+        <w:t xml:space="preserve">s demonstrate a computation; no </w:t>
+      </w:r>
+      <w:r>
+        <w:rPr>
+          <w:b/>
+        </w:rPr>
+        <w:t>training</w:t>
+      </w:r>
+      <w:r>
+        <w:rPr>
+          <w:b w:val="0"/>
+        </w:rPr>
+        <w:t xml:space="preserve"> has happened. The result 6 is a </w:t>
+      </w:r>
+      <w:r>
+        <w:rPr>
+          <w:b/>
+        </w:rPr>
+        <w:t>score</w:t>
+      </w:r>
+      <w:r>
+        <w:rPr>
+          <w:b w:val="0"/>
+        </w:rPr>
+        <w:t>, not a probability or a claim that this parcel is safe.</w:t>
       </w:r>
     </w:p>
     <w:tbl>
@@ -318,8 +735,62 @@
       </w:tr>
     </w:tbl>
     <w:p>
-      <w:r>
-        <w:t>The coefficients carry score-per-cm units in this example, making both contributions compatible score units. A weighted sum needs a consistent definition of units.</w:t>
+      <w:pPr>
+        <w:spacing w:line="336" w:lineRule="auto" w:after="180"/>
+      </w:pPr>
+      <w:r>
+        <w:rPr>
+          <w:b w:val="0"/>
+        </w:rPr>
+        <w:t xml:space="preserve">The coefficients carry </w:t>
+      </w:r>
+      <w:r>
+        <w:rPr>
+          <w:b/>
+        </w:rPr>
+        <w:t>score</w:t>
+      </w:r>
+      <w:r>
+        <w:rPr>
+          <w:b w:val="0"/>
+        </w:rPr>
+        <w:t xml:space="preserve">-per-cm units in this example, making both </w:t>
+      </w:r>
+      <w:r>
+        <w:rPr>
+          <w:b/>
+        </w:rPr>
+        <w:t>contribution</w:t>
+      </w:r>
+      <w:r>
+        <w:rPr>
+          <w:b w:val="0"/>
+        </w:rPr>
+        <w:t xml:space="preserve">s compatible </w:t>
+      </w:r>
+      <w:r>
+        <w:rPr>
+          <w:b/>
+        </w:rPr>
+        <w:t>score</w:t>
+      </w:r>
+      <w:r>
+        <w:rPr>
+          <w:b w:val="0"/>
+        </w:rPr>
+        <w:t xml:space="preserve"> units. A </w:t>
+      </w:r>
+      <w:r>
+        <w:rPr>
+          <w:b/>
+        </w:rPr>
+        <w:t>weight</w:t>
+      </w:r>
+      <w:r>
+        <w:rPr>
+          <w:b w:val="0"/>
+        </w:rPr>
+        <w:t>ed sum needs a consistent definition of units.</w:t>
       </w:r>
     </w:p>
     <w:p>
@@ -355,7 +826,89 @@
     </w:p>
     <w:p>
       <w:r>
-        <w:t>Keep w = [2, -1] fixed. For A = [4, 2], the score is 6. For B = [2, 4], it is 4 - 4 = 0. For C = [3, 3], it is 6 - 3 = 3. Swapping input positions without swapping their matching weights changes the computation. A zero score can come from cancellation, even when neither input is zero.</w:t>
+        <w:t>Follow the mechanism for Dot products and weighted sums. Connect each labelled input, deciding step and result.</w:t>
+      </w:r>
+    </w:p>
+    <w:p>
+      <w:pPr>
+        <w:spacing w:line="336" w:lineRule="auto" w:after="180"/>
+      </w:pPr>
+      <w:r>
+        <w:rPr>
+          <w:b w:val="0"/>
+        </w:rPr>
+        <w:t xml:space="preserve">Keep w = [2, -1] fixed. For A = [4, 2], the </w:t>
+      </w:r>
+      <w:r>
+        <w:rPr>
+          <w:b/>
+        </w:rPr>
+        <w:t>score</w:t>
+      </w:r>
+      <w:r>
+        <w:rPr>
+          <w:b w:val="0"/>
+        </w:rPr>
+        <w:t xml:space="preserve"> is 6. For B = [2, 4], it is 4 - 4 = 0. For C = [3, 3], it is 6 - 3 = 3. Swapping </w:t>
+      </w:r>
+      <w:r>
+        <w:rPr>
+          <w:b/>
+        </w:rPr>
+        <w:t>input</w:t>
+      </w:r>
+      <w:r>
+        <w:rPr>
+          <w:b w:val="0"/>
+        </w:rPr>
+        <w:t xml:space="preserve"> positions without swapping their matching </w:t>
+      </w:r>
+      <w:r>
+        <w:rPr>
+          <w:b/>
+        </w:rPr>
+        <w:t>weight</w:t>
+      </w:r>
+      <w:r>
+        <w:rPr>
+          <w:b w:val="0"/>
+        </w:rPr>
+        <w:t>s changes the computation.</w:t>
+      </w:r>
+    </w:p>
+    <w:p>
+      <w:pPr>
+        <w:spacing w:line="336" w:lineRule="auto" w:after="180"/>
+      </w:pPr>
+      <w:r>
+        <w:rPr>
+          <w:b w:val="0"/>
+        </w:rPr>
+        <w:t xml:space="preserve">A zero </w:t>
+      </w:r>
+      <w:r>
+        <w:rPr>
+          <w:b/>
+        </w:rPr>
+        <w:t>score</w:t>
+      </w:r>
+      <w:r>
+        <w:rPr>
+          <w:b w:val="0"/>
+        </w:rPr>
+        <w:t xml:space="preserve"> can come from cancellation, even when neither </w:t>
+      </w:r>
+      <w:r>
+        <w:rPr>
+          <w:b/>
+        </w:rPr>
+        <w:t>input</w:t>
+      </w:r>
+      <w:r>
+        <w:rPr>
+          <w:b w:val="0"/>
+        </w:rPr>
+        <w:t xml:space="preserve"> is zero.</w:t>
       </w:r>
     </w:p>
     <w:p>
@@ -379,8 +932,37 @@
       </w:r>
     </w:p>
     <w:p>
-      <w:r>
-        <w:t>The length check matters: Python zip alone stops at the shorter list and could silently omit a feature. The function assumes numeric inputs already validated under the schema. First predict the three printed values on paper, then compare.</w:t>
+      <w:pPr>
+        <w:spacing w:line="336" w:lineRule="auto" w:after="180"/>
+      </w:pPr>
+      <w:r>
+        <w:rPr>
+          <w:b w:val="0"/>
+        </w:rPr>
+        <w:t xml:space="preserve">The length check matters: Python zip alone stops at the shorter list and could silently omit a feature. The function assumes numeric </w:t>
+      </w:r>
+      <w:r>
+        <w:rPr>
+          <w:b/>
+        </w:rPr>
+        <w:t>input</w:t>
+      </w:r>
+      <w:r>
+        <w:rPr>
+          <w:b w:val="0"/>
+        </w:rPr>
+        <w:t>s already validated under the schema.</w:t>
+      </w:r>
+    </w:p>
+    <w:p>
+      <w:pPr>
+        <w:spacing w:line="336" w:lineRule="auto" w:after="180"/>
+      </w:pPr>
+      <w:r>
+        <w:rPr>
+          <w:b w:val="0"/>
+        </w:rPr>
+        <w:t>First predict the three printed values on paper, then compare.</w:t>
       </w:r>
     </w:p>
     <w:p>
@@ -392,8 +974,26 @@
       </w:r>
     </w:p>
     <w:p>
-      <w:r>
-        <w:t>Point to the input, the deciding step and the result in this week’s visual. Explain the same step in ordinary words. A picture helps when you can say what each part represents.</w:t>
+      <w:pPr>
+        <w:spacing w:line="336" w:lineRule="auto" w:after="180"/>
+      </w:pPr>
+      <w:r>
+        <w:rPr>
+          <w:b w:val="0"/>
+        </w:rPr>
+        <w:t xml:space="preserve">Point to the </w:t>
+      </w:r>
+      <w:r>
+        <w:rPr>
+          <w:b/>
+        </w:rPr>
+        <w:t>input</w:t>
+      </w:r>
+      <w:r>
+        <w:rPr>
+          <w:b w:val="0"/>
+        </w:rPr>
+        <w:t>, the deciding step and the result in this week’s visual. Explain the same step in ordinary words. A picture helps when you can say what each part represents.</w:t>
       </w:r>
     </w:p>
     <w:p>
@@ -405,6 +1005,11 @@
       </w:r>
     </w:p>
     <w:p>
+      <w:r>
+        <w:t>Compare the supplied cases for Dot products and weighted sums. Identify the detail that changes the conclusion.</w:t>
+      </w:r>
+    </w:p>
+    <w:p>
       <w:pPr>
         <w:pStyle w:val="Heading3"/>
       </w:pPr>
@@ -413,8 +1018,38 @@
       </w:r>
     </w:p>
     <w:p>
-      <w:r>
-        <w:t>For w = [2, -1] and x = [2, 4], explain why score zero does not mean the input contains no information.</w:t>
+      <w:pPr>
+        <w:spacing w:line="336" w:lineRule="auto" w:after="180"/>
+      </w:pPr>
+      <w:r>
+        <w:rPr>
+          <w:b w:val="0"/>
+        </w:rPr>
+        <w:t xml:space="preserve">For w = [2, -1] and x = [2, 4], explain why </w:t>
+      </w:r>
+      <w:r>
+        <w:rPr>
+          <w:b/>
+        </w:rPr>
+        <w:t>score</w:t>
+      </w:r>
+      <w:r>
+        <w:rPr>
+          <w:b w:val="0"/>
+        </w:rPr>
+        <w:t xml:space="preserve"> zero does not mean the </w:t>
+      </w:r>
+      <w:r>
+        <w:rPr>
+          <w:b/>
+        </w:rPr>
+        <w:t>input</w:t>
+      </w:r>
+      <w:r>
+        <w:rPr>
+          <w:b w:val="0"/>
+        </w:rPr>
+        <w:t xml:space="preserve"> contains no information.</w:t>
       </w:r>
     </w:p>
     <w:p>
@@ -459,18 +1094,129 @@
       </w:r>
     </w:p>
     <w:p>
-      <w:r>
-        <w:t>Change: Increase only the right input from 5 to6.</w:t>
-      </w:r>
-    </w:p>
-    <w:p>
-      <w:r>
-        <w:t>Prediction: The score becomes6-6=0.</w:t>
-      </w:r>
-    </w:p>
-    <w:p>
-      <w:r>
-        <w:t>Reason: The right weight is-1, so adding1 to that input lowers the score by1.</w:t>
+      <w:pPr>
+        <w:pStyle w:val="Heading3"/>
+      </w:pPr>
+      <w:r>
+        <w:t>Change one thing</w:t>
+      </w:r>
+    </w:p>
+    <w:p>
+      <w:pPr>
+        <w:spacing w:line="336" w:lineRule="auto" w:after="180"/>
+        <w:shd w:fill="F5F1FB"/>
+      </w:pPr>
+      <w:r>
+        <w:rPr>
+          <w:b w:val="0"/>
+        </w:rPr>
+        <w:t xml:space="preserve">Change: Increase only the right </w:t>
+      </w:r>
+      <w:r>
+        <w:rPr>
+          <w:b/>
+        </w:rPr>
+        <w:t>input</w:t>
+      </w:r>
+      <w:r>
+        <w:rPr>
+          <w:b w:val="0"/>
+        </w:rPr>
+        <w:t xml:space="preserve"> from 5 to6.</w:t>
+      </w:r>
+    </w:p>
+    <w:p>
+      <w:pPr>
+        <w:pStyle w:val="Heading3"/>
+      </w:pPr>
+      <w:r>
+        <w:t>Predicted result</w:t>
+      </w:r>
+    </w:p>
+    <w:p>
+      <w:pPr>
+        <w:spacing w:line="336" w:lineRule="auto" w:after="180"/>
+        <w:shd w:fill="F1F6FC"/>
+      </w:pPr>
+      <w:r>
+        <w:rPr>
+          <w:b/>
+        </w:rPr>
+        <w:t>Prediction</w:t>
+      </w:r>
+      <w:r>
+        <w:rPr>
+          <w:b w:val="0"/>
+        </w:rPr>
+        <w:t xml:space="preserve">: The </w:t>
+      </w:r>
+      <w:r>
+        <w:rPr>
+          <w:b/>
+        </w:rPr>
+        <w:t>score</w:t>
+      </w:r>
+      <w:r>
+        <w:rPr>
+          <w:b w:val="0"/>
+        </w:rPr>
+        <w:t xml:space="preserve"> becomes6-6=0.</w:t>
+      </w:r>
+    </w:p>
+    <w:p>
+      <w:pPr>
+        <w:pStyle w:val="Heading3"/>
+      </w:pPr>
+      <w:r>
+        <w:t>Why the result follows</w:t>
+      </w:r>
+    </w:p>
+    <w:p>
+      <w:pPr>
+        <w:spacing w:line="336" w:lineRule="auto" w:after="180"/>
+        <w:shd w:fill="F1F6FC"/>
+      </w:pPr>
+      <w:r>
+        <w:rPr>
+          <w:b w:val="0"/>
+        </w:rPr>
+        <w:t xml:space="preserve">Reason: The right </w:t>
+      </w:r>
+      <w:r>
+        <w:rPr>
+          <w:b/>
+        </w:rPr>
+        <w:t>weight</w:t>
+      </w:r>
+      <w:r>
+        <w:rPr>
+          <w:b w:val="0"/>
+        </w:rPr>
+        <w:t xml:space="preserve"> is-1, so adding1 to that </w:t>
+      </w:r>
+      <w:r>
+        <w:rPr>
+          <w:b/>
+        </w:rPr>
+        <w:t>input</w:t>
+      </w:r>
+      <w:r>
+        <w:rPr>
+          <w:b w:val="0"/>
+        </w:rPr>
+        <w:t xml:space="preserve"> lowers the </w:t>
+      </w:r>
+      <w:r>
+        <w:rPr>
+          <w:b/>
+        </w:rPr>
+        <w:t>score</w:t>
+      </w:r>
+      <w:r>
+        <w:rPr>
+          <w:b w:val="0"/>
+        </w:rPr>
+        <w:t xml:space="preserve"> by1.</w:t>
       </w:r>
     </w:p>
     <w:p>
@@ -479,6 +1225,11 @@
       </w:pPr>
       <w:r>
         <w:t>05. Words that unlock the idea</w:t>
+      </w:r>
+    </w:p>
+    <w:p>
+      <w:r>
+        <w:t>Use the vocabulary of Dot products and weighted sums to explain a concrete decision, rather than only memorising definitions.</w:t>
       </w:r>
     </w:p>
     <w:tbl>
@@ -634,6 +1385,11 @@
       </w:pPr>
       <w:r>
         <w:t>06. Follow a worked example</w:t>
+      </w:r>
+    </w:p>
+    <w:p>
+      <w:r>
+        <w:t>Follow the worked trace for Dot products and weighted sums, predict a step, then compare with its explanation.</w:t>
       </w:r>
     </w:p>
     <w:p>
@@ -829,7 +1585,13 @@
       </w:r>
     </w:p>
     <w:p>
-      <w:r>
+      <w:pPr>
+        <w:spacing w:line="336" w:lineRule="auto" w:after="180"/>
+      </w:pPr>
+      <w:r>
+        <w:rPr>
+          <w:b w:val="0"/>
+        </w:rPr>
         <w:t>Cover the result before checking it. Say what is given, choose the procedure, and follow one step at a time. Then uncover the result and explain your first mismatch. Ask why a step is allowed, not only what number it produces.</w:t>
       </w:r>
     </w:p>
@@ -842,8 +1604,62 @@
       </w:r>
     </w:p>
     <w:p>
-      <w:r>
-        <w:t>Draw each input’s contribution to a toy weighted brightness score.</w:t>
+      <w:pPr>
+        <w:spacing w:line="336" w:lineRule="auto" w:after="180"/>
+      </w:pPr>
+      <w:r>
+        <w:rPr>
+          <w:b w:val="0"/>
+        </w:rPr>
+        <w:t xml:space="preserve">Draw each </w:t>
+      </w:r>
+      <w:r>
+        <w:rPr>
+          <w:b/>
+        </w:rPr>
+        <w:t>input</w:t>
+      </w:r>
+      <w:r>
+        <w:rPr>
+          <w:b w:val="0"/>
+        </w:rPr>
+        <w:t xml:space="preserve">’s </w:t>
+      </w:r>
+      <w:r>
+        <w:rPr>
+          <w:b/>
+        </w:rPr>
+        <w:t>contribution</w:t>
+      </w:r>
+      <w:r>
+        <w:rPr>
+          <w:b w:val="0"/>
+        </w:rPr>
+        <w:t xml:space="preserve"> to a toy </w:t>
+      </w:r>
+      <w:r>
+        <w:rPr>
+          <w:b/>
+        </w:rPr>
+        <w:t>weight</w:t>
+      </w:r>
+      <w:r>
+        <w:rPr>
+          <w:b w:val="0"/>
+        </w:rPr>
+        <w:t xml:space="preserve">ed brightness </w:t>
+      </w:r>
+      <w:r>
+        <w:rPr>
+          <w:b/>
+        </w:rPr>
+        <w:t>score</w:t>
+      </w:r>
+      <w:r>
+        <w:rPr>
+          <w:b w:val="0"/>
+        </w:rPr>
+        <w:t>.</w:t>
       </w:r>
     </w:p>
     <w:p>
@@ -855,13 +1671,85 @@
       </w:r>
     </w:p>
     <w:p>
-      <w:r>
-        <w:t>Inputs [2, 5]; weights [3,-1]; no bias. Score is 2×3+5×(-1).</w:t>
-      </w:r>
-    </w:p>
-    <w:p>
-      <w:r>
-        <w:t>All inputs and outcomes in this worked example are invented classroom data; no real model run is claimed.</w:t>
+      <w:pPr>
+        <w:pStyle w:val="Heading3"/>
+      </w:pPr>
+      <w:r>
+        <w:t>Supplied facts</w:t>
+      </w:r>
+    </w:p>
+    <w:p>
+      <w:pPr>
+        <w:spacing w:line="336" w:lineRule="auto" w:after="180"/>
+        <w:shd w:fill="F1F6FC"/>
+      </w:pPr>
+      <w:r>
+        <w:rPr>
+          <w:b/>
+        </w:rPr>
+        <w:t>Input</w:t>
+      </w:r>
+      <w:r>
+        <w:rPr>
+          <w:b w:val="0"/>
+        </w:rPr>
+        <w:t xml:space="preserve">s [2, 5]; </w:t>
+      </w:r>
+      <w:r>
+        <w:rPr>
+          <w:b/>
+        </w:rPr>
+        <w:t>weight</w:t>
+      </w:r>
+      <w:r>
+        <w:rPr>
+          <w:b w:val="0"/>
+        </w:rPr>
+        <w:t xml:space="preserve">s [3,-1]; no bias. </w:t>
+      </w:r>
+      <w:r>
+        <w:rPr>
+          <w:b/>
+        </w:rPr>
+        <w:t>Score</w:t>
+      </w:r>
+      <w:r>
+        <w:rPr>
+          <w:b w:val="0"/>
+        </w:rPr>
+        <w:t xml:space="preserve"> is 2×3+5×(-1).</w:t>
+      </w:r>
+    </w:p>
+    <w:p>
+      <w:pPr>
+        <w:pStyle w:val="Heading3"/>
+      </w:pPr>
+      <w:r>
+        <w:t>Supplied facts</w:t>
+      </w:r>
+    </w:p>
+    <w:p>
+      <w:pPr>
+        <w:spacing w:line="336" w:lineRule="auto" w:after="180"/>
+        <w:shd w:fill="F1F6FC"/>
+      </w:pPr>
+      <w:r>
+        <w:rPr>
+          <w:b w:val="0"/>
+        </w:rPr>
+        <w:t xml:space="preserve">All </w:t>
+      </w:r>
+      <w:r>
+        <w:rPr>
+          <w:b/>
+        </w:rPr>
+        <w:t>input</w:t>
+      </w:r>
+      <w:r>
+        <w:rPr>
+          <w:b w:val="0"/>
+        </w:rPr>
+        <w:t>s and outcomes in this worked example are invented classroom data; no real model run is claimed.</w:t>
       </w:r>
     </w:p>
     <w:p>
@@ -1060,31 +1948,235 @@
       </w:r>
     </w:p>
     <w:p>
-      <w:r>
-        <w:t>A weight controls how strongly an input contributes to the score. The left connection adds three times its measurement; the negative right connection subtracts its measurement. Calculate each contribution before adding them. This dot product is a signed score; it becomes a probability only if a separate, justified transformation and interpretation are supplied.</w:t>
-      </w:r>
-    </w:p>
-    <w:p>
       <w:pPr>
         <w:pStyle w:val="Heading3"/>
       </w:pPr>
       <w:r>
+        <w:t>Why the result follows</w:t>
+      </w:r>
+    </w:p>
+    <w:p>
+      <w:pPr>
+        <w:spacing w:line="336" w:lineRule="auto" w:after="180"/>
+        <w:shd w:fill="F1F6FC"/>
+      </w:pPr>
+      <w:r>
+        <w:rPr>
+          <w:b w:val="0"/>
+        </w:rPr>
+        <w:t xml:space="preserve">A </w:t>
+      </w:r>
+      <w:r>
+        <w:rPr>
+          <w:b/>
+        </w:rPr>
+        <w:t>weight</w:t>
+      </w:r>
+      <w:r>
+        <w:rPr>
+          <w:b w:val="0"/>
+        </w:rPr>
+        <w:t xml:space="preserve"> controls how strongly an </w:t>
+      </w:r>
+      <w:r>
+        <w:rPr>
+          <w:b/>
+        </w:rPr>
+        <w:t>input</w:t>
+      </w:r>
+      <w:r>
+        <w:rPr>
+          <w:b w:val="0"/>
+        </w:rPr>
+        <w:t xml:space="preserve"> contributes to the </w:t>
+      </w:r>
+      <w:r>
+        <w:rPr>
+          <w:b/>
+        </w:rPr>
+        <w:t>score</w:t>
+      </w:r>
+      <w:r>
+        <w:rPr>
+          <w:b w:val="0"/>
+        </w:rPr>
+        <w:t xml:space="preserve">. The left connection adds three times its measurement; the negative right connection subtracts its measurement. Calculate each </w:t>
+      </w:r>
+      <w:r>
+        <w:rPr>
+          <w:b/>
+        </w:rPr>
+        <w:t>contribution</w:t>
+      </w:r>
+      <w:r>
+        <w:rPr>
+          <w:b w:val="0"/>
+        </w:rPr>
+        <w:t xml:space="preserve"> before adding them.</w:t>
+      </w:r>
+    </w:p>
+    <w:p>
+      <w:pPr>
+        <w:spacing w:line="336" w:lineRule="auto" w:after="180"/>
+        <w:shd w:fill="F1F6FC"/>
+      </w:pPr>
+      <w:r>
+        <w:rPr>
+          <w:b w:val="0"/>
+        </w:rPr>
+        <w:t xml:space="preserve">This </w:t>
+      </w:r>
+      <w:r>
+        <w:rPr>
+          <w:b/>
+        </w:rPr>
+        <w:t>dot product</w:t>
+      </w:r>
+      <w:r>
+        <w:rPr>
+          <w:b w:val="0"/>
+        </w:rPr>
+        <w:t xml:space="preserve"> is a signed </w:t>
+      </w:r>
+      <w:r>
+        <w:rPr>
+          <w:b/>
+        </w:rPr>
+        <w:t>score</w:t>
+      </w:r>
+      <w:r>
+        <w:rPr>
+          <w:b w:val="0"/>
+        </w:rPr>
+        <w:t>; it becomes a probability only if a separate, justified transformation and interpretation are supplied.</w:t>
+      </w:r>
+    </w:p>
+    <w:p>
+      <w:pPr>
+        <w:pStyle w:val="Heading3"/>
+      </w:pPr>
+      <w:r>
         <w:t>What this example does not establish</w:t>
       </w:r>
     </w:p>
     <w:p>
-      <w:r>
-        <w:t>These declared weights are hand-chosen toy parameters; no network training or calibrated probability is claimed.</w:t>
-      </w:r>
-    </w:p>
-    <w:p>
-      <w:r>
-        <w:t>Read the labelled picture: Which connection explains why more right brightness lowers this score? Point to the relevant step in the picture, then write the changed result and the rule or evidence that supports it.</w:t>
-      </w:r>
-    </w:p>
-    <w:p>
-      <w:r>
-        <w:t>Change one thing: Increase only the right input from 5 to6. Predict the result before checking the explanation. What remains the same?</w:t>
+      <w:pPr>
+        <w:pStyle w:val="Heading3"/>
+      </w:pPr>
+      <w:r>
+        <w:t>Keep the stated limit</w:t>
+      </w:r>
+    </w:p>
+    <w:p>
+      <w:pPr>
+        <w:spacing w:line="336" w:lineRule="auto" w:after="180"/>
+        <w:shd w:fill="FFF5E6"/>
+      </w:pPr>
+      <w:r>
+        <w:rPr>
+          <w:b w:val="0"/>
+        </w:rPr>
+        <w:t xml:space="preserve">These declared </w:t>
+      </w:r>
+      <w:r>
+        <w:rPr>
+          <w:b/>
+        </w:rPr>
+        <w:t>weight</w:t>
+      </w:r>
+      <w:r>
+        <w:rPr>
+          <w:b w:val="0"/>
+        </w:rPr>
+        <w:t xml:space="preserve">s are hand-chosen toy parameters; no network </w:t>
+      </w:r>
+      <w:r>
+        <w:rPr>
+          <w:b/>
+        </w:rPr>
+        <w:t>training</w:t>
+      </w:r>
+      <w:r>
+        <w:rPr>
+          <w:b w:val="0"/>
+        </w:rPr>
+        <w:t xml:space="preserve"> or calibrated probability is claimed.</w:t>
+      </w:r>
+    </w:p>
+    <w:p>
+      <w:pPr>
+        <w:pStyle w:val="Heading3"/>
+      </w:pPr>
+      <w:r>
+        <w:t>Keep the stated limit</w:t>
+      </w:r>
+    </w:p>
+    <w:p>
+      <w:pPr>
+        <w:spacing w:line="336" w:lineRule="auto" w:after="180"/>
+        <w:shd w:fill="FFF5E6"/>
+      </w:pPr>
+      <w:r>
+        <w:rPr>
+          <w:b w:val="0"/>
+        </w:rPr>
+        <w:t xml:space="preserve">Read the labelled picture: Which connection explains why more right brightness lowers this </w:t>
+      </w:r>
+      <w:r>
+        <w:rPr>
+          <w:b/>
+        </w:rPr>
+        <w:t>score</w:t>
+      </w:r>
+      <w:r>
+        <w:rPr>
+          <w:b w:val="0"/>
+        </w:rPr>
+        <w:t xml:space="preserve">? Point to the relevant step in the picture, then write the changed result and the rule or </w:t>
+      </w:r>
+      <w:r>
+        <w:rPr>
+          <w:b/>
+        </w:rPr>
+        <w:t>evidence</w:t>
+      </w:r>
+      <w:r>
+        <w:rPr>
+          <w:b w:val="0"/>
+        </w:rPr>
+        <w:t xml:space="preserve"> that supports it.</w:t>
+      </w:r>
+    </w:p>
+    <w:p>
+      <w:pPr>
+        <w:pStyle w:val="Heading3"/>
+      </w:pPr>
+      <w:r>
+        <w:t>Keep the stated limit</w:t>
+      </w:r>
+    </w:p>
+    <w:p>
+      <w:pPr>
+        <w:spacing w:line="336" w:lineRule="auto" w:after="180"/>
+        <w:shd w:fill="FFF5E6"/>
+      </w:pPr>
+      <w:r>
+        <w:rPr>
+          <w:b w:val="0"/>
+        </w:rPr>
+        <w:t xml:space="preserve">Change one thing: Increase only the right </w:t>
+      </w:r>
+      <w:r>
+        <w:rPr>
+          <w:b/>
+        </w:rPr>
+        <w:t>input</w:t>
+      </w:r>
+      <w:r>
+        <w:rPr>
+          <w:b w:val="0"/>
+        </w:rPr>
+        <w:t xml:space="preserve"> from 5 to6. Predict the result before checking the explanation. What remains the same?</w:t>
       </w:r>
     </w:p>
     <w:p>
@@ -1097,12 +2189,77 @@
     </w:p>
     <w:p>
       <w:r>
-        <w:t>Holding other inputs fixed, raising width by 1 cm raises this score by 2; raising height by 1 cm lowers it by 1. A negative weight reverses the direction of that feature contribution. It does not label the feature as bad, and its sign alone does not explain cause in the world.</w:t>
-      </w:r>
-    </w:p>
-    <w:p>
-      <w:r>
-        <w:t>Unit changes affect coefficients. If height is written in mm instead of cm while width remains in cm, use height weight -0.1 instead of -1 to preserve the same scores. For [4 cm, 20 mm], 2 times 4 plus -0.1 times 20 still gives 6. Raw coefficient magnitudes cannot establish feature importance when units differ.</w:t>
+        <w:t>Find the unsupported step in the Dot products and weighted sums claim and explain a repair using the supplied evidence.</w:t>
+      </w:r>
+    </w:p>
+    <w:p>
+      <w:pPr>
+        <w:spacing w:line="336" w:lineRule="auto" w:after="180"/>
+      </w:pPr>
+      <w:r>
+        <w:rPr>
+          <w:b w:val="0"/>
+        </w:rPr>
+        <w:t xml:space="preserve">Holding other </w:t>
+      </w:r>
+      <w:r>
+        <w:rPr>
+          <w:b/>
+        </w:rPr>
+        <w:t>input</w:t>
+      </w:r>
+      <w:r>
+        <w:rPr>
+          <w:b w:val="0"/>
+        </w:rPr>
+        <w:t xml:space="preserve">s fixed, raising width by 1 cm raises this </w:t>
+      </w:r>
+      <w:r>
+        <w:rPr>
+          <w:b/>
+        </w:rPr>
+        <w:t>score</w:t>
+      </w:r>
+      <w:r>
+        <w:rPr>
+          <w:b w:val="0"/>
+        </w:rPr>
+        <w:t xml:space="preserve"> by 2; raising height by 1 cm lowers it by 1. A negative </w:t>
+      </w:r>
+      <w:r>
+        <w:rPr>
+          <w:b/>
+        </w:rPr>
+        <w:t>weight</w:t>
+      </w:r>
+      <w:r>
+        <w:rPr>
+          <w:b w:val="0"/>
+        </w:rPr>
+        <w:t xml:space="preserve"> reverses the direction of that feature </w:t>
+      </w:r>
+      <w:r>
+        <w:rPr>
+          <w:b/>
+        </w:rPr>
+        <w:t>contribution</w:t>
+      </w:r>
+      <w:r>
+        <w:rPr>
+          <w:b w:val="0"/>
+        </w:rPr>
+        <w:t>.</w:t>
+      </w:r>
+    </w:p>
+    <w:p>
+      <w:pPr>
+        <w:spacing w:line="336" w:lineRule="auto" w:after="180"/>
+      </w:pPr>
+      <w:r>
+        <w:rPr>
+          <w:b w:val="0"/>
+        </w:rPr>
+        <w:t>It does not label the feature as bad, and its sign alone does not explain cause in the world.</w:t>
       </w:r>
     </w:p>
     <w:p>
@@ -1110,12 +2267,98 @@
         <w:pStyle w:val="Heading3"/>
       </w:pPr>
       <w:r>
+        <w:t>Check the claim against the facts</w:t>
+      </w:r>
+    </w:p>
+    <w:p>
+      <w:pPr>
+        <w:spacing w:line="336" w:lineRule="auto" w:after="180"/>
+        <w:shd w:fill="FFF5E6"/>
+      </w:pPr>
+      <w:r>
+        <w:rPr>
+          <w:b w:val="0"/>
+        </w:rPr>
+        <w:t xml:space="preserve">Unit changes affect coefficients. If height is written in mm instead of cm while width remains in cm, use height </w:t>
+      </w:r>
+      <w:r>
+        <w:rPr>
+          <w:b/>
+        </w:rPr>
+        <w:t>weight</w:t>
+      </w:r>
+      <w:r>
+        <w:rPr>
+          <w:b w:val="0"/>
+        </w:rPr>
+        <w:t xml:space="preserve"> -0.1 instead of -1 to preserve the same </w:t>
+      </w:r>
+      <w:r>
+        <w:rPr>
+          <w:b/>
+        </w:rPr>
+        <w:t>score</w:t>
+      </w:r>
+      <w:r>
+        <w:rPr>
+          <w:b w:val="0"/>
+        </w:rPr>
+        <w:t>s.</w:t>
+      </w:r>
+    </w:p>
+    <w:p>
+      <w:pPr>
+        <w:spacing w:line="336" w:lineRule="auto" w:after="180"/>
+        <w:shd w:fill="FFF5E6"/>
+      </w:pPr>
+      <w:r>
+        <w:rPr>
+          <w:b w:val="0"/>
+        </w:rPr>
+        <w:t>For [4 cm, 20 mm], 2 times 4 plus -0.1 times 20 still gives 6. Raw coefficient magnitudes cannot establish feature importance when units differ.</w:t>
+      </w:r>
+    </w:p>
+    <w:p>
+      <w:pPr>
+        <w:pStyle w:val="Heading3"/>
+      </w:pPr>
+      <w:r>
         <w:t>Locate the earliest unsupported step</w:t>
       </w:r>
     </w:p>
     <w:p>
-      <w:r>
-        <w:t>Width stays in cm and height changes to mm. For the worked parcel [4 cm, 20 mm], give the revised weights and score.</w:t>
+      <w:pPr>
+        <w:spacing w:line="336" w:lineRule="auto" w:after="180"/>
+      </w:pPr>
+      <w:r>
+        <w:rPr>
+          <w:b w:val="0"/>
+        </w:rPr>
+        <w:t xml:space="preserve">Width stays in cm and height changes to mm. For the worked parcel [4 cm, 20 mm], give the revised </w:t>
+      </w:r>
+      <w:r>
+        <w:rPr>
+          <w:b/>
+        </w:rPr>
+        <w:t>weight</w:t>
+      </w:r>
+      <w:r>
+        <w:rPr>
+          <w:b w:val="0"/>
+        </w:rPr>
+        <w:t xml:space="preserve">s and </w:t>
+      </w:r>
+      <w:r>
+        <w:rPr>
+          <w:b/>
+        </w:rPr>
+        <w:t>score</w:t>
+      </w:r>
+      <w:r>
+        <w:rPr>
+          <w:b w:val="0"/>
+        </w:rPr>
+        <w:t>.</w:t>
       </w:r>
     </w:p>
     <w:p>
@@ -1166,7 +2409,30 @@
     </w:p>
     <w:p>
       <w:r>
-        <w:t>For w = [2, -1] and x = [3, 5], write both contributions and their sum.</w:t>
+        <w:t>Practise Dot products and weighted sums with support, then explain the deciding step in your own words.</w:t>
+      </w:r>
+    </w:p>
+    <w:p>
+      <w:pPr>
+        <w:spacing w:line="336" w:lineRule="auto" w:after="180"/>
+      </w:pPr>
+      <w:r>
+        <w:rPr>
+          <w:b w:val="0"/>
+        </w:rPr>
+        <w:t xml:space="preserve">For w = [2, -1] and x = [3, 5], write both </w:t>
+      </w:r>
+      <w:r>
+        <w:rPr>
+          <w:b/>
+        </w:rPr>
+        <w:t>contribution</w:t>
+      </w:r>
+      <w:r>
+        <w:rPr>
+          <w:b w:val="0"/>
+        </w:rPr>
+        <w:t>s and their sum.</w:t>
       </w:r>
     </w:p>
     <w:p>
@@ -1234,8 +2500,50 @@
       </w:r>
     </w:p>
     <w:p>
-      <w:r>
-        <w:t>Use workbook W2 for the connected example “Dot products and weighted sums”. First fill the input and rule boxes. Try the middle steps before asking for a hint. After a hint, try the next step yourself.</w:t>
+      <w:pPr>
+        <w:spacing w:line="336" w:lineRule="auto" w:after="180"/>
+      </w:pPr>
+      <w:r>
+        <w:rPr>
+          <w:b w:val="0"/>
+        </w:rPr>
+        <w:t>Use workbook W2 for the connected example “</w:t>
+      </w:r>
+      <w:r>
+        <w:rPr>
+          <w:b/>
+        </w:rPr>
+        <w:t>Dot product</w:t>
+      </w:r>
+      <w:r>
+        <w:rPr>
+          <w:b w:val="0"/>
+        </w:rPr>
+        <w:t xml:space="preserve">s and </w:t>
+      </w:r>
+      <w:r>
+        <w:rPr>
+          <w:b/>
+        </w:rPr>
+        <w:t>weight</w:t>
+      </w:r>
+      <w:r>
+        <w:rPr>
+          <w:b w:val="0"/>
+        </w:rPr>
+        <w:t xml:space="preserve">ed sums”. First fill the </w:t>
+      </w:r>
+      <w:r>
+        <w:rPr>
+          <w:b/>
+        </w:rPr>
+        <w:t>input</w:t>
+      </w:r>
+      <w:r>
+        <w:rPr>
+          <w:b w:val="0"/>
+        </w:rPr>
+        <w:t xml:space="preserve"> and rule boxes. Try the middle steps before asking for a hint. After a hint, try the next step yourself.</w:t>
       </w:r>
     </w:p>
     <w:tbl>
@@ -1318,7 +2626,13 @@
       </w:tr>
     </w:tbl>
     <w:p>
-      <w:r>
+      <w:pPr>
+        <w:spacing w:line="336" w:lineRule="auto" w:after="180"/>
+      </w:pPr>
+      <w:r>
+        <w:rPr>
+          <w:b w:val="0"/>
+        </w:rPr>
         <w:t>Explain your trace to a partner. Your partner points to one step to check. Swap roles on the next case. Each person writes their own explanation.</w:t>
       </w:r>
     </w:p>
@@ -1331,12 +2645,59 @@
       </w:r>
     </w:p>
     <w:p>
-      <w:r>
-        <w:t>Use the worked case for Dot products and weighted sums. Proposed explanation: “Multiply the sums instead”. Decide whether this explanation is supported. Point to the step or supplied fact that decides; explain your repair if needed.</w:t>
-      </w:r>
-    </w:p>
-    <w:p>
-      <w:r>
+      <w:pPr>
+        <w:spacing w:line="336" w:lineRule="auto" w:after="180"/>
+      </w:pPr>
+      <w:r>
+        <w:rPr>
+          <w:b w:val="0"/>
+        </w:rPr>
+        <w:t xml:space="preserve">Use the worked case for </w:t>
+      </w:r>
+      <w:r>
+        <w:rPr>
+          <w:b/>
+        </w:rPr>
+        <w:t>Dot product</w:t>
+      </w:r>
+      <w:r>
+        <w:rPr>
+          <w:b w:val="0"/>
+        </w:rPr>
+        <w:t xml:space="preserve">s and </w:t>
+      </w:r>
+      <w:r>
+        <w:rPr>
+          <w:b/>
+        </w:rPr>
+        <w:t>weight</w:t>
+      </w:r>
+      <w:r>
+        <w:rPr>
+          <w:b w:val="0"/>
+        </w:rPr>
+        <w:t>ed sums. Proposed explanation: “Multiply the sums instead”. Decide whether this explanation is supported.</w:t>
+      </w:r>
+    </w:p>
+    <w:p>
+      <w:pPr>
+        <w:spacing w:line="336" w:lineRule="auto" w:after="180"/>
+      </w:pPr>
+      <w:r>
+        <w:rPr>
+          <w:b w:val="0"/>
+        </w:rPr>
+        <w:t>Point to the step or supplied fact that decides; explain your repair if needed.</w:t>
+      </w:r>
+    </w:p>
+    <w:p>
+      <w:pPr>
+        <w:spacing w:line="336" w:lineRule="auto" w:after="180"/>
+      </w:pPr>
+      <w:r>
+        <w:rPr>
+          <w:b w:val="0"/>
+        </w:rPr>
         <w:t>Answer on your own before discussion. If you are unsure, say which step you need help with.</w:t>
       </w:r>
     </w:p>
@@ -1349,8 +2710,38 @@
       </w:r>
     </w:p>
     <w:p>
-      <w:r>
-        <w:t>Which connection explains why more right brightness lowers this score? Point to the relevant step in the picture, then write the changed result and the rule or evidence that supports it.</w:t>
+      <w:pPr>
+        <w:spacing w:line="336" w:lineRule="auto" w:after="180"/>
+      </w:pPr>
+      <w:r>
+        <w:rPr>
+          <w:b w:val="0"/>
+        </w:rPr>
+        <w:t xml:space="preserve">Which connection explains why more right brightness lowers this </w:t>
+      </w:r>
+      <w:r>
+        <w:rPr>
+          <w:b/>
+        </w:rPr>
+        <w:t>score</w:t>
+      </w:r>
+      <w:r>
+        <w:rPr>
+          <w:b w:val="0"/>
+        </w:rPr>
+        <w:t xml:space="preserve">? Point to the relevant step in the picture, then write the changed result and the rule or </w:t>
+      </w:r>
+      <w:r>
+        <w:rPr>
+          <w:b/>
+        </w:rPr>
+        <w:t>evidence</w:t>
+      </w:r>
+      <w:r>
+        <w:rPr>
+          <w:b w:val="0"/>
+        </w:rPr>
+        <w:t xml:space="preserve"> that supports it.</w:t>
       </w:r>
     </w:p>
     <w:p>
@@ -1382,7 +2773,13 @@
       </w:r>
     </w:p>
     <w:p>
-      <w:r>
+      <w:pPr>
+        <w:spacing w:line="336" w:lineRule="auto" w:after="180"/>
+      </w:pPr>
+      <w:r>
+        <w:rPr>
+          <w:b w:val="0"/>
+        </w:rPr>
         <w:t>This is supported practice. Keep the separately named independent case for an attempt before feedback.</w:t>
       </w:r>
     </w:p>
@@ -1395,6 +2792,11 @@
       </w:r>
     </w:p>
     <w:p>
+      <w:r>
+        <w:t>Investigate Dot products and weighted sums. Record the prediction, actual observation or labelled paper trace, explanation and next test separately.</w:t>
+      </w:r>
+    </w:p>
+    <w:p>
       <w:pPr>
         <w:pStyle w:val="Heading3"/>
       </w:pPr>
@@ -1403,8 +2805,38 @@
       </w:r>
     </w:p>
     <w:p>
-      <w:r>
-        <w:t>For w = [2, -1] and x = [2, 4], explain why score zero does not mean the input contains no information.</w:t>
+      <w:pPr>
+        <w:spacing w:line="336" w:lineRule="auto" w:after="180"/>
+      </w:pPr>
+      <w:r>
+        <w:rPr>
+          <w:b w:val="0"/>
+        </w:rPr>
+        <w:t xml:space="preserve">For w = [2, -1] and x = [2, 4], explain why </w:t>
+      </w:r>
+      <w:r>
+        <w:rPr>
+          <w:b/>
+        </w:rPr>
+        <w:t>score</w:t>
+      </w:r>
+      <w:r>
+        <w:rPr>
+          <w:b w:val="0"/>
+        </w:rPr>
+        <w:t xml:space="preserve"> zero does not mean the </w:t>
+      </w:r>
+      <w:r>
+        <w:rPr>
+          <w:b/>
+        </w:rPr>
+        <w:t>input</w:t>
+      </w:r>
+      <w:r>
+        <w:rPr>
+          <w:b w:val="0"/>
+        </w:rPr>
+        <w:t xml:space="preserve"> contains no information.</w:t>
       </w:r>
     </w:p>
     <w:p>
@@ -1564,7 +2996,13 @@
       </w:tr>
     </w:tbl>
     <w:p>
-      <w:r>
+      <w:pPr>
+        <w:spacing w:line="336" w:lineRule="auto" w:after="180"/>
+      </w:pPr>
+      <w:r>
+        <w:rPr>
+          <w:b w:val="0"/>
+        </w:rPr>
         <w:t>On paper, trace the supplied procedure. If code is provided, predict before running it in a local practice file. Never write an expected answer as though it were an observed run.</w:t>
       </w:r>
     </w:p>
@@ -1577,7 +3015,13 @@
       </w:r>
     </w:p>
     <w:p>
-      <w:r>
+      <w:pPr>
+        <w:spacing w:line="336" w:lineRule="auto" w:after="180"/>
+      </w:pPr>
+      <w:r>
+        <w:rPr>
+          <w:b w:val="0"/>
+        </w:rPr>
         <w:t>Before trying: what do I expect, and why? While trying: which step could first go wrong? Afterwards: what did I actually observe, and what should change? Keep “not run” if you only traced the procedure.</w:t>
       </w:r>
     </w:p>
@@ -1590,6 +3034,11 @@
       </w:r>
     </w:p>
     <w:p>
+      <w:r>
+        <w:t>Move from recall to tracing, diagnosis and transfer in Dot products and weighted sums. Explain why each step is justified.</w:t>
+      </w:r>
+    </w:p>
+    <w:p>
       <w:pPr>
         <w:pStyle w:val="Heading3"/>
       </w:pPr>
@@ -1598,18 +3047,97 @@
       </w:r>
     </w:p>
     <w:p>
-      <w:r>
-        <w:t>For w = [2, -1] and x = [3, 5], write both contributions and their sum.</w:t>
-      </w:r>
-    </w:p>
-    <w:p>
-      <w:r>
-        <w:t>Width stays in cm and height changes to mm. For the worked parcel [4 cm, 20 mm], give the revised weights and score.</w:t>
-      </w:r>
-    </w:p>
-    <w:p>
-      <w:r>
-        <w:t>Verify that [4, 2] and [5, 4] both score 6 with w = [2, -1]. Can a later step receiving only this score distinguish those two records?</w:t>
+      <w:pPr>
+        <w:spacing w:line="336" w:lineRule="auto" w:after="180"/>
+      </w:pPr>
+      <w:r>
+        <w:rPr>
+          <w:b w:val="0"/>
+        </w:rPr>
+        <w:t xml:space="preserve">For w = [2, -1] and x = [3, 5], write both </w:t>
+      </w:r>
+      <w:r>
+        <w:rPr>
+          <w:b/>
+        </w:rPr>
+        <w:t>contribution</w:t>
+      </w:r>
+      <w:r>
+        <w:rPr>
+          <w:b w:val="0"/>
+        </w:rPr>
+        <w:t>s and their sum.</w:t>
+      </w:r>
+    </w:p>
+    <w:p>
+      <w:pPr>
+        <w:spacing w:line="336" w:lineRule="auto" w:after="180"/>
+      </w:pPr>
+      <w:r>
+        <w:rPr>
+          <w:b w:val="0"/>
+        </w:rPr>
+        <w:t xml:space="preserve">Width stays in cm and height changes to mm. For the worked parcel [4 cm, 20 mm], give the revised </w:t>
+      </w:r>
+      <w:r>
+        <w:rPr>
+          <w:b/>
+        </w:rPr>
+        <w:t>weight</w:t>
+      </w:r>
+      <w:r>
+        <w:rPr>
+          <w:b w:val="0"/>
+        </w:rPr>
+        <w:t xml:space="preserve">s and </w:t>
+      </w:r>
+      <w:r>
+        <w:rPr>
+          <w:b/>
+        </w:rPr>
+        <w:t>score</w:t>
+      </w:r>
+      <w:r>
+        <w:rPr>
+          <w:b w:val="0"/>
+        </w:rPr>
+        <w:t>.</w:t>
+      </w:r>
+    </w:p>
+    <w:p>
+      <w:pPr>
+        <w:spacing w:line="336" w:lineRule="auto" w:after="180"/>
+        <w:shd w:fill="F5F1FB"/>
+      </w:pPr>
+      <w:r>
+        <w:rPr>
+          <w:b w:val="0"/>
+        </w:rPr>
+        <w:t xml:space="preserve">Verify that [4, 2] and [5, 4] both </w:t>
+      </w:r>
+      <w:r>
+        <w:rPr>
+          <w:b/>
+        </w:rPr>
+        <w:t>score</w:t>
+      </w:r>
+      <w:r>
+        <w:rPr>
+          <w:b w:val="0"/>
+        </w:rPr>
+        <w:t xml:space="preserve"> 6 with w = [2, -1]. Can a later step receiving only this </w:t>
+      </w:r>
+      <w:r>
+        <w:rPr>
+          <w:b/>
+        </w:rPr>
+        <w:t>score</w:t>
+      </w:r>
+      <w:r>
+        <w:rPr>
+          <w:b w:val="0"/>
+        </w:rPr>
+        <w:t xml:space="preserve"> distinguish those two records?</w:t>
       </w:r>
     </w:p>
     <w:p>
@@ -1655,7 +3183,101 @@
     </w:p>
     <w:p>
       <w:r>
-        <w:t>Add a labelled dot products and weighted sums evidence sheet to Image-pattern Network Investigation. Show how you can calculate a dot product by matching feature positions. Use the supplied fictional case and keep its inputs, intermediate steps, calculation or prediction, and limitation. Connect this record to last week’s record; a matching answer without a trace is insufficient.</w:t>
+        <w:t>Apply this week’s idea to Image-pattern Network Investigation. Keep an annotated decision and the evidence supporting it.</w:t>
+      </w:r>
+    </w:p>
+    <w:p>
+      <w:pPr>
+        <w:spacing w:line="336" w:lineRule="auto" w:after="180"/>
+      </w:pPr>
+      <w:r>
+        <w:rPr>
+          <w:b w:val="0"/>
+        </w:rPr>
+        <w:t xml:space="preserve">Add a labelled </w:t>
+      </w:r>
+      <w:r>
+        <w:rPr>
+          <w:b/>
+        </w:rPr>
+        <w:t>dot product</w:t>
+      </w:r>
+      <w:r>
+        <w:rPr>
+          <w:b w:val="0"/>
+        </w:rPr>
+        <w:t xml:space="preserve">s and </w:t>
+      </w:r>
+      <w:r>
+        <w:rPr>
+          <w:b/>
+        </w:rPr>
+        <w:t>weight</w:t>
+      </w:r>
+      <w:r>
+        <w:rPr>
+          <w:b w:val="0"/>
+        </w:rPr>
+        <w:t xml:space="preserve">ed sums </w:t>
+      </w:r>
+      <w:r>
+        <w:rPr>
+          <w:b/>
+        </w:rPr>
+        <w:t>evidence</w:t>
+      </w:r>
+      <w:r>
+        <w:rPr>
+          <w:b w:val="0"/>
+        </w:rPr>
+        <w:t xml:space="preserve"> sheet to Image-pattern Network Investigation. Show how you can calculate a </w:t>
+      </w:r>
+      <w:r>
+        <w:rPr>
+          <w:b/>
+        </w:rPr>
+        <w:t>dot product</w:t>
+      </w:r>
+      <w:r>
+        <w:rPr>
+          <w:b w:val="0"/>
+        </w:rPr>
+        <w:t xml:space="preserve"> by matching feature positions.</w:t>
+      </w:r>
+    </w:p>
+    <w:p>
+      <w:pPr>
+        <w:spacing w:line="336" w:lineRule="auto" w:after="180"/>
+      </w:pPr>
+      <w:r>
+        <w:rPr>
+          <w:b w:val="0"/>
+        </w:rPr>
+        <w:t xml:space="preserve">Use the supplied fictional case and keep its </w:t>
+      </w:r>
+      <w:r>
+        <w:rPr>
+          <w:b/>
+        </w:rPr>
+        <w:t>input</w:t>
+      </w:r>
+      <w:r>
+        <w:rPr>
+          <w:b w:val="0"/>
+        </w:rPr>
+        <w:t xml:space="preserve">s, intermediate steps, calculation or </w:t>
+      </w:r>
+      <w:r>
+        <w:rPr>
+          <w:b/>
+        </w:rPr>
+        <w:t>prediction</w:t>
+      </w:r>
+      <w:r>
+        <w:rPr>
+          <w:b w:val="0"/>
+        </w:rPr>
+        <w:t>, and limitation. Connect this record to last week’s record; a matching answer without a trace is insufficient.</w:t>
       </w:r>
     </w:p>
     <w:tbl>
@@ -1783,8 +3405,37 @@
       </w:r>
     </w:p>
     <w:p>
-      <w:r>
-        <w:t>For your Image-pattern Network Investigation, save the input, procedure, observed result and limitation of this check. Label this worked example as practice; use a different, previously unreviewed case when checking independent understanding.</w:t>
+      <w:pPr>
+        <w:spacing w:line="336" w:lineRule="auto" w:after="180"/>
+      </w:pPr>
+      <w:r>
+        <w:rPr>
+          <w:b w:val="0"/>
+        </w:rPr>
+        <w:t xml:space="preserve">For your Image-pattern Network Investigation, save the </w:t>
+      </w:r>
+      <w:r>
+        <w:rPr>
+          <w:b/>
+        </w:rPr>
+        <w:t>input</w:t>
+      </w:r>
+      <w:r>
+        <w:rPr>
+          <w:b w:val="0"/>
+        </w:rPr>
+        <w:t>, procedure, observed result and limitation of this check.</w:t>
+      </w:r>
+    </w:p>
+    <w:p>
+      <w:pPr>
+        <w:spacing w:line="336" w:lineRule="auto" w:after="180"/>
+      </w:pPr>
+      <w:r>
+        <w:rPr>
+          <w:b w:val="0"/>
+        </w:rPr>
+        <w:t>Label this worked example as practice; use a different, previously unreviewed case when checking independent understanding.</w:t>
       </w:r>
     </w:p>
     <w:p>
@@ -1797,7 +3448,89 @@
     </w:p>
     <w:p>
       <w:r>
-        <w:t>A weighted sum can combine evidence, but it discards information: [4, 2] and [5, 4] both produce score 6 under these weights. A downstream rule receiving only that score cannot recover which of these vectors was used. To classify, we would also need a stated decision rule and labelled evaluation examples.</w:t>
+        <w:t>Use a genuinely new case for independent evidence. Previously discussed examples remain practice; use the separately named independent case before feedback.</w:t>
+      </w:r>
+    </w:p>
+    <w:p>
+      <w:pPr>
+        <w:spacing w:line="336" w:lineRule="auto" w:after="180"/>
+      </w:pPr>
+      <w:r>
+        <w:rPr>
+          <w:b w:val="0"/>
+        </w:rPr>
+        <w:t xml:space="preserve">A </w:t>
+      </w:r>
+      <w:r>
+        <w:rPr>
+          <w:b/>
+        </w:rPr>
+        <w:t>weight</w:t>
+      </w:r>
+      <w:r>
+        <w:rPr>
+          <w:b w:val="0"/>
+        </w:rPr>
+        <w:t xml:space="preserve">ed sum can combine </w:t>
+      </w:r>
+      <w:r>
+        <w:rPr>
+          <w:b/>
+        </w:rPr>
+        <w:t>evidence</w:t>
+      </w:r>
+      <w:r>
+        <w:rPr>
+          <w:b w:val="0"/>
+        </w:rPr>
+        <w:t xml:space="preserve">, but it discards information: [4, 2] and [5, 4] both produce </w:t>
+      </w:r>
+      <w:r>
+        <w:rPr>
+          <w:b/>
+        </w:rPr>
+        <w:t>score</w:t>
+      </w:r>
+      <w:r>
+        <w:rPr>
+          <w:b w:val="0"/>
+        </w:rPr>
+        <w:t xml:space="preserve"> 6 under these </w:t>
+      </w:r>
+      <w:r>
+        <w:rPr>
+          <w:b/>
+        </w:rPr>
+        <w:t>weight</w:t>
+      </w:r>
+      <w:r>
+        <w:rPr>
+          <w:b w:val="0"/>
+        </w:rPr>
+        <w:t xml:space="preserve">s. A downstream rule receiving only that </w:t>
+      </w:r>
+      <w:r>
+        <w:rPr>
+          <w:b/>
+        </w:rPr>
+        <w:t>score</w:t>
+      </w:r>
+      <w:r>
+        <w:rPr>
+          <w:b w:val="0"/>
+        </w:rPr>
+        <w:t xml:space="preserve"> cannot recover which of these vectors was used.</w:t>
+      </w:r>
+    </w:p>
+    <w:p>
+      <w:pPr>
+        <w:spacing w:line="336" w:lineRule="auto" w:after="180"/>
+      </w:pPr>
+      <w:r>
+        <w:rPr>
+          <w:b w:val="0"/>
+        </w:rPr>
+        <w:t>To classify, we would also need a stated decision rule and labelled evaluation examples.</w:t>
       </w:r>
     </w:p>
     <w:p>
@@ -1829,13 +3562,74 @@
       </w:r>
     </w:p>
     <w:p>
-      <w:r>
-        <w:t>Next week adds an offset called a bias and states exactly how a score becomes a class prediction.</w:t>
-      </w:r>
-    </w:p>
-    <w:p>
-      <w:r>
-        <w:t>Verify that [4, 2] and [5, 4] both score 6 with w = [2, -1]. Can a later step receiving only this score distinguish those two records?</w:t>
+      <w:pPr>
+        <w:spacing w:line="336" w:lineRule="auto" w:after="180"/>
+      </w:pPr>
+      <w:r>
+        <w:rPr>
+          <w:b w:val="0"/>
+        </w:rPr>
+        <w:t xml:space="preserve">Next week adds an offset called a bias and states exactly how a </w:t>
+      </w:r>
+      <w:r>
+        <w:rPr>
+          <w:b/>
+        </w:rPr>
+        <w:t>score</w:t>
+      </w:r>
+      <w:r>
+        <w:rPr>
+          <w:b w:val="0"/>
+        </w:rPr>
+        <w:t xml:space="preserve"> becomes a class </w:t>
+      </w:r>
+      <w:r>
+        <w:rPr>
+          <w:b/>
+        </w:rPr>
+        <w:t>prediction</w:t>
+      </w:r>
+      <w:r>
+        <w:rPr>
+          <w:b w:val="0"/>
+        </w:rPr>
+        <w:t>.</w:t>
+      </w:r>
+    </w:p>
+    <w:p>
+      <w:pPr>
+        <w:spacing w:line="336" w:lineRule="auto" w:after="180"/>
+        <w:shd w:fill="F5F1FB"/>
+      </w:pPr>
+      <w:r>
+        <w:rPr>
+          <w:b w:val="0"/>
+        </w:rPr>
+        <w:t xml:space="preserve">Verify that [4, 2] and [5, 4] both </w:t>
+      </w:r>
+      <w:r>
+        <w:rPr>
+          <w:b/>
+        </w:rPr>
+        <w:t>score</w:t>
+      </w:r>
+      <w:r>
+        <w:rPr>
+          <w:b w:val="0"/>
+        </w:rPr>
+        <w:t xml:space="preserve"> 6 with w = [2, -1]. Can a later step receiving only this </w:t>
+      </w:r>
+      <w:r>
+        <w:rPr>
+          <w:b/>
+        </w:rPr>
+        <w:t>score</w:t>
+      </w:r>
+      <w:r>
+        <w:rPr>
+          <w:b w:val="0"/>
+        </w:rPr>
+        <w:t xml:space="preserve"> distinguish those two records?</w:t>
       </w:r>
     </w:p>
     <w:p>
@@ -1872,6 +3666,11 @@
       </w:pPr>
       <w:r>
         <w:t>13. Study a complete case</w:t>
+      </w:r>
+    </w:p>
+    <w:p>
+      <w:r>
+        <w:t>Revisit the complete Dot products and weighted sums case for supported practice. Repeated examples do not become fresh assessments.</w:t>
       </w:r>
     </w:p>
     <w:p>
@@ -2039,8 +3838,26 @@
       </w:r>
     </w:p>
     <w:p>
-      <w:r>
-        <w:t>Follow the input through the stated procedure to its result. Cover the result first, predict it, then explain every intermediate step. The text/table accompanies the figure so the example can be read without colour.</w:t>
+      <w:pPr>
+        <w:spacing w:line="336" w:lineRule="auto" w:after="180"/>
+      </w:pPr>
+      <w:r>
+        <w:rPr>
+          <w:b w:val="0"/>
+        </w:rPr>
+        <w:t xml:space="preserve">Follow the </w:t>
+      </w:r>
+      <w:r>
+        <w:rPr>
+          <w:b/>
+        </w:rPr>
+        <w:t>input</w:t>
+      </w:r>
+      <w:r>
+        <w:rPr>
+          <w:b w:val="0"/>
+        </w:rPr>
+        <w:t xml:space="preserve"> through the stated procedure to its result. Cover the result first, predict it, then explain every intermediate step. The text/table accompanies the figure so the example can be read without colour.</w:t>
       </w:r>
     </w:p>
     <w:p>
@@ -2090,6 +3907,11 @@
       </w:r>
     </w:p>
     <w:p>
+      <w:r>
+        <w:t>Attempt the reserved new case before feedback. Record support; the earlier examples below remain additional practice.</w:t>
+      </w:r>
+    </w:p>
+    <w:p>
       <w:pPr>
         <w:pStyle w:val="Heading3"/>
       </w:pPr>
@@ -2098,8 +3920,50 @@
       </w:r>
     </w:p>
     <w:p>
-      <w:r>
-        <w:t>Use x = [3, 1, 2] and w = [-2, 4, 0.5]. Give each contribution and the total. Increase only the second component from 1 to 2 and compute the new total. Explain why a two-weight list is invalid for this input.</w:t>
+      <w:pPr>
+        <w:spacing w:line="336" w:lineRule="auto" w:after="180"/>
+      </w:pPr>
+      <w:r>
+        <w:rPr>
+          <w:b w:val="0"/>
+        </w:rPr>
+        <w:t xml:space="preserve">Use x = [3, 1, 2] and w = [-2, 4, 0.5]. Give each </w:t>
+      </w:r>
+      <w:r>
+        <w:rPr>
+          <w:b/>
+        </w:rPr>
+        <w:t>contribution</w:t>
+      </w:r>
+      <w:r>
+        <w:rPr>
+          <w:b w:val="0"/>
+        </w:rPr>
+        <w:t xml:space="preserve"> and the total. Increase only the second component from 1 to 2 and compute the new total. Explain why a two-</w:t>
+      </w:r>
+      <w:r>
+        <w:rPr>
+          <w:b/>
+        </w:rPr>
+        <w:t>weight</w:t>
+      </w:r>
+      <w:r>
+        <w:rPr>
+          <w:b w:val="0"/>
+        </w:rPr>
+        <w:t xml:space="preserve"> list is invalid for this </w:t>
+      </w:r>
+      <w:r>
+        <w:rPr>
+          <w:b/>
+        </w:rPr>
+        <w:t>input</w:t>
+      </w:r>
+      <w:r>
+        <w:rPr>
+          <w:b w:val="0"/>
+        </w:rPr>
+        <w:t>.</w:t>
       </w:r>
     </w:p>
     <w:p>
@@ -2146,7 +4010,13 @@
       </w:r>
     </w:p>
     <w:p>
-      <w:r>
+      <w:pPr>
+        <w:spacing w:line="336" w:lineRule="auto" w:after="180"/>
+      </w:pPr>
+      <w:r>
+        <w:rPr>
+          <w:b w:val="0"/>
+        </w:rPr>
         <w:t>Attempt this case before feedback. Record any help. Earlier examples below are further practice; a case already practised with feedback cannot establish fresh transfer.</w:t>
       </w:r>
     </w:p>
@@ -2159,8 +4029,50 @@
       </w:r>
     </w:p>
     <w:p>
-      <w:r>
-        <w:t>Use x = [3, 1, 2] and w = [-2, 4, 0.5]. Give each contribution and the total. Increase only the second component from 1 to 2 and compute the new total. Explain why a two-weight list is invalid for this input.</w:t>
+      <w:pPr>
+        <w:spacing w:line="336" w:lineRule="auto" w:after="180"/>
+      </w:pPr>
+      <w:r>
+        <w:rPr>
+          <w:b w:val="0"/>
+        </w:rPr>
+        <w:t xml:space="preserve">Use x = [3, 1, 2] and w = [-2, 4, 0.5]. Give each </w:t>
+      </w:r>
+      <w:r>
+        <w:rPr>
+          <w:b/>
+        </w:rPr>
+        <w:t>contribution</w:t>
+      </w:r>
+      <w:r>
+        <w:rPr>
+          <w:b w:val="0"/>
+        </w:rPr>
+        <w:t xml:space="preserve"> and the total. Increase only the second component from 1 to 2 and compute the new total. Explain why a two-</w:t>
+      </w:r>
+      <w:r>
+        <w:rPr>
+          <w:b/>
+        </w:rPr>
+        <w:t>weight</w:t>
+      </w:r>
+      <w:r>
+        <w:rPr>
+          <w:b w:val="0"/>
+        </w:rPr>
+        <w:t xml:space="preserve"> list is invalid for this </w:t>
+      </w:r>
+      <w:r>
+        <w:rPr>
+          <w:b/>
+        </w:rPr>
+        <w:t>input</w:t>
+      </w:r>
+      <w:r>
+        <w:rPr>
+          <w:b w:val="0"/>
+        </w:rPr>
+        <w:t>.</w:t>
       </w:r>
     </w:p>
     <w:p>
@@ -2212,7 +4124,13 @@
       </w:r>
     </w:p>
     <w:p>
-      <w:r>
+      <w:pPr>
+        <w:spacing w:line="336" w:lineRule="auto" w:after="180"/>
+      </w:pPr>
+      <w:r>
+        <w:rPr>
+          <w:b w:val="0"/>
+        </w:rPr>
         <w:t>Record support used: none, hint or teacher explanation. After feedback, a different case is needed to demonstrate independence.</w:t>
       </w:r>
     </w:p>
@@ -2225,8 +4143,25 @@
       </w:r>
     </w:p>
     <w:p>
-      <w:r>
-        <w:t>Attempt the independent case before hints. Record whether you worked alone, used a hint or followed a model. After feedback, fix the first unsupported step and explain why it changed. A later check uses a changed case, not a copied answer.</w:t>
+      <w:pPr>
+        <w:spacing w:line="336" w:lineRule="auto" w:after="180"/>
+      </w:pPr>
+      <w:r>
+        <w:rPr>
+          <w:b w:val="0"/>
+        </w:rPr>
+        <w:t>Attempt the independent case before hints. Record whether you worked alone, used a hint or followed a model. After feedback, fix the first unsupported step and explain why it changed.</w:t>
+      </w:r>
+    </w:p>
+    <w:p>
+      <w:pPr>
+        <w:spacing w:line="336" w:lineRule="auto" w:after="180"/>
+      </w:pPr>
+      <w:r>
+        <w:rPr>
+          <w:b w:val="0"/>
+        </w:rPr>
+        <w:t>A later check uses a changed case, not a copied answer.</w:t>
       </w:r>
     </w:p>
     <w:p>
@@ -2239,7 +4174,66 @@
     </w:p>
     <w:p>
       <w:r>
-        <w:t>Start with this question: Draw each input’s contribution to a toy weighted brightness score.</w:t>
+        <w:t>Use this map to navigate Dot products and weighted sums, connect the goals to tasks and keep one evidence record for each attempt.</w:t>
+      </w:r>
+    </w:p>
+    <w:p>
+      <w:pPr>
+        <w:spacing w:line="336" w:lineRule="auto" w:after="180"/>
+      </w:pPr>
+      <w:r>
+        <w:rPr>
+          <w:b w:val="0"/>
+        </w:rPr>
+        <w:t xml:space="preserve">Start with this question: Draw each </w:t>
+      </w:r>
+      <w:r>
+        <w:rPr>
+          <w:b/>
+        </w:rPr>
+        <w:t>input</w:t>
+      </w:r>
+      <w:r>
+        <w:rPr>
+          <w:b w:val="0"/>
+        </w:rPr>
+        <w:t xml:space="preserve">’s </w:t>
+      </w:r>
+      <w:r>
+        <w:rPr>
+          <w:b/>
+        </w:rPr>
+        <w:t>contribution</w:t>
+      </w:r>
+      <w:r>
+        <w:rPr>
+          <w:b w:val="0"/>
+        </w:rPr>
+        <w:t xml:space="preserve"> to a toy </w:t>
+      </w:r>
+      <w:r>
+        <w:rPr>
+          <w:b/>
+        </w:rPr>
+        <w:t>weight</w:t>
+      </w:r>
+      <w:r>
+        <w:rPr>
+          <w:b w:val="0"/>
+        </w:rPr>
+        <w:t xml:space="preserve">ed brightness </w:t>
+      </w:r>
+      <w:r>
+        <w:rPr>
+          <w:b/>
+        </w:rPr>
+        <w:t>score</w:t>
+      </w:r>
+      <w:r>
+        <w:rPr>
+          <w:b w:val="0"/>
+        </w:rPr>
+        <w:t>.</w:t>
       </w:r>
     </w:p>
     <w:tbl>
@@ -2345,13 +4339,61 @@
       </w:tr>
     </w:tbl>
     <w:p>
-      <w:r>
-        <w:t>Remember → watch and explain → try with help → investigate → try independently → keep project evidence. Your teacher may spread this lesson across several classes.</w:t>
-      </w:r>
-    </w:p>
-    <w:p>
-      <w:r>
-        <w:t>Keep your first prediction. Compare it with what the evidence shows and explain any change.</w:t>
+      <w:pPr>
+        <w:spacing w:line="336" w:lineRule="auto" w:after="180"/>
+      </w:pPr>
+      <w:r>
+        <w:rPr>
+          <w:b w:val="0"/>
+        </w:rPr>
+        <w:t xml:space="preserve">Remember → watch and explain → try with help → investigate → try independently → keep project </w:t>
+      </w:r>
+      <w:r>
+        <w:rPr>
+          <w:b/>
+        </w:rPr>
+        <w:t>evidence</w:t>
+      </w:r>
+      <w:r>
+        <w:rPr>
+          <w:b w:val="0"/>
+        </w:rPr>
+        <w:t>. Your teacher may spread this lesson across several classes.</w:t>
+      </w:r>
+    </w:p>
+    <w:p>
+      <w:pPr>
+        <w:spacing w:line="336" w:lineRule="auto" w:after="180"/>
+      </w:pPr>
+      <w:r>
+        <w:rPr>
+          <w:b w:val="0"/>
+        </w:rPr>
+        <w:t xml:space="preserve">Keep your first </w:t>
+      </w:r>
+      <w:r>
+        <w:rPr>
+          <w:b/>
+        </w:rPr>
+        <w:t>prediction</w:t>
+      </w:r>
+      <w:r>
+        <w:rPr>
+          <w:b w:val="0"/>
+        </w:rPr>
+        <w:t xml:space="preserve">. Compare it with what the </w:t>
+      </w:r>
+      <w:r>
+        <w:rPr>
+          <w:b/>
+        </w:rPr>
+        <w:t>evidence</w:t>
+      </w:r>
+      <w:r>
+        <w:rPr>
+          <w:b w:val="0"/>
+        </w:rPr>
+        <w:t xml:space="preserve"> shows and explain any change.</w:t>
       </w:r>
     </w:p>
     <w:p>
@@ -2364,7 +4406,30 @@
     </w:p>
     <w:p>
       <w:r>
-        <w:t>Close your notes. Explain this goal in your own words: Calculate a dot product by matching feature positions</w:t>
+        <w:t>Explain Dot products and weighted sums without notes, identify a remaining question and plan a later check with a changed case.</w:t>
+      </w:r>
+    </w:p>
+    <w:p>
+      <w:pPr>
+        <w:spacing w:line="336" w:lineRule="auto" w:after="180"/>
+      </w:pPr>
+      <w:r>
+        <w:rPr>
+          <w:b w:val="0"/>
+        </w:rPr>
+        <w:t xml:space="preserve">Close your notes. Explain this goal in your own words: Calculate a </w:t>
+      </w:r>
+      <w:r>
+        <w:rPr>
+          <w:b/>
+        </w:rPr>
+        <w:t>dot product</w:t>
+      </w:r>
+      <w:r>
+        <w:rPr>
+          <w:b w:val="0"/>
+        </w:rPr>
+        <w:t xml:space="preserve"> by matching feature positions</w:t>
       </w:r>
     </w:p>
     <w:p>
@@ -2401,13 +4466,61 @@
       </w:r>
     </w:p>
     <w:p>
-      <w:r>
-        <w:t>If you are unsure, return to the worked picture and explain one arrow. If you are ready, change an input or assumption and justify your prediction.</w:t>
-      </w:r>
-    </w:p>
-    <w:p>
-      <w:r>
-        <w:t>Save your workbook evidence. At the next review, try a different case before opening your old answer.</w:t>
+      <w:pPr>
+        <w:spacing w:line="336" w:lineRule="auto" w:after="180"/>
+      </w:pPr>
+      <w:r>
+        <w:rPr>
+          <w:b w:val="0"/>
+        </w:rPr>
+        <w:t xml:space="preserve">If you are unsure, return to the worked picture and explain one arrow. If you are ready, change an </w:t>
+      </w:r>
+      <w:r>
+        <w:rPr>
+          <w:b/>
+        </w:rPr>
+        <w:t>input</w:t>
+      </w:r>
+      <w:r>
+        <w:rPr>
+          <w:b w:val="0"/>
+        </w:rPr>
+        <w:t xml:space="preserve"> or assumption and justify your </w:t>
+      </w:r>
+      <w:r>
+        <w:rPr>
+          <w:b/>
+        </w:rPr>
+        <w:t>prediction</w:t>
+      </w:r>
+      <w:r>
+        <w:rPr>
+          <w:b w:val="0"/>
+        </w:rPr>
+        <w:t>.</w:t>
+      </w:r>
+    </w:p>
+    <w:p>
+      <w:pPr>
+        <w:spacing w:line="336" w:lineRule="auto" w:after="180"/>
+      </w:pPr>
+      <w:r>
+        <w:rPr>
+          <w:b w:val="0"/>
+        </w:rPr>
+        <w:t xml:space="preserve">Save your workbook </w:t>
+      </w:r>
+      <w:r>
+        <w:rPr>
+          <w:b/>
+        </w:rPr>
+        <w:t>evidence</w:t>
+      </w:r>
+      <w:r>
+        <w:rPr>
+          <w:b w:val="0"/>
+        </w:rPr>
+        <w:t>. At the next review, try a different case before opening your old answer.</w:t>
       </w:r>
     </w:p>
     <w:p>
@@ -2420,12 +4533,77 @@
     </w:p>
     <w:p>
       <w:r>
+        <w:t>Attempt supported questions before using hints or feedback. Review a missing building block, then keep the completed work.</w:t>
+      </w:r>
+    </w:p>
+    <w:p>
+      <w:pPr>
+        <w:spacing w:line="336" w:lineRule="auto" w:after="180"/>
+      </w:pPr>
+      <w:r>
+        <w:rPr>
+          <w:b w:val="0"/>
+        </w:rPr>
         <w:t>Use this supported practice once, in the browser or on paper. Keep the reserved independent assessment for a separate first attempt before teacher feedback.</w:t>
       </w:r>
     </w:p>
     <w:p>
-      <w:r>
-        <w:t>Draw each input’s contribution to a toy weighted brightness score.</w:t>
+      <w:pPr>
+        <w:spacing w:line="336" w:lineRule="auto" w:after="180"/>
+      </w:pPr>
+      <w:r>
+        <w:rPr>
+          <w:b w:val="0"/>
+        </w:rPr>
+        <w:t xml:space="preserve">Draw each </w:t>
+      </w:r>
+      <w:r>
+        <w:rPr>
+          <w:b/>
+        </w:rPr>
+        <w:t>input</w:t>
+      </w:r>
+      <w:r>
+        <w:rPr>
+          <w:b w:val="0"/>
+        </w:rPr>
+        <w:t xml:space="preserve">’s </w:t>
+      </w:r>
+      <w:r>
+        <w:rPr>
+          <w:b/>
+        </w:rPr>
+        <w:t>contribution</w:t>
+      </w:r>
+      <w:r>
+        <w:rPr>
+          <w:b w:val="0"/>
+        </w:rPr>
+        <w:t xml:space="preserve"> to a toy </w:t>
+      </w:r>
+      <w:r>
+        <w:rPr>
+          <w:b/>
+        </w:rPr>
+        <w:t>weight</w:t>
+      </w:r>
+      <w:r>
+        <w:rPr>
+          <w:b w:val="0"/>
+        </w:rPr>
+        <w:t xml:space="preserve">ed brightness </w:t>
+      </w:r>
+      <w:r>
+        <w:rPr>
+          <w:b/>
+        </w:rPr>
+        <w:t>score</w:t>
+      </w:r>
+      <w:r>
+        <w:rPr>
+          <w:b w:val="0"/>
+        </w:rPr>
+        <w:t>.</w:t>
       </w:r>
     </w:p>
     <w:p>
@@ -2437,23 +4615,98 @@
       </w:r>
     </w:p>
     <w:p>
-      <w:r>
-        <w:t>Which labelled step matches this detail? Weighted sum=6-5=1; this is a score, not a probability.</w:t>
-      </w:r>
-    </w:p>
-    <w:p>
-      <w:r>
-        <w:t>1. Multiply second input</w:t>
-      </w:r>
-    </w:p>
-    <w:p>
-      <w:r>
-        <w:t>2. Add contributions</w:t>
-      </w:r>
-    </w:p>
-    <w:p>
-      <w:r>
-        <w:t>3. Multiply first input</w:t>
+      <w:pPr>
+        <w:spacing w:line="336" w:lineRule="auto" w:after="180"/>
+      </w:pPr>
+      <w:r>
+        <w:rPr>
+          <w:b w:val="0"/>
+        </w:rPr>
+        <w:t xml:space="preserve">Which labelled step matches this detail? </w:t>
+      </w:r>
+      <w:r>
+        <w:rPr>
+          <w:b/>
+        </w:rPr>
+        <w:t>Weight</w:t>
+      </w:r>
+      <w:r>
+        <w:rPr>
+          <w:b w:val="0"/>
+        </w:rPr>
+        <w:t xml:space="preserve">ed sum=6-5=1; this is a </w:t>
+      </w:r>
+      <w:r>
+        <w:rPr>
+          <w:b/>
+        </w:rPr>
+        <w:t>score</w:t>
+      </w:r>
+      <w:r>
+        <w:rPr>
+          <w:b w:val="0"/>
+        </w:rPr>
+        <w:t>, not a probability.</w:t>
+      </w:r>
+    </w:p>
+    <w:p>
+      <w:pPr>
+        <w:spacing w:line="336" w:lineRule="auto" w:after="180"/>
+        <w:shd w:fill="F4F9FC"/>
+      </w:pPr>
+      <w:r>
+        <w:rPr>
+          <w:b w:val="0"/>
+        </w:rPr>
+        <w:t xml:space="preserve">1. Multiply second </w:t>
+      </w:r>
+      <w:r>
+        <w:rPr>
+          <w:b/>
+        </w:rPr>
+        <w:t>input</w:t>
+      </w:r>
+    </w:p>
+    <w:p>
+      <w:pPr>
+        <w:spacing w:line="336" w:lineRule="auto" w:after="180"/>
+        <w:shd w:fill="F4F9FC"/>
+      </w:pPr>
+      <w:r>
+        <w:rPr>
+          <w:b w:val="0"/>
+        </w:rPr>
+        <w:t xml:space="preserve">2. Add </w:t>
+      </w:r>
+      <w:r>
+        <w:rPr>
+          <w:b/>
+        </w:rPr>
+        <w:t>contribution</w:t>
+      </w:r>
+      <w:r>
+        <w:rPr>
+          <w:b w:val="0"/>
+        </w:rPr>
+        <w:t>s</w:t>
+      </w:r>
+    </w:p>
+    <w:p>
+      <w:pPr>
+        <w:spacing w:line="336" w:lineRule="auto" w:after="180"/>
+        <w:shd w:fill="F4F9FC"/>
+      </w:pPr>
+      <w:r>
+        <w:rPr>
+          <w:b w:val="0"/>
+        </w:rPr>
+        <w:t xml:space="preserve">3. Multiply first </w:t>
+      </w:r>
+      <w:r>
+        <w:rPr>
+          <w:b/>
+        </w:rPr>
+        <w:t>input</w:t>
       </w:r>
     </w:p>
     <w:p>
@@ -2490,48 +4743,294 @@
       </w:r>
     </w:p>
     <w:p>
-      <w:r>
+      <w:pPr>
+        <w:pStyle w:val="Heading3"/>
+      </w:pPr>
+      <w:r>
+        <w:t>Hint · try first</w:t>
+      </w:r>
+    </w:p>
+    <w:p>
+      <w:pPr>
+        <w:spacing w:line="336" w:lineRule="auto" w:after="180"/>
+        <w:shd w:fill="F1F6F8"/>
+      </w:pPr>
+      <w:r>
+        <w:rPr>
+          <w:b w:val="0"/>
+        </w:rPr>
         <w:t>Hint if needed: Read the steps in the pictorial case. Match the supplied detail to the stage that performs or records it.</w:t>
       </w:r>
     </w:p>
     <w:p>
-      <w:r>
-        <w:t>After your attempt, compare with the supported explanation: Add contributions Weighted sum=6-5=1; this is a score, not a probability. A weight controls how strongly an input contributes to the score. The left connection adds three times its measurement; the negative right connection subtracts its measurement. Calculate each contribution before adding them. This dot product is a signed score; it becomes a probability only if a separate, justified transformation and interpretation are supplied.</w:t>
-      </w:r>
-    </w:p>
-    <w:p>
       <w:pPr>
         <w:pStyle w:val="Heading3"/>
       </w:pPr>
       <w:r>
+        <w:t>Feedback · compare after trying</w:t>
+      </w:r>
+    </w:p>
+    <w:p>
+      <w:pPr>
+        <w:spacing w:line="336" w:lineRule="auto" w:after="180"/>
+        <w:shd w:fill="F1F6FC"/>
+      </w:pPr>
+      <w:r>
+        <w:rPr>
+          <w:b w:val="0"/>
+        </w:rPr>
+        <w:t xml:space="preserve">After your attempt, compare with the supported explanation: Add </w:t>
+      </w:r>
+      <w:r>
+        <w:rPr>
+          <w:b/>
+        </w:rPr>
+        <w:t>contribution</w:t>
+      </w:r>
+      <w:r>
+        <w:rPr>
+          <w:b w:val="0"/>
+        </w:rPr>
+        <w:t xml:space="preserve">s </w:t>
+      </w:r>
+      <w:r>
+        <w:rPr>
+          <w:b/>
+        </w:rPr>
+        <w:t>Weight</w:t>
+      </w:r>
+      <w:r>
+        <w:rPr>
+          <w:b w:val="0"/>
+        </w:rPr>
+        <w:t xml:space="preserve">ed sum=6-5=1; this is a </w:t>
+      </w:r>
+      <w:r>
+        <w:rPr>
+          <w:b/>
+        </w:rPr>
+        <w:t>score</w:t>
+      </w:r>
+      <w:r>
+        <w:rPr>
+          <w:b w:val="0"/>
+        </w:rPr>
+        <w:t xml:space="preserve">, not a probability. A </w:t>
+      </w:r>
+      <w:r>
+        <w:rPr>
+          <w:b/>
+        </w:rPr>
+        <w:t>weight</w:t>
+      </w:r>
+      <w:r>
+        <w:rPr>
+          <w:b w:val="0"/>
+        </w:rPr>
+        <w:t xml:space="preserve"> controls how strongly an </w:t>
+      </w:r>
+      <w:r>
+        <w:rPr>
+          <w:b/>
+        </w:rPr>
+        <w:t>input</w:t>
+      </w:r>
+      <w:r>
+        <w:rPr>
+          <w:b w:val="0"/>
+        </w:rPr>
+        <w:t xml:space="preserve"> contributes to the </w:t>
+      </w:r>
+      <w:r>
+        <w:rPr>
+          <w:b/>
+        </w:rPr>
+        <w:t>score</w:t>
+      </w:r>
+      <w:r>
+        <w:rPr>
+          <w:b w:val="0"/>
+        </w:rPr>
+        <w:t>.</w:t>
+      </w:r>
+    </w:p>
+    <w:p>
+      <w:pPr>
+        <w:spacing w:line="336" w:lineRule="auto" w:after="180"/>
+        <w:shd w:fill="F1F6FC"/>
+      </w:pPr>
+      <w:r>
+        <w:rPr>
+          <w:b w:val="0"/>
+        </w:rPr>
+        <w:t xml:space="preserve">The left connection adds three times its measurement; the negative right connection subtracts its measurement. Calculate each </w:t>
+      </w:r>
+      <w:r>
+        <w:rPr>
+          <w:b/>
+        </w:rPr>
+        <w:t>contribution</w:t>
+      </w:r>
+      <w:r>
+        <w:rPr>
+          <w:b w:val="0"/>
+        </w:rPr>
+        <w:t xml:space="preserve"> before adding them.</w:t>
+      </w:r>
+    </w:p>
+    <w:p>
+      <w:pPr>
+        <w:spacing w:line="336" w:lineRule="auto" w:after="180"/>
+        <w:shd w:fill="F1F6FC"/>
+      </w:pPr>
+      <w:r>
+        <w:rPr>
+          <w:b w:val="0"/>
+        </w:rPr>
+        <w:t xml:space="preserve">This </w:t>
+      </w:r>
+      <w:r>
+        <w:rPr>
+          <w:b/>
+        </w:rPr>
+        <w:t>dot product</w:t>
+      </w:r>
+      <w:r>
+        <w:rPr>
+          <w:b w:val="0"/>
+        </w:rPr>
+        <w:t xml:space="preserve"> is a signed </w:t>
+      </w:r>
+      <w:r>
+        <w:rPr>
+          <w:b/>
+        </w:rPr>
+        <w:t>score</w:t>
+      </w:r>
+      <w:r>
+        <w:rPr>
+          <w:b w:val="0"/>
+        </w:rPr>
+        <w:t>; it becomes a probability only if a separate, justified transformation and interpretation are supplied.</w:t>
+      </w:r>
+    </w:p>
+    <w:p>
+      <w:pPr>
+        <w:pStyle w:val="Heading3"/>
+      </w:pPr>
+      <w:r>
         <w:t>Practice 2: explain the deciding evidence</w:t>
       </w:r>
     </w:p>
     <w:p>
-      <w:r>
-        <w:t>Changed-case practice: Increase only the right input from 5 to6. Which conclusion is supported by the supplied facts?</w:t>
-      </w:r>
-    </w:p>
-    <w:p>
-      <w:r>
-        <w:t>1. The score becomes6-6=0.</w:t>
-      </w:r>
-    </w:p>
-    <w:p>
-      <w:r>
-        <w:t>2. We can decide the result without examining the changed input or the procedure.</w:t>
-      </w:r>
-    </w:p>
-    <w:p>
-      <w:r>
-        <w:t>3. This one example guarantees correct results for every future input.</w:t>
-      </w:r>
-    </w:p>
-    <w:p>
       <w:pPr>
         <w:pStyle w:val="Heading3"/>
       </w:pPr>
       <w:r>
+        <w:t>Changed case · predict first</w:t>
+      </w:r>
+    </w:p>
+    <w:p>
+      <w:pPr>
+        <w:spacing w:line="336" w:lineRule="auto" w:after="180"/>
+        <w:shd w:fill="F5F1FB"/>
+      </w:pPr>
+      <w:r>
+        <w:rPr>
+          <w:b w:val="0"/>
+        </w:rPr>
+        <w:t xml:space="preserve">Changed-case practice: Increase only the right </w:t>
+      </w:r>
+      <w:r>
+        <w:rPr>
+          <w:b/>
+        </w:rPr>
+        <w:t>input</w:t>
+      </w:r>
+      <w:r>
+        <w:rPr>
+          <w:b w:val="0"/>
+        </w:rPr>
+        <w:t xml:space="preserve"> from 5 to6. Which conclusion is supported by the supplied facts?</w:t>
+      </w:r>
+    </w:p>
+    <w:p>
+      <w:pPr>
+        <w:spacing w:line="336" w:lineRule="auto" w:after="180"/>
+        <w:shd w:fill="F4F9FC"/>
+      </w:pPr>
+      <w:r>
+        <w:rPr>
+          <w:b w:val="0"/>
+        </w:rPr>
+        <w:t xml:space="preserve">1. The </w:t>
+      </w:r>
+      <w:r>
+        <w:rPr>
+          <w:b/>
+        </w:rPr>
+        <w:t>score</w:t>
+      </w:r>
+      <w:r>
+        <w:rPr>
+          <w:b w:val="0"/>
+        </w:rPr>
+        <w:t xml:space="preserve"> becomes6-6=0.</w:t>
+      </w:r>
+    </w:p>
+    <w:p>
+      <w:pPr>
+        <w:spacing w:line="336" w:lineRule="auto" w:after="180"/>
+        <w:shd w:fill="F4F9FC"/>
+      </w:pPr>
+      <w:r>
+        <w:rPr>
+          <w:b w:val="0"/>
+        </w:rPr>
+        <w:t xml:space="preserve">2. We can decide the result without examining the changed </w:t>
+      </w:r>
+      <w:r>
+        <w:rPr>
+          <w:b/>
+        </w:rPr>
+        <w:t>input</w:t>
+      </w:r>
+      <w:r>
+        <w:rPr>
+          <w:b w:val="0"/>
+        </w:rPr>
+        <w:t xml:space="preserve"> or the procedure.</w:t>
+      </w:r>
+    </w:p>
+    <w:p>
+      <w:pPr>
+        <w:spacing w:line="336" w:lineRule="auto" w:after="180"/>
+        <w:shd w:fill="F4F9FC"/>
+      </w:pPr>
+      <w:r>
+        <w:rPr>
+          <w:b w:val="0"/>
+        </w:rPr>
+        <w:t xml:space="preserve">3. This one example guarantees correct results for every future </w:t>
+      </w:r>
+      <w:r>
+        <w:rPr>
+          <w:b/>
+        </w:rPr>
+        <w:t>input</w:t>
+      </w:r>
+      <w:r>
+        <w:rPr>
+          <w:b w:val="0"/>
+        </w:rPr>
+        <w:t>.</w:t>
+      </w:r>
+    </w:p>
+    <w:p>
+      <w:pPr>
+        <w:pStyle w:val="Heading3"/>
+      </w:pPr>
+      <w:r>
         <w:t>My selected conclusion, deciding fact and explanation</w:t>
       </w:r>
     </w:p>
@@ -2561,26 +5060,157 @@
       </w:r>
     </w:p>
     <w:p>
-      <w:r>
+      <w:pPr>
+        <w:pStyle w:val="Heading3"/>
+      </w:pPr>
+      <w:r>
+        <w:t>Hint · try first</w:t>
+      </w:r>
+    </w:p>
+    <w:p>
+      <w:pPr>
+        <w:spacing w:line="336" w:lineRule="auto" w:after="180"/>
+        <w:shd w:fill="F1F6F8"/>
+      </w:pPr>
+      <w:r>
+        <w:rPr>
+          <w:b w:val="0"/>
+        </w:rPr>
         <w:t>Hint if needed: Use the changed condition and the deciding step in the pictorial trace. The answer must say what follows from those facts.</w:t>
       </w:r>
     </w:p>
     <w:p>
-      <w:r>
-        <w:t>After your attempt, compare with the supported explanation: The score becomes6-6=0. The right weight is-1, so adding1 to that input lowers the score by1.</w:t>
-      </w:r>
-    </w:p>
-    <w:p>
       <w:pPr>
         <w:pStyle w:val="Heading3"/>
       </w:pPr>
       <w:r>
+        <w:t>Feedback · compare after trying</w:t>
+      </w:r>
+    </w:p>
+    <w:p>
+      <w:pPr>
+        <w:spacing w:line="336" w:lineRule="auto" w:after="180"/>
+        <w:shd w:fill="F1F6FC"/>
+      </w:pPr>
+      <w:r>
+        <w:rPr>
+          <w:b w:val="0"/>
+        </w:rPr>
+        <w:t xml:space="preserve">After your attempt, compare with the supported explanation: The </w:t>
+      </w:r>
+      <w:r>
+        <w:rPr>
+          <w:b/>
+        </w:rPr>
+        <w:t>score</w:t>
+      </w:r>
+      <w:r>
+        <w:rPr>
+          <w:b w:val="0"/>
+        </w:rPr>
+        <w:t xml:space="preserve"> becomes6-6=0. The right </w:t>
+      </w:r>
+      <w:r>
+        <w:rPr>
+          <w:b/>
+        </w:rPr>
+        <w:t>weight</w:t>
+      </w:r>
+      <w:r>
+        <w:rPr>
+          <w:b w:val="0"/>
+        </w:rPr>
+        <w:t xml:space="preserve"> is-1, so adding1 to that </w:t>
+      </w:r>
+      <w:r>
+        <w:rPr>
+          <w:b/>
+        </w:rPr>
+        <w:t>input</w:t>
+      </w:r>
+      <w:r>
+        <w:rPr>
+          <w:b w:val="0"/>
+        </w:rPr>
+        <w:t xml:space="preserve"> lowers the </w:t>
+      </w:r>
+      <w:r>
+        <w:rPr>
+          <w:b/>
+        </w:rPr>
+        <w:t>score</w:t>
+      </w:r>
+      <w:r>
+        <w:rPr>
+          <w:b w:val="0"/>
+        </w:rPr>
+        <w:t xml:space="preserve"> by1.</w:t>
+      </w:r>
+    </w:p>
+    <w:p>
+      <w:pPr>
+        <w:pStyle w:val="Heading3"/>
+      </w:pPr>
+      <w:r>
         <w:t>Repair a missing building block</w:t>
       </w:r>
     </w:p>
     <w:p>
-      <w:r>
-        <w:t>Review Representing inputs as vectors (ai-5/1). Goal: Encode a record using a fixed feature order and units. Short practice: Why does equal total brightness not make A and B identical inputs? Point to the relevant step in the picture, then write the changed result and the rule or evidence that supports it.. Return to this week and explain what you changed.</w:t>
+      <w:pPr>
+        <w:spacing w:line="336" w:lineRule="auto" w:after="180"/>
+      </w:pPr>
+      <w:r>
+        <w:rPr>
+          <w:b w:val="0"/>
+        </w:rPr>
+        <w:t xml:space="preserve">Review Representing </w:t>
+      </w:r>
+      <w:r>
+        <w:rPr>
+          <w:b/>
+        </w:rPr>
+        <w:t>input</w:t>
+      </w:r>
+      <w:r>
+        <w:rPr>
+          <w:b w:val="0"/>
+        </w:rPr>
+        <w:t xml:space="preserve">s as vectors (ai-5/1). Goal: Encode a record using a fixed feature order and units. Short practice: Why does equal total brightness not make A and B identical </w:t>
+      </w:r>
+      <w:r>
+        <w:rPr>
+          <w:b/>
+        </w:rPr>
+        <w:t>input</w:t>
+      </w:r>
+      <w:r>
+        <w:rPr>
+          <w:b w:val="0"/>
+        </w:rPr>
+        <w:t>s?</w:t>
+      </w:r>
+    </w:p>
+    <w:p>
+      <w:pPr>
+        <w:spacing w:line="336" w:lineRule="auto" w:after="180"/>
+      </w:pPr>
+      <w:r>
+        <w:rPr>
+          <w:b w:val="0"/>
+        </w:rPr>
+        <w:t xml:space="preserve">Point to the relevant step in the picture, then write the changed result and the rule or </w:t>
+      </w:r>
+      <w:r>
+        <w:rPr>
+          <w:b/>
+        </w:rPr>
+        <w:t>evidence</w:t>
+      </w:r>
+      <w:r>
+        <w:rPr>
+          <w:b w:val="0"/>
+        </w:rPr>
+        <w:t xml:space="preserve"> that supports it.. Return to this week and explain what you changed.</w:t>
       </w:r>
     </w:p>
     <w:p>
@@ -2592,8 +5222,61 @@
       </w:r>
     </w:p>
     <w:p>
-      <w:r>
-        <w:t>The browser lab lets you edit the supported Python examples already included in this lesson. Predict first, run, inspect the actual output or error, change one input, then run again. Keep code, predictions, actual results and a reasoned revision together. On paper, label your result as a trace rather than an execution.</w:t>
+      <w:pPr>
+        <w:spacing w:line="336" w:lineRule="auto" w:after="180"/>
+      </w:pPr>
+      <w:r>
+        <w:rPr>
+          <w:b w:val="0"/>
+        </w:rPr>
+        <w:t xml:space="preserve">The browser lab lets you edit the supported Python examples already included in this lesson. Predict first, run, inspect the actual </w:t>
+      </w:r>
+      <w:r>
+        <w:rPr>
+          <w:b/>
+        </w:rPr>
+        <w:t>output</w:t>
+      </w:r>
+      <w:r>
+        <w:rPr>
+          <w:b w:val="0"/>
+        </w:rPr>
+        <w:t xml:space="preserve"> or error, change one </w:t>
+      </w:r>
+      <w:r>
+        <w:rPr>
+          <w:b/>
+        </w:rPr>
+        <w:t>input</w:t>
+      </w:r>
+      <w:r>
+        <w:rPr>
+          <w:b w:val="0"/>
+        </w:rPr>
+        <w:t>, then run again.</w:t>
+      </w:r>
+    </w:p>
+    <w:p>
+      <w:pPr>
+        <w:spacing w:line="336" w:lineRule="auto" w:after="180"/>
+      </w:pPr>
+      <w:r>
+        <w:rPr>
+          <w:b w:val="0"/>
+        </w:rPr>
+        <w:t xml:space="preserve">Keep code, </w:t>
+      </w:r>
+      <w:r>
+        <w:rPr>
+          <w:b/>
+        </w:rPr>
+        <w:t>prediction</w:t>
+      </w:r>
+      <w:r>
+        <w:rPr>
+          <w:b w:val="0"/>
+        </w:rPr>
+        <w:t>s, actual results and a reasoned revision together. On paper, label your result as a trace rather than an execution.</w:t>
       </w:r>
     </w:p>
     <w:p>
@@ -2605,8 +5288,1004 @@
       </w:r>
     </w:p>
     <w:p>
-      <w:r>
-        <w:t>Use Download completed work in the hosted lesson to export your answers, reflections, practice feedback and code-run evidence. Open the HTML copy to read or print it. Drafts stay in this browser when storage is available; clear drafts on a shared device.</w:t>
+      <w:pPr>
+        <w:spacing w:line="336" w:lineRule="auto" w:after="180"/>
+      </w:pPr>
+      <w:r>
+        <w:rPr>
+          <w:b w:val="0"/>
+        </w:rPr>
+        <w:t xml:space="preserve">Use Download completed work in the hosted lesson to export your answers, reflections, practice feedback and code-run </w:t>
+      </w:r>
+      <w:r>
+        <w:rPr>
+          <w:b/>
+        </w:rPr>
+        <w:t>evidence</w:t>
+      </w:r>
+      <w:r>
+        <w:rPr>
+          <w:b w:val="0"/>
+        </w:rPr>
+        <w:t>. Open the HTML copy to read or print it.</w:t>
+      </w:r>
+    </w:p>
+    <w:p>
+      <w:pPr>
+        <w:spacing w:line="336" w:lineRule="auto" w:after="180"/>
+      </w:pPr>
+      <w:r>
+        <w:rPr>
+          <w:b w:val="0"/>
+        </w:rPr>
+        <w:t>Drafts stay in this browser when storage is available; clear drafts on a shared device.</w:t>
+      </w:r>
+    </w:p>
+    <w:p>
+      <w:pPr>
+        <w:pStyle w:val="Heading1"/>
+      </w:pPr>
+      <w:r>
+        <w:t>18. Visual concept journey</w:t>
+      </w:r>
+    </w:p>
+    <w:p>
+      <w:r>
+        <w:t>Explain each Dot products and weighted sums graphic using its labels, deciding evidence and relevant limitation.</w:t>
+      </w:r>
+    </w:p>
+    <w:p>
+      <w:pPr>
+        <w:pStyle w:val="Heading3"/>
+      </w:pPr>
+      <w:r>
+        <w:t>01. Dot products and weighted sums: the case</w:t>
+      </w:r>
+    </w:p>
+    <w:p>
+      <w:r>
+        <w:drawing>
+          <wp:inline xmlns:a="http://schemas.openxmlformats.org/drawingml/2006/main" xmlns:pic="http://schemas.openxmlformats.org/drawingml/2006/picture">
+            <wp:extent cx="5486400" cy="2990088"/>
+            <wp:docPr id="3" name="Picture 3" descr="Draw each input’s contribution to a toy weighted brightness score. Supplied facts: Inputs [2, 5]; weights [3,-1]; no bias. Score is 2×3+5×(-1). All inputs and outcomes in this worked example are invented classroom data; no real model run is claimed."/>
+            <wp:cNvGraphicFramePr>
+              <a:graphicFrameLocks noChangeAspect="1"/>
+            </wp:cNvGraphicFramePr>
+            <a:graphic>
+              <a:graphicData uri="http://schemas.openxmlformats.org/drawingml/2006/picture">
+                <pic:pic>
+                  <pic:nvPicPr>
+                    <pic:cNvPr id="0" name="academy-story-ai-5-2-01.png"/>
+                    <pic:cNvPicPr/>
+                  </pic:nvPicPr>
+                  <pic:blipFill>
+                    <a:blip r:embed="rId11"/>
+                    <a:stretch>
+                      <a:fillRect/>
+                    </a:stretch>
+                  </pic:blipFill>
+                  <pic:spPr>
+                    <a:xfrm>
+                      <a:off x="0" y="0"/>
+                      <a:ext cx="5486400" cy="2990088"/>
+                    </a:xfrm>
+                    <a:prstGeom prst="rect"/>
+                  </pic:spPr>
+                </pic:pic>
+              </a:graphicData>
+            </a:graphic>
+          </wp:inline>
+        </w:drawing>
+      </w:r>
+    </w:p>
+    <w:p>
+      <w:pPr>
+        <w:spacing w:line="336" w:lineRule="auto" w:after="180"/>
+      </w:pPr>
+      <w:r>
+        <w:rPr>
+          <w:b w:val="0"/>
+        </w:rPr>
+        <w:t xml:space="preserve">Draw each </w:t>
+      </w:r>
+      <w:r>
+        <w:rPr>
+          <w:b/>
+        </w:rPr>
+        <w:t>input</w:t>
+      </w:r>
+      <w:r>
+        <w:rPr>
+          <w:b w:val="0"/>
+        </w:rPr>
+        <w:t xml:space="preserve">’s </w:t>
+      </w:r>
+      <w:r>
+        <w:rPr>
+          <w:b/>
+        </w:rPr>
+        <w:t>contribution</w:t>
+      </w:r>
+      <w:r>
+        <w:rPr>
+          <w:b w:val="0"/>
+        </w:rPr>
+        <w:t xml:space="preserve"> to a toy </w:t>
+      </w:r>
+      <w:r>
+        <w:rPr>
+          <w:b/>
+        </w:rPr>
+        <w:t>weight</w:t>
+      </w:r>
+      <w:r>
+        <w:rPr>
+          <w:b w:val="0"/>
+        </w:rPr>
+        <w:t xml:space="preserve">ed brightness </w:t>
+      </w:r>
+      <w:r>
+        <w:rPr>
+          <w:b/>
+        </w:rPr>
+        <w:t>score</w:t>
+      </w:r>
+      <w:r>
+        <w:rPr>
+          <w:b w:val="0"/>
+        </w:rPr>
+        <w:t xml:space="preserve">. Supplied facts: </w:t>
+      </w:r>
+      <w:r>
+        <w:rPr>
+          <w:b/>
+        </w:rPr>
+        <w:t>Input</w:t>
+      </w:r>
+      <w:r>
+        <w:rPr>
+          <w:b w:val="0"/>
+        </w:rPr>
+        <w:t xml:space="preserve">s [2, 5]; </w:t>
+      </w:r>
+      <w:r>
+        <w:rPr>
+          <w:b/>
+        </w:rPr>
+        <w:t>weight</w:t>
+      </w:r>
+      <w:r>
+        <w:rPr>
+          <w:b w:val="0"/>
+        </w:rPr>
+        <w:t xml:space="preserve">s [3,-1]; no bias. </w:t>
+      </w:r>
+      <w:r>
+        <w:rPr>
+          <w:b/>
+        </w:rPr>
+        <w:t>Score</w:t>
+      </w:r>
+      <w:r>
+        <w:rPr>
+          <w:b w:val="0"/>
+        </w:rPr>
+        <w:t xml:space="preserve"> is 2×3+5×(-1).</w:t>
+      </w:r>
+    </w:p>
+    <w:p>
+      <w:pPr>
+        <w:spacing w:line="336" w:lineRule="auto" w:after="180"/>
+      </w:pPr>
+      <w:r>
+        <w:rPr>
+          <w:b w:val="0"/>
+        </w:rPr>
+        <w:t xml:space="preserve">All </w:t>
+      </w:r>
+      <w:r>
+        <w:rPr>
+          <w:b/>
+        </w:rPr>
+        <w:t>input</w:t>
+      </w:r>
+      <w:r>
+        <w:rPr>
+          <w:b w:val="0"/>
+        </w:rPr>
+        <w:t>s and outcomes in this worked example are invented classroom data; no real model run is claimed.</w:t>
+      </w:r>
+    </w:p>
+    <w:p>
+      <w:pPr>
+        <w:spacing w:line="336" w:lineRule="auto" w:after="180"/>
+        <w:shd w:fill="F5F1FB"/>
+      </w:pPr>
+      <w:r>
+        <w:rPr>
+          <w:b w:val="0"/>
+        </w:rPr>
+        <w:t>Point to the given fact that matters most. Explain why it matters.</w:t>
+      </w:r>
+    </w:p>
+    <w:p>
+      <w:pPr>
+        <w:pStyle w:val="Heading3"/>
+      </w:pPr>
+      <w:r>
+        <w:t>02. Follow the deciding steps</w:t>
+      </w:r>
+    </w:p>
+    <w:p>
+      <w:r>
+        <w:drawing>
+          <wp:inline xmlns:a="http://schemas.openxmlformats.org/drawingml/2006/main" xmlns:pic="http://schemas.openxmlformats.org/drawingml/2006/picture">
+            <wp:extent cx="5486400" cy="3182112"/>
+            <wp:docPr id="4" name="Picture 4" descr="Multiply first input: Left contribution=2×3=6. → Multiply second input: Right contribution=5×(-1)=-5. → Add contributions: Weighted sum=6-5=1; this is a score, not a probability."/>
+            <wp:cNvGraphicFramePr>
+              <a:graphicFrameLocks noChangeAspect="1"/>
+            </wp:cNvGraphicFramePr>
+            <a:graphic>
+              <a:graphicData uri="http://schemas.openxmlformats.org/drawingml/2006/picture">
+                <pic:pic>
+                  <pic:nvPicPr>
+                    <pic:cNvPr id="0" name="academy-story-ai-5-2-02.png"/>
+                    <pic:cNvPicPr/>
+                  </pic:nvPicPr>
+                  <pic:blipFill>
+                    <a:blip r:embed="rId12"/>
+                    <a:stretch>
+                      <a:fillRect/>
+                    </a:stretch>
+                  </pic:blipFill>
+                  <pic:spPr>
+                    <a:xfrm>
+                      <a:off x="0" y="0"/>
+                      <a:ext cx="5486400" cy="3182112"/>
+                    </a:xfrm>
+                    <a:prstGeom prst="rect"/>
+                  </pic:spPr>
+                </pic:pic>
+              </a:graphicData>
+            </a:graphic>
+          </wp:inline>
+        </w:drawing>
+      </w:r>
+    </w:p>
+    <w:p>
+      <w:pPr>
+        <w:spacing w:line="336" w:lineRule="auto" w:after="180"/>
+      </w:pPr>
+      <w:r>
+        <w:rPr>
+          <w:b w:val="0"/>
+        </w:rPr>
+        <w:t xml:space="preserve">Multiply first </w:t>
+      </w:r>
+      <w:r>
+        <w:rPr>
+          <w:b/>
+        </w:rPr>
+        <w:t>input</w:t>
+      </w:r>
+      <w:r>
+        <w:rPr>
+          <w:b w:val="0"/>
+        </w:rPr>
+        <w:t xml:space="preserve">: Left </w:t>
+      </w:r>
+      <w:r>
+        <w:rPr>
+          <w:b/>
+        </w:rPr>
+        <w:t>contribution</w:t>
+      </w:r>
+      <w:r>
+        <w:rPr>
+          <w:b w:val="0"/>
+        </w:rPr>
+        <w:t xml:space="preserve">=2×3=6. → Multiply second </w:t>
+      </w:r>
+      <w:r>
+        <w:rPr>
+          <w:b/>
+        </w:rPr>
+        <w:t>input</w:t>
+      </w:r>
+      <w:r>
+        <w:rPr>
+          <w:b w:val="0"/>
+        </w:rPr>
+        <w:t xml:space="preserve">: Right </w:t>
+      </w:r>
+      <w:r>
+        <w:rPr>
+          <w:b/>
+        </w:rPr>
+        <w:t>contribution</w:t>
+      </w:r>
+      <w:r>
+        <w:rPr>
+          <w:b w:val="0"/>
+        </w:rPr>
+        <w:t xml:space="preserve">=5×(-1)=-5. → Add </w:t>
+      </w:r>
+      <w:r>
+        <w:rPr>
+          <w:b/>
+        </w:rPr>
+        <w:t>contribution</w:t>
+      </w:r>
+      <w:r>
+        <w:rPr>
+          <w:b w:val="0"/>
+        </w:rPr>
+        <w:t xml:space="preserve">s: </w:t>
+      </w:r>
+      <w:r>
+        <w:rPr>
+          <w:b/>
+        </w:rPr>
+        <w:t>Weight</w:t>
+      </w:r>
+      <w:r>
+        <w:rPr>
+          <w:b w:val="0"/>
+        </w:rPr>
+        <w:t xml:space="preserve">ed sum=6-5=1; this is a </w:t>
+      </w:r>
+      <w:r>
+        <w:rPr>
+          <w:b/>
+        </w:rPr>
+        <w:t>score</w:t>
+      </w:r>
+      <w:r>
+        <w:rPr>
+          <w:b w:val="0"/>
+        </w:rPr>
+        <w:t>, not a probability.</w:t>
+      </w:r>
+    </w:p>
+    <w:p>
+      <w:pPr>
+        <w:spacing w:line="336" w:lineRule="auto" w:after="180"/>
+        <w:shd w:fill="F5F1FB"/>
+      </w:pPr>
+      <w:r>
+        <w:rPr>
+          <w:b w:val="0"/>
+        </w:rPr>
+        <w:t xml:space="preserve">Point to each numbered stage and explain which recorded </w:t>
+      </w:r>
+      <w:r>
+        <w:rPr>
+          <w:b/>
+        </w:rPr>
+        <w:t>input</w:t>
+      </w:r>
+      <w:r>
+        <w:rPr>
+          <w:b w:val="0"/>
+        </w:rPr>
+        <w:t xml:space="preserve"> it uses.</w:t>
+      </w:r>
+    </w:p>
+    <w:p>
+      <w:pPr>
+        <w:pStyle w:val="Heading3"/>
+      </w:pPr>
+      <w:r>
+        <w:t>03. Weighted brightness score</w:t>
+      </w:r>
+    </w:p>
+    <w:p>
+      <w:r>
+        <w:drawing>
+          <wp:inline xmlns:a="http://schemas.openxmlformats.org/drawingml/2006/main" xmlns:pic="http://schemas.openxmlformats.org/drawingml/2006/picture">
+            <wp:extent cx="5486400" cy="3224784"/>
+            <wp:docPr id="5" name="Picture 5" descr="Weighted brightness score. Inputs: [2, 5]; weights: [3, -1]; bias: 0; activation: identity; output: 1."/>
+            <wp:cNvGraphicFramePr>
+              <a:graphicFrameLocks noChangeAspect="1"/>
+            </wp:cNvGraphicFramePr>
+            <a:graphic>
+              <a:graphicData uri="http://schemas.openxmlformats.org/drawingml/2006/picture">
+                <pic:pic>
+                  <pic:nvPicPr>
+                    <pic:cNvPr id="0" name="academy-story-ai-5-2-03.png"/>
+                    <pic:cNvPicPr/>
+                  </pic:nvPicPr>
+                  <pic:blipFill>
+                    <a:blip r:embed="rId13"/>
+                    <a:stretch>
+                      <a:fillRect/>
+                    </a:stretch>
+                  </pic:blipFill>
+                  <pic:spPr>
+                    <a:xfrm>
+                      <a:off x="0" y="0"/>
+                      <a:ext cx="5486400" cy="3224784"/>
+                    </a:xfrm>
+                    <a:prstGeom prst="rect"/>
+                  </pic:spPr>
+                </pic:pic>
+              </a:graphicData>
+            </a:graphic>
+          </wp:inline>
+        </w:drawing>
+      </w:r>
+    </w:p>
+    <w:p>
+      <w:pPr>
+        <w:spacing w:line="336" w:lineRule="auto" w:after="180"/>
+      </w:pPr>
+      <w:r>
+        <w:rPr>
+          <w:b/>
+        </w:rPr>
+        <w:t>Weight</w:t>
+      </w:r>
+      <w:r>
+        <w:rPr>
+          <w:b w:val="0"/>
+        </w:rPr>
+        <w:t xml:space="preserve">ed brightness </w:t>
+      </w:r>
+      <w:r>
+        <w:rPr>
+          <w:b/>
+        </w:rPr>
+        <w:t>score</w:t>
+      </w:r>
+      <w:r>
+        <w:rPr>
+          <w:b w:val="0"/>
+        </w:rPr>
+        <w:t xml:space="preserve">. </w:t>
+      </w:r>
+      <w:r>
+        <w:rPr>
+          <w:b/>
+        </w:rPr>
+        <w:t>Input</w:t>
+      </w:r>
+      <w:r>
+        <w:rPr>
+          <w:b w:val="0"/>
+        </w:rPr>
+        <w:t xml:space="preserve">s: [2, 5]; </w:t>
+      </w:r>
+      <w:r>
+        <w:rPr>
+          <w:b/>
+        </w:rPr>
+        <w:t>weight</w:t>
+      </w:r>
+      <w:r>
+        <w:rPr>
+          <w:b w:val="0"/>
+        </w:rPr>
+        <w:t xml:space="preserve">s: [3, -1]; bias: 0; activation: identity; </w:t>
+      </w:r>
+      <w:r>
+        <w:rPr>
+          <w:b/>
+        </w:rPr>
+        <w:t>output</w:t>
+      </w:r>
+      <w:r>
+        <w:rPr>
+          <w:b w:val="0"/>
+        </w:rPr>
+        <w:t>: 1.</w:t>
+      </w:r>
+    </w:p>
+    <w:p>
+      <w:pPr>
+        <w:spacing w:line="336" w:lineRule="auto" w:after="180"/>
+        <w:shd w:fill="F5F1FB"/>
+      </w:pPr>
+      <w:r>
+        <w:rPr>
+          <w:b w:val="0"/>
+        </w:rPr>
+        <w:t>Read the labels and values. Explain the relationship the model shows.</w:t>
+      </w:r>
+    </w:p>
+    <w:p>
+      <w:pPr>
+        <w:pStyle w:val="Heading3"/>
+      </w:pPr>
+      <w:r>
+        <w:t>04. Change one thing. Trace what follows.</w:t>
+      </w:r>
+    </w:p>
+    <w:p>
+      <w:r>
+        <w:drawing>
+          <wp:inline xmlns:a="http://schemas.openxmlformats.org/drawingml/2006/main" xmlns:pic="http://schemas.openxmlformats.org/drawingml/2006/picture">
+            <wp:extent cx="5486400" cy="3026664"/>
+            <wp:docPr id="6" name="Picture 6" descr="Original case: Weighted sum=6-5=1; this is a score, not a probability. Changed condition: Increase only the right input from 5 to6. Expected result: The score becomes6-6=0. Reason: The right weight is-1, so adding1 to that input lowers the score by1."/>
+            <wp:cNvGraphicFramePr>
+              <a:graphicFrameLocks noChangeAspect="1"/>
+            </wp:cNvGraphicFramePr>
+            <a:graphic>
+              <a:graphicData uri="http://schemas.openxmlformats.org/drawingml/2006/picture">
+                <pic:pic>
+                  <pic:nvPicPr>
+                    <pic:cNvPr id="0" name="academy-story-ai-5-2-04.png"/>
+                    <pic:cNvPicPr/>
+                  </pic:nvPicPr>
+                  <pic:blipFill>
+                    <a:blip r:embed="rId14"/>
+                    <a:stretch>
+                      <a:fillRect/>
+                    </a:stretch>
+                  </pic:blipFill>
+                  <pic:spPr>
+                    <a:xfrm>
+                      <a:off x="0" y="0"/>
+                      <a:ext cx="5486400" cy="3026664"/>
+                    </a:xfrm>
+                    <a:prstGeom prst="rect"/>
+                  </pic:spPr>
+                </pic:pic>
+              </a:graphicData>
+            </a:graphic>
+          </wp:inline>
+        </w:drawing>
+      </w:r>
+    </w:p>
+    <w:p>
+      <w:pPr>
+        <w:spacing w:line="336" w:lineRule="auto" w:after="180"/>
+      </w:pPr>
+      <w:r>
+        <w:rPr>
+          <w:b w:val="0"/>
+        </w:rPr>
+        <w:t xml:space="preserve">Original case: </w:t>
+      </w:r>
+      <w:r>
+        <w:rPr>
+          <w:b/>
+        </w:rPr>
+        <w:t>Weight</w:t>
+      </w:r>
+      <w:r>
+        <w:rPr>
+          <w:b w:val="0"/>
+        </w:rPr>
+        <w:t xml:space="preserve">ed sum=6-5=1; this is a </w:t>
+      </w:r>
+      <w:r>
+        <w:rPr>
+          <w:b/>
+        </w:rPr>
+        <w:t>score</w:t>
+      </w:r>
+      <w:r>
+        <w:rPr>
+          <w:b w:val="0"/>
+        </w:rPr>
+        <w:t xml:space="preserve">, not a probability. Changed condition: Increase only the right </w:t>
+      </w:r>
+      <w:r>
+        <w:rPr>
+          <w:b/>
+        </w:rPr>
+        <w:t>input</w:t>
+      </w:r>
+      <w:r>
+        <w:rPr>
+          <w:b w:val="0"/>
+        </w:rPr>
+        <w:t xml:space="preserve"> from 5 to6. Expected result: The </w:t>
+      </w:r>
+      <w:r>
+        <w:rPr>
+          <w:b/>
+        </w:rPr>
+        <w:t>score</w:t>
+      </w:r>
+      <w:r>
+        <w:rPr>
+          <w:b w:val="0"/>
+        </w:rPr>
+        <w:t xml:space="preserve"> becomes6-6=0.</w:t>
+      </w:r>
+    </w:p>
+    <w:p>
+      <w:pPr>
+        <w:spacing w:line="336" w:lineRule="auto" w:after="180"/>
+      </w:pPr>
+      <w:r>
+        <w:rPr>
+          <w:b w:val="0"/>
+        </w:rPr>
+        <w:t xml:space="preserve">Reason: The right </w:t>
+      </w:r>
+      <w:r>
+        <w:rPr>
+          <w:b/>
+        </w:rPr>
+        <w:t>weight</w:t>
+      </w:r>
+      <w:r>
+        <w:rPr>
+          <w:b w:val="0"/>
+        </w:rPr>
+        <w:t xml:space="preserve"> is-1, so adding1 to that </w:t>
+      </w:r>
+      <w:r>
+        <w:rPr>
+          <w:b/>
+        </w:rPr>
+        <w:t>input</w:t>
+      </w:r>
+      <w:r>
+        <w:rPr>
+          <w:b w:val="0"/>
+        </w:rPr>
+        <w:t xml:space="preserve"> lowers the </w:t>
+      </w:r>
+      <w:r>
+        <w:rPr>
+          <w:b/>
+        </w:rPr>
+        <w:t>score</w:t>
+      </w:r>
+      <w:r>
+        <w:rPr>
+          <w:b w:val="0"/>
+        </w:rPr>
+        <w:t xml:space="preserve"> by1.</w:t>
+      </w:r>
+    </w:p>
+    <w:p>
+      <w:pPr>
+        <w:spacing w:line="336" w:lineRule="auto" w:after="180"/>
+        <w:shd w:fill="F5F1FB"/>
+      </w:pPr>
+      <w:r>
+        <w:rPr>
+          <w:b w:val="0"/>
+        </w:rPr>
+        <w:t>Predict before checking the worked changed-case result. Name what changed and what the supplied facts allow you to conclude.</w:t>
+      </w:r>
+    </w:p>
+    <w:p>
+      <w:pPr>
+        <w:pStyle w:val="Heading3"/>
+      </w:pPr>
+      <w:r>
+        <w:t>05. Connect the explanation to its limit</w:t>
+      </w:r>
+    </w:p>
+    <w:p>
+      <w:r>
+        <w:drawing>
+          <wp:inline xmlns:a="http://schemas.openxmlformats.org/drawingml/2006/main" xmlns:pic="http://schemas.openxmlformats.org/drawingml/2006/picture">
+            <wp:extent cx="5486400" cy="2834640"/>
+            <wp:docPr id="7" name="Picture 7" descr="A weight controls how strongly an input contributes to the score. The left connection adds three times its measurement; the negative right connection subtracts its measurement. Calculate each contribution before adding them. This dot product is a signed score; it becomes a probability only if a separate, justified transformation and interpretation are supplied. Limit: These declared weights are hand-chosen toy parameters; no network training or calibrated probability is claimed."/>
+            <wp:cNvGraphicFramePr>
+              <a:graphicFrameLocks noChangeAspect="1"/>
+            </wp:cNvGraphicFramePr>
+            <a:graphic>
+              <a:graphicData uri="http://schemas.openxmlformats.org/drawingml/2006/picture">
+                <pic:pic>
+                  <pic:nvPicPr>
+                    <pic:cNvPr id="0" name="academy-story-ai-5-2-05.png"/>
+                    <pic:cNvPicPr/>
+                  </pic:nvPicPr>
+                  <pic:blipFill>
+                    <a:blip r:embed="rId15"/>
+                    <a:stretch>
+                      <a:fillRect/>
+                    </a:stretch>
+                  </pic:blipFill>
+                  <pic:spPr>
+                    <a:xfrm>
+                      <a:off x="0" y="0"/>
+                      <a:ext cx="5486400" cy="2834640"/>
+                    </a:xfrm>
+                    <a:prstGeom prst="rect"/>
+                  </pic:spPr>
+                </pic:pic>
+              </a:graphicData>
+            </a:graphic>
+          </wp:inline>
+        </w:drawing>
+      </w:r>
+    </w:p>
+    <w:p>
+      <w:pPr>
+        <w:spacing w:line="336" w:lineRule="auto" w:after="180"/>
+      </w:pPr>
+      <w:r>
+        <w:rPr>
+          <w:b w:val="0"/>
+        </w:rPr>
+        <w:t xml:space="preserve">A </w:t>
+      </w:r>
+      <w:r>
+        <w:rPr>
+          <w:b/>
+        </w:rPr>
+        <w:t>weight</w:t>
+      </w:r>
+      <w:r>
+        <w:rPr>
+          <w:b w:val="0"/>
+        </w:rPr>
+        <w:t xml:space="preserve"> controls how strongly an </w:t>
+      </w:r>
+      <w:r>
+        <w:rPr>
+          <w:b/>
+        </w:rPr>
+        <w:t>input</w:t>
+      </w:r>
+      <w:r>
+        <w:rPr>
+          <w:b w:val="0"/>
+        </w:rPr>
+        <w:t xml:space="preserve"> contributes to the </w:t>
+      </w:r>
+      <w:r>
+        <w:rPr>
+          <w:b/>
+        </w:rPr>
+        <w:t>score</w:t>
+      </w:r>
+      <w:r>
+        <w:rPr>
+          <w:b w:val="0"/>
+        </w:rPr>
+        <w:t xml:space="preserve">. The left connection adds three times its measurement; the negative right connection subtracts its measurement. Calculate each </w:t>
+      </w:r>
+      <w:r>
+        <w:rPr>
+          <w:b/>
+        </w:rPr>
+        <w:t>contribution</w:t>
+      </w:r>
+      <w:r>
+        <w:rPr>
+          <w:b w:val="0"/>
+        </w:rPr>
+        <w:t xml:space="preserve"> before adding them.</w:t>
+      </w:r>
+    </w:p>
+    <w:p>
+      <w:pPr>
+        <w:spacing w:line="336" w:lineRule="auto" w:after="180"/>
+      </w:pPr>
+      <w:r>
+        <w:rPr>
+          <w:b w:val="0"/>
+        </w:rPr>
+        <w:t xml:space="preserve">This </w:t>
+      </w:r>
+      <w:r>
+        <w:rPr>
+          <w:b/>
+        </w:rPr>
+        <w:t>dot product</w:t>
+      </w:r>
+      <w:r>
+        <w:rPr>
+          <w:b w:val="0"/>
+        </w:rPr>
+        <w:t xml:space="preserve"> is a signed </w:t>
+      </w:r>
+      <w:r>
+        <w:rPr>
+          <w:b/>
+        </w:rPr>
+        <w:t>score</w:t>
+      </w:r>
+      <w:r>
+        <w:rPr>
+          <w:b w:val="0"/>
+        </w:rPr>
+        <w:t>; it becomes a probability only if a separate, justified transformation and interpretation are supplied.</w:t>
+      </w:r>
+    </w:p>
+    <w:p>
+      <w:pPr>
+        <w:spacing w:line="336" w:lineRule="auto" w:after="180"/>
+      </w:pPr>
+      <w:r>
+        <w:rPr>
+          <w:b w:val="0"/>
+        </w:rPr>
+        <w:t xml:space="preserve">Limit: These declared </w:t>
+      </w:r>
+      <w:r>
+        <w:rPr>
+          <w:b/>
+        </w:rPr>
+        <w:t>weight</w:t>
+      </w:r>
+      <w:r>
+        <w:rPr>
+          <w:b w:val="0"/>
+        </w:rPr>
+        <w:t xml:space="preserve">s are hand-chosen toy parameters; no network </w:t>
+      </w:r>
+      <w:r>
+        <w:rPr>
+          <w:b/>
+        </w:rPr>
+        <w:t>training</w:t>
+      </w:r>
+      <w:r>
+        <w:rPr>
+          <w:b w:val="0"/>
+        </w:rPr>
+        <w:t xml:space="preserve"> or calibrated probability is claimed.</w:t>
+      </w:r>
+    </w:p>
+    <w:p>
+      <w:pPr>
+        <w:spacing w:line="336" w:lineRule="auto" w:after="180"/>
+        <w:shd w:fill="F5F1FB"/>
+      </w:pPr>
+      <w:r>
+        <w:rPr>
+          <w:b w:val="0"/>
+        </w:rPr>
+        <w:t>Explain the case, then point to a limit on the claim.</w:t>
+      </w:r>
+    </w:p>
+    <w:p>
+      <w:pPr>
+        <w:pStyle w:val="Heading3"/>
+      </w:pPr>
+      <w:r>
+        <w:t>06. Make the idea visible in your project</w:t>
+      </w:r>
+    </w:p>
+    <w:p>
+      <w:r>
+        <w:drawing>
+          <wp:inline xmlns:a="http://schemas.openxmlformats.org/drawingml/2006/main" xmlns:pic="http://schemas.openxmlformats.org/drawingml/2006/picture">
+            <wp:extent cx="5486400" cy="3681984"/>
+            <wp:docPr id="8" name="Picture 8" descr="For your Image-pattern Network Investigation, save the input, procedure, observed result and limitation of this check. Label this worked example as practice; use a different, previously unreviewed case when checking independent understanding. Draw your input, deciding step, result and limit. Supported question: Which connection explains why more right brightness lowers this score? Point to the relevant step in the picture, then write the changed result and the rule or evidence that supports it."/>
+            <wp:cNvGraphicFramePr>
+              <a:graphicFrameLocks noChangeAspect="1"/>
+            </wp:cNvGraphicFramePr>
+            <a:graphic>
+              <a:graphicData uri="http://schemas.openxmlformats.org/drawingml/2006/picture">
+                <pic:pic>
+                  <pic:nvPicPr>
+                    <pic:cNvPr id="0" name="academy-story-ai-5-2-06.png"/>
+                    <pic:cNvPicPr/>
+                  </pic:nvPicPr>
+                  <pic:blipFill>
+                    <a:blip r:embed="rId16"/>
+                    <a:stretch>
+                      <a:fillRect/>
+                    </a:stretch>
+                  </pic:blipFill>
+                  <pic:spPr>
+                    <a:xfrm>
+                      <a:off x="0" y="0"/>
+                      <a:ext cx="5486400" cy="3681984"/>
+                    </a:xfrm>
+                    <a:prstGeom prst="rect"/>
+                  </pic:spPr>
+                </pic:pic>
+              </a:graphicData>
+            </a:graphic>
+          </wp:inline>
+        </w:drawing>
+      </w:r>
+    </w:p>
+    <w:p>
+      <w:pPr>
+        <w:spacing w:line="336" w:lineRule="auto" w:after="180"/>
+      </w:pPr>
+      <w:r>
+        <w:rPr>
+          <w:b w:val="0"/>
+        </w:rPr>
+        <w:t xml:space="preserve">For your Image-pattern Network Investigation, save the </w:t>
+      </w:r>
+      <w:r>
+        <w:rPr>
+          <w:b/>
+        </w:rPr>
+        <w:t>input</w:t>
+      </w:r>
+      <w:r>
+        <w:rPr>
+          <w:b w:val="0"/>
+        </w:rPr>
+        <w:t>, procedure, observed result and limitation of this check.</w:t>
+      </w:r>
+    </w:p>
+    <w:p>
+      <w:pPr>
+        <w:spacing w:line="336" w:lineRule="auto" w:after="180"/>
+      </w:pPr>
+      <w:r>
+        <w:rPr>
+          <w:b w:val="0"/>
+        </w:rPr>
+        <w:t xml:space="preserve">Label this worked example as practice; use a different, previously unreviewed case when checking independent understanding. Draw your </w:t>
+      </w:r>
+      <w:r>
+        <w:rPr>
+          <w:b/>
+        </w:rPr>
+        <w:t>input</w:t>
+      </w:r>
+      <w:r>
+        <w:rPr>
+          <w:b w:val="0"/>
+        </w:rPr>
+        <w:t>, deciding step, result and limit.</w:t>
+      </w:r>
+    </w:p>
+    <w:p>
+      <w:pPr>
+        <w:spacing w:line="336" w:lineRule="auto" w:after="180"/>
+      </w:pPr>
+      <w:r>
+        <w:rPr>
+          <w:b w:val="0"/>
+        </w:rPr>
+        <w:t xml:space="preserve">Supported question: Which connection explains why more right brightness lowers this </w:t>
+      </w:r>
+      <w:r>
+        <w:rPr>
+          <w:b/>
+        </w:rPr>
+        <w:t>score</w:t>
+      </w:r>
+      <w:r>
+        <w:rPr>
+          <w:b w:val="0"/>
+        </w:rPr>
+        <w:t xml:space="preserve">? Point to the relevant step in the picture, then write the changed result and the rule or </w:t>
+      </w:r>
+      <w:r>
+        <w:rPr>
+          <w:b/>
+        </w:rPr>
+        <w:t>evidence</w:t>
+      </w:r>
+      <w:r>
+        <w:rPr>
+          <w:b w:val="0"/>
+        </w:rPr>
+        <w:t xml:space="preserve"> that supports it.</w:t>
+      </w:r>
+    </w:p>
+    <w:p>
+      <w:pPr>
+        <w:spacing w:line="336" w:lineRule="auto" w:after="180"/>
+        <w:shd w:fill="F5F1FB"/>
+      </w:pPr>
+      <w:r>
+        <w:rPr>
+          <w:b w:val="0"/>
+        </w:rPr>
+        <w:t xml:space="preserve">Draw your project trace and justify the deciding step using </w:t>
+      </w:r>
+      <w:r>
+        <w:rPr>
+          <w:b/>
+        </w:rPr>
+        <w:t>evidence</w:t>
+      </w:r>
+      <w:r>
+        <w:rPr>
+          <w:b w:val="0"/>
+        </w:rPr>
+        <w:t>.</w:t>
       </w:r>
     </w:p>
     <w:sectPr>

--- a/downloads/student/ai-5-week-02.docx
+++ b/downloads/student/ai-5-week-02.docx
@@ -1160,7 +1160,7 @@
         <w:rPr>
           <w:b w:val="0"/>
         </w:rPr>
-        <w:t xml:space="preserve"> becomes6-6=0.</w:t>
+        <w:t xml:space="preserve"> becomes 6-6=0.</w:t>
       </w:r>
     </w:p>
     <w:p>
@@ -1192,7 +1192,7 @@
         <w:rPr>
           <w:b w:val="0"/>
         </w:rPr>
-        <w:t xml:space="preserve"> is-1, so adding1 to that </w:t>
+        <w:t xml:space="preserve"> is-1, so adding 1 to that </w:t>
       </w:r>
       <w:r>
         <w:rPr>
@@ -4975,7 +4975,7 @@
         <w:rPr>
           <w:b w:val="0"/>
         </w:rPr>
-        <w:t xml:space="preserve"> becomes6-6=0.</w:t>
+        <w:t xml:space="preserve"> becomes 6-6=0.</w:t>
       </w:r>
     </w:p>
     <w:p>
@@ -5108,7 +5108,7 @@
         <w:rPr>
           <w:b w:val="0"/>
         </w:rPr>
-        <w:t xml:space="preserve"> becomes6-6=0. The right </w:t>
+        <w:t xml:space="preserve"> becomes 6-6=0. The right </w:t>
       </w:r>
       <w:r>
         <w:rPr>
@@ -5120,7 +5120,7 @@
         <w:rPr>
           <w:b w:val="0"/>
         </w:rPr>
-        <w:t xml:space="preserve"> is-1, so adding1 to that </w:t>
+        <w:t xml:space="preserve"> is-1, so adding 1 to that </w:t>
       </w:r>
       <w:r>
         <w:rPr>
@@ -5805,7 +5805,7 @@
         <w:drawing>
           <wp:inline xmlns:a="http://schemas.openxmlformats.org/drawingml/2006/main" xmlns:pic="http://schemas.openxmlformats.org/drawingml/2006/picture">
             <wp:extent cx="5486400" cy="3026664"/>
-            <wp:docPr id="6" name="Picture 6" descr="Original case: Weighted sum=6-5=1; this is a score, not a probability. Changed condition: Increase only the right input from 5 to6. Expected result: The score becomes6-6=0. Reason: The right weight is-1, so adding1 to that input lowers the score by1."/>
+            <wp:docPr id="6" name="Picture 6" descr="Original case: Weighted sum=6-5=1; this is a score, not a probability. Changed condition: Increase only the right input from 5 to6. Expected result: The score becomes 6-6=0. Reason: The right weight is-1, so adding 1 to that input lowers the score by1."/>
             <wp:cNvGraphicFramePr>
               <a:graphicFrameLocks noChangeAspect="1"/>
             </wp:cNvGraphicFramePr>
@@ -5892,7 +5892,7 @@
         <w:rPr>
           <w:b w:val="0"/>
         </w:rPr>
-        <w:t xml:space="preserve"> becomes6-6=0.</w:t>
+        <w:t xml:space="preserve"> becomes 6-6=0.</w:t>
       </w:r>
     </w:p>
     <w:p>
@@ -5915,7 +5915,7 @@
         <w:rPr>
           <w:b w:val="0"/>
         </w:rPr>
-        <w:t xml:space="preserve"> is-1, so adding1 to that </w:t>
+        <w:t xml:space="preserve"> is-1, so adding 1 to that </w:t>
       </w:r>
       <w:r>
         <w:rPr>

--- a/downloads/student/ai-5-week-02.docx
+++ b/downloads/student/ai-5-week-02.docx
@@ -25,33 +25,479 @@
         <w:pStyle w:val="Heading1"/>
       </w:pPr>
       <w:r>
-        <w:t>Before you start</w:t>
-      </w:r>
-    </w:p>
-    <w:p>
+        <w:t>Match positions. Multiply. Add. Explain the score.</w:t>
+      </w:r>
+    </w:p>
+    <w:p>
+      <w:r>
+        <w:t>Calculate signed contributions and preserve their units and interpretation.</w:t>
+      </w:r>
+    </w:p>
+    <w:p>
+      <w:r>
+        <w:t>Complete parcel trace → brightness negative connection → cancellation and unit probes → independent three-component calculation.</w:t>
+      </w:r>
+    </w:p>
+    <w:p>
+      <w:pPr>
+        <w:pStyle w:val="Heading1"/>
+      </w:pPr>
+      <w:r>
+        <w:t>01. How does each input contribute to one score?</w:t>
+      </w:r>
+    </w:p>
+    <w:p>
+      <w:r>
+        <w:t>Multiply matching positions before adding;keep score meaning separate from probability.</w:t>
+      </w:r>
+    </w:p>
+    <w:p>
+      <w:pPr>
+        <w:pStyle w:val="Heading2"/>
+      </w:pPr>
+      <w:r>
+        <w:t>Learning goals</w:t>
+      </w:r>
+    </w:p>
+    <w:p>
+      <w:pPr>
+        <w:spacing w:line="336" w:lineRule="auto" w:after="180"/>
+      </w:pPr>
+      <w:r>
+        <w:rPr>
+          <w:b w:val="0"/>
+        </w:rPr>
+        <w:t xml:space="preserve">I can calculate a </w:t>
+      </w:r>
+      <w:r>
+        <w:rPr>
+          <w:b/>
+        </w:rPr>
+        <w:t>dot product</w:t>
+      </w:r>
+      <w:r>
+        <w:rPr>
+          <w:b w:val="0"/>
+        </w:rPr>
+        <w:t xml:space="preserve"> by matching feature positions.</w:t>
+      </w:r>
+    </w:p>
+    <w:p>
+      <w:pPr>
+        <w:spacing w:line="336" w:lineRule="auto" w:after="180"/>
+      </w:pPr>
+      <w:r>
+        <w:rPr>
+          <w:b w:val="0"/>
+        </w:rPr>
+        <w:t xml:space="preserve">I can explain how a </w:t>
+      </w:r>
+      <w:r>
+        <w:rPr>
+          <w:b/>
+        </w:rPr>
+        <w:t>weight</w:t>
+      </w:r>
+      <w:r>
+        <w:rPr>
+          <w:b w:val="0"/>
+        </w:rPr>
+        <w:t xml:space="preserve"> changes a </w:t>
+      </w:r>
+      <w:r>
+        <w:rPr>
+          <w:b/>
+        </w:rPr>
+        <w:t>score</w:t>
+      </w:r>
+      <w:r>
+        <w:rPr>
+          <w:b w:val="0"/>
+        </w:rPr>
+        <w:t xml:space="preserve"> with other </w:t>
+      </w:r>
+      <w:r>
+        <w:rPr>
+          <w:b/>
+        </w:rPr>
+        <w:t>input</w:t>
+      </w:r>
+      <w:r>
+        <w:rPr>
+          <w:b w:val="0"/>
+        </w:rPr>
+        <w:t>s fixed.</w:t>
+      </w:r>
+    </w:p>
+    <w:p>
+      <w:pPr>
+        <w:spacing w:line="336" w:lineRule="auto" w:after="180"/>
+      </w:pPr>
+      <w:r>
+        <w:rPr>
+          <w:b w:val="0"/>
+        </w:rPr>
+        <w:t xml:space="preserve">I can distinguish a </w:t>
+      </w:r>
+      <w:r>
+        <w:rPr>
+          <w:b/>
+        </w:rPr>
+        <w:t>weight</w:t>
+      </w:r>
+      <w:r>
+        <w:rPr>
+          <w:b w:val="0"/>
+        </w:rPr>
+        <w:t xml:space="preserve">ed </w:t>
+      </w:r>
+      <w:r>
+        <w:rPr>
+          <w:b/>
+        </w:rPr>
+        <w:t>score</w:t>
+      </w:r>
+      <w:r>
+        <w:rPr>
+          <w:b w:val="0"/>
+        </w:rPr>
+        <w:t xml:space="preserve"> from a probability or trained model.</w:t>
+      </w:r>
+    </w:p>
+    <w:p>
+      <w:pPr>
+        <w:pStyle w:val="Heading2"/>
+      </w:pPr>
+      <w:r>
+        <w:t>Retrieve the fixed input contract</w:t>
+      </w:r>
+    </w:p>
+    <w:p>
+      <w:pPr>
+        <w:spacing w:line="336" w:lineRule="auto" w:after="180"/>
+      </w:pPr>
+      <w:r>
+        <w:rPr>
+          <w:b w:val="0"/>
+        </w:rPr>
+        <w:t xml:space="preserve">Close your notes first. A rough first answer helps us choose the right starting point; it is not a </w:t>
+      </w:r>
+      <w:r>
+        <w:rPr>
+          <w:b/>
+        </w:rPr>
+        <w:t>score</w:t>
+      </w:r>
+      <w:r>
+        <w:rPr>
+          <w:b w:val="0"/>
+        </w:rPr>
+        <w:t xml:space="preserve"> for your ability.</w:t>
+      </w:r>
+    </w:p>
+    <w:p>
+      <w:pPr>
+        <w:spacing w:line="336" w:lineRule="auto" w:after="180"/>
+      </w:pPr>
+      <w:r>
+        <w:rPr>
+          <w:b w:val="0"/>
+        </w:rPr>
+        <w:t xml:space="preserve">Without opening the old lesson, explain one key idea from Representing </w:t>
+      </w:r>
+      <w:r>
+        <w:rPr>
+          <w:b/>
+        </w:rPr>
+        <w:t>input</w:t>
+      </w:r>
+      <w:r>
+        <w:rPr>
+          <w:b w:val="0"/>
+        </w:rPr>
+        <w:t>s as vectors. Give an example and a mistake that the idea helps you avoid.</w:t>
+      </w:r>
+    </w:p>
+    <w:p>
+      <w:pPr>
+        <w:spacing w:line="336" w:lineRule="auto" w:after="180"/>
+      </w:pPr>
+      <w:r>
+        <w:rPr>
+          <w:b w:val="0"/>
+        </w:rPr>
+        <w:t xml:space="preserve">After trying, check the relevant lesson or ask your teacher. Change the part of your explanation that the </w:t>
+      </w:r>
+      <w:r>
+        <w:rPr>
+          <w:b/>
+        </w:rPr>
+        <w:t>evidence</w:t>
+      </w:r>
+      <w:r>
+        <w:rPr>
+          <w:b w:val="0"/>
+        </w:rPr>
+        <w:t xml:space="preserve"> shows was wrong.</w:t>
+      </w:r>
+    </w:p>
+    <w:p>
+      <w:pPr>
+        <w:pStyle w:val="Heading2"/>
+      </w:pPr>
+      <w:r>
+        <w:t>Prerequisite and starting explanation</w:t>
+      </w:r>
+    </w:p>
+    <w:p>
+      <w:pPr>
+        <w:pStyle w:val="ListBullet"/>
+      </w:pPr>
       <w:r>
         <w:t>Under schema [width, height], why must [4, 2] and [2, 4] remain distinct?</w:t>
       </w:r>
     </w:p>
     <w:p>
       <w:pPr>
+        <w:pStyle w:val="Heading3"/>
+      </w:pPr>
+      <w:r>
+        <w:t>My starting explanation</w:t>
+      </w:r>
+    </w:p>
+    <w:p>
+      <w:r>
+        <w:t>________________________________________________________________</w:t>
+      </w:r>
+    </w:p>
+    <w:p>
+      <w:r>
+        <w:t>________________________________________________________________</w:t>
+      </w:r>
+    </w:p>
+    <w:p>
+      <w:r>
+        <w:t>________________________________________________________________</w:t>
+      </w:r>
+    </w:p>
+    <w:p>
+      <w:pPr>
+        <w:pStyle w:val="Heading2"/>
+      </w:pPr>
+      <w:r>
+        <w:t>End goal</w:t>
+      </w:r>
+    </w:p>
+    <w:p>
+      <w:pPr>
+        <w:spacing w:line="336" w:lineRule="auto" w:after="180"/>
+      </w:pPr>
+      <w:r>
+        <w:rPr>
+          <w:b w:val="0"/>
+        </w:rPr>
+        <w:t xml:space="preserve">By the end, I can explain </w:t>
+      </w:r>
+      <w:r>
+        <w:rPr>
+          <w:b/>
+        </w:rPr>
+        <w:t>dot product</w:t>
+      </w:r>
+      <w:r>
+        <w:rPr>
+          <w:b w:val="0"/>
+        </w:rPr>
+        <w:t xml:space="preserve">s and </w:t>
+      </w:r>
+      <w:r>
+        <w:rPr>
+          <w:b/>
+        </w:rPr>
+        <w:t>weight</w:t>
+      </w:r>
+      <w:r>
+        <w:rPr>
+          <w:b w:val="0"/>
+        </w:rPr>
+        <w:t>ed sums using a traced example and a stated limitation.</w:t>
+      </w:r>
+    </w:p>
+    <w:p>
+      <w:pPr>
+        <w:pStyle w:val="Heading2"/>
+      </w:pPr>
+      <w:r>
+        <w:t>Earlier wording, alternatives and picture transcripts · reference / check after trying</w:t>
+      </w:r>
+    </w:p>
+    <w:p>
+      <w:pPr>
+        <w:pStyle w:val="Heading3"/>
+      </w:pPr>
+      <w:r>
+        <w:t>Your learning target</w:t>
+      </w:r>
+    </w:p>
+    <w:p>
+      <w:pPr>
+        <w:pStyle w:val="Heading3"/>
+      </w:pPr>
+      <w:r>
+        <w:t>Remember before reading</w:t>
+      </w:r>
+    </w:p>
+    <w:p>
+      <w:pPr>
+        <w:spacing w:line="336" w:lineRule="auto" w:after="180"/>
+      </w:pPr>
+      <w:r>
+        <w:rPr>
+          <w:b w:val="0"/>
+        </w:rPr>
+        <w:t>This week you will practise:</w:t>
+      </w:r>
+    </w:p>
+    <w:p>
+      <w:pPr>
+        <w:spacing w:line="336" w:lineRule="auto" w:after="180"/>
+      </w:pPr>
+      <w:r>
+        <w:rPr>
+          <w:b w:val="0"/>
+        </w:rPr>
+        <w:t xml:space="preserve">Calculate a </w:t>
+      </w:r>
+      <w:r>
+        <w:rPr>
+          <w:b/>
+        </w:rPr>
+        <w:t>dot product</w:t>
+      </w:r>
+      <w:r>
+        <w:rPr>
+          <w:b w:val="0"/>
+        </w:rPr>
+        <w:t xml:space="preserve"> by matching feature positions</w:t>
+      </w:r>
+    </w:p>
+    <w:p>
+      <w:pPr>
+        <w:spacing w:line="336" w:lineRule="auto" w:after="180"/>
+      </w:pPr>
+      <w:r>
+        <w:rPr>
+          <w:b w:val="0"/>
+        </w:rPr>
+        <w:t xml:space="preserve">Explain how a </w:t>
+      </w:r>
+      <w:r>
+        <w:rPr>
+          <w:b/>
+        </w:rPr>
+        <w:t>weight</w:t>
+      </w:r>
+      <w:r>
+        <w:rPr>
+          <w:b w:val="0"/>
+        </w:rPr>
+        <w:t xml:space="preserve"> changes a </w:t>
+      </w:r>
+      <w:r>
+        <w:rPr>
+          <w:b/>
+        </w:rPr>
+        <w:t>score</w:t>
+      </w:r>
+      <w:r>
+        <w:rPr>
+          <w:b w:val="0"/>
+        </w:rPr>
+        <w:t xml:space="preserve"> with other </w:t>
+      </w:r>
+      <w:r>
+        <w:rPr>
+          <w:b/>
+        </w:rPr>
+        <w:t>input</w:t>
+      </w:r>
+      <w:r>
+        <w:rPr>
+          <w:b w:val="0"/>
+        </w:rPr>
+        <w:t>s fixed</w:t>
+      </w:r>
+    </w:p>
+    <w:p>
+      <w:pPr>
+        <w:spacing w:line="336" w:lineRule="auto" w:after="180"/>
+      </w:pPr>
+      <w:r>
+        <w:rPr>
+          <w:b w:val="0"/>
+        </w:rPr>
+        <w:t xml:space="preserve">Distinguish a </w:t>
+      </w:r>
+      <w:r>
+        <w:rPr>
+          <w:b/>
+        </w:rPr>
+        <w:t>weight</w:t>
+      </w:r>
+      <w:r>
+        <w:rPr>
+          <w:b w:val="0"/>
+        </w:rPr>
+        <w:t xml:space="preserve">ed </w:t>
+      </w:r>
+      <w:r>
+        <w:rPr>
+          <w:b/>
+        </w:rPr>
+        <w:t>score</w:t>
+      </w:r>
+      <w:r>
+        <w:rPr>
+          <w:b w:val="0"/>
+        </w:rPr>
+        <w:t xml:space="preserve"> from a probability or trained model</w:t>
+      </w:r>
+    </w:p>
+    <w:p>
+      <w:pPr>
+        <w:pStyle w:val="Heading3"/>
+      </w:pPr>
+      <w:r>
+        <w:t>Retrieve what you already know</w:t>
+      </w:r>
+    </w:p>
+    <w:p>
+      <w:pPr>
+        <w:pStyle w:val="Heading3"/>
+      </w:pPr>
+      <w:r>
+        <w:t>This week’s end goal</w:t>
+      </w:r>
+    </w:p>
+    <w:p>
+      <w:pPr>
         <w:pStyle w:val="Heading1"/>
       </w:pPr>
       <w:r>
-        <w:t>01. Your mission</w:t>
-      </w:r>
-    </w:p>
-    <w:p>
-      <w:r>
-        <w:t>Start with the target: Calculate a dot product by matching feature positions. Try the recall before opening notes.</w:t>
-      </w:r>
-    </w:p>
-    <w:p>
-      <w:pPr>
-        <w:pStyle w:val="Heading3"/>
-      </w:pPr>
-      <w:r>
-        <w:t>Your learning target</w:t>
+        <w:t>02. One matched contribution at a time</w:t>
+      </w:r>
+    </w:p>
+    <w:p>
+      <w:r>
+        <w:t>The weights are declared classroom parameters,not fitted results.</w:t>
+      </w:r>
+    </w:p>
+    <w:p>
+      <w:pPr>
+        <w:pStyle w:val="Heading2"/>
+      </w:pPr>
+      <w:r>
+        <w:t>Name inputs,weights and the dot product</w:t>
       </w:r>
     </w:p>
     <w:p>
@@ -62,19 +508,89 @@
         <w:rPr>
           <w:b w:val="0"/>
         </w:rPr>
-        <w:t xml:space="preserve">I can calculate a </w:t>
+        <w:t xml:space="preserve">A small model can combine several measurements into one </w:t>
       </w:r>
       <w:r>
         <w:rPr>
           <w:b/>
         </w:rPr>
+        <w:t>score</w:t>
+      </w:r>
+      <w:r>
+        <w:rPr>
+          <w:b w:val="0"/>
+        </w:rPr>
+        <w:t xml:space="preserve">. Let x = [4, 2] contain fictional width and height measurements in cm. Set </w:t>
+      </w:r>
+      <w:r>
+        <w:rPr>
+          <w:b/>
+        </w:rPr>
+        <w:t>weight</w:t>
+      </w:r>
+      <w:r>
+        <w:rPr>
+          <w:b w:val="0"/>
+        </w:rPr>
+        <w:t>s w = [2, -1].</w:t>
+      </w:r>
+    </w:p>
+    <w:p>
+      <w:pPr>
+        <w:spacing w:line="336" w:lineRule="auto" w:after="180"/>
+      </w:pPr>
+      <w:r>
+        <w:rPr>
+          <w:b w:val="0"/>
+        </w:rPr>
+        <w:t xml:space="preserve">Multiply matching positions, then add: s = (2 times 4) + (-1 times 2) = 6. The letter x names the </w:t>
+      </w:r>
+      <w:r>
+        <w:rPr>
+          <w:b/>
+        </w:rPr>
+        <w:t>input</w:t>
+      </w:r>
+      <w:r>
+        <w:rPr>
+          <w:b w:val="0"/>
+        </w:rPr>
+        <w:t xml:space="preserve"> vector.</w:t>
+      </w:r>
+    </w:p>
+    <w:p>
+      <w:pPr>
+        <w:spacing w:line="336" w:lineRule="auto" w:after="180"/>
+      </w:pPr>
+      <w:r>
+        <w:rPr>
+          <w:b w:val="0"/>
+        </w:rPr>
+        <w:t xml:space="preserve">We call this calculation a </w:t>
+      </w:r>
+      <w:r>
+        <w:rPr>
+          <w:b/>
+        </w:rPr>
         <w:t>dot product</w:t>
       </w:r>
       <w:r>
         <w:rPr>
           <w:b w:val="0"/>
         </w:rPr>
-        <w:t xml:space="preserve"> by matching feature positions.</w:t>
+        <w:t xml:space="preserve">, written w dot x. The vectors must have the same number of components. Each </w:t>
+      </w:r>
+      <w:r>
+        <w:rPr>
+          <w:b/>
+        </w:rPr>
+        <w:t>weight</w:t>
+      </w:r>
+      <w:r>
+        <w:rPr>
+          <w:b w:val="0"/>
+        </w:rPr>
+        <w:t xml:space="preserve"> belongs to one named feature.</w:t>
       </w:r>
     </w:p>
     <w:p>
@@ -85,7 +601,7 @@
         <w:rPr>
           <w:b w:val="0"/>
         </w:rPr>
-        <w:t xml:space="preserve">I can explain how a </w:t>
+        <w:t xml:space="preserve">These hand-selected </w:t>
       </w:r>
       <w:r>
         <w:rPr>
@@ -97,498 +613,39 @@
         <w:rPr>
           <w:b w:val="0"/>
         </w:rPr>
-        <w:t xml:space="preserve"> changes a </w:t>
+        <w:t xml:space="preserve">s demonstrate a computation; no </w:t>
       </w:r>
       <w:r>
         <w:rPr>
           <w:b/>
         </w:rPr>
+        <w:t>training</w:t>
+      </w:r>
+      <w:r>
+        <w:rPr>
+          <w:b w:val="0"/>
+        </w:rPr>
+        <w:t xml:space="preserve"> has happened. The result 6 is a </w:t>
+      </w:r>
+      <w:r>
+        <w:rPr>
+          <w:b/>
+        </w:rPr>
         <w:t>score</w:t>
       </w:r>
       <w:r>
         <w:rPr>
           <w:b w:val="0"/>
         </w:rPr>
-        <w:t xml:space="preserve"> with other </w:t>
-      </w:r>
-      <w:r>
-        <w:rPr>
-          <w:b/>
-        </w:rPr>
-        <w:t>input</w:t>
-      </w:r>
-      <w:r>
-        <w:rPr>
-          <w:b w:val="0"/>
-        </w:rPr>
-        <w:t>s fixed.</w:t>
-      </w:r>
-    </w:p>
-    <w:p>
-      <w:pPr>
-        <w:spacing w:line="336" w:lineRule="auto" w:after="180"/>
-      </w:pPr>
-      <w:r>
-        <w:rPr>
-          <w:b w:val="0"/>
-        </w:rPr>
-        <w:t xml:space="preserve">I can distinguish a </w:t>
-      </w:r>
-      <w:r>
-        <w:rPr>
-          <w:b/>
-        </w:rPr>
-        <w:t>weight</w:t>
-      </w:r>
-      <w:r>
-        <w:rPr>
-          <w:b w:val="0"/>
-        </w:rPr>
-        <w:t xml:space="preserve">ed </w:t>
-      </w:r>
-      <w:r>
-        <w:rPr>
-          <w:b/>
-        </w:rPr>
-        <w:t>score</w:t>
-      </w:r>
-      <w:r>
-        <w:rPr>
-          <w:b w:val="0"/>
-        </w:rPr>
-        <w:t xml:space="preserve"> from a probability or trained model.</w:t>
-      </w:r>
-    </w:p>
-    <w:p>
-      <w:pPr>
-        <w:pStyle w:val="Heading3"/>
-      </w:pPr>
-      <w:r>
-        <w:t>Remember before reading</w:t>
-      </w:r>
-    </w:p>
-    <w:p>
-      <w:pPr>
-        <w:spacing w:line="336" w:lineRule="auto" w:after="180"/>
-      </w:pPr>
-      <w:r>
-        <w:rPr>
-          <w:b w:val="0"/>
-        </w:rPr>
-        <w:t xml:space="preserve">Close your notes first. A rough first answer helps us choose the right starting point; it is not a </w:t>
-      </w:r>
-      <w:r>
-        <w:rPr>
-          <w:b/>
-        </w:rPr>
-        <w:t>score</w:t>
-      </w:r>
-      <w:r>
-        <w:rPr>
-          <w:b w:val="0"/>
-        </w:rPr>
-        <w:t xml:space="preserve"> for your ability.</w:t>
-      </w:r>
-    </w:p>
-    <w:p>
-      <w:pPr>
-        <w:spacing w:line="336" w:lineRule="auto" w:after="180"/>
-      </w:pPr>
-      <w:r>
-        <w:rPr>
-          <w:b w:val="0"/>
-        </w:rPr>
-        <w:t xml:space="preserve">Without opening the old lesson, explain one key idea from Representing </w:t>
-      </w:r>
-      <w:r>
-        <w:rPr>
-          <w:b/>
-        </w:rPr>
-        <w:t>input</w:t>
-      </w:r>
-      <w:r>
-        <w:rPr>
-          <w:b w:val="0"/>
-        </w:rPr>
-        <w:t>s as vectors. Give an example and a mistake that the idea helps you avoid.</w:t>
-      </w:r>
-    </w:p>
-    <w:p>
-      <w:pPr>
-        <w:spacing w:line="336" w:lineRule="auto" w:after="180"/>
-      </w:pPr>
-      <w:r>
-        <w:rPr>
-          <w:b w:val="0"/>
-        </w:rPr>
-        <w:t xml:space="preserve">After trying, check the relevant lesson or ask your teacher. Change the part of your explanation that the </w:t>
-      </w:r>
-      <w:r>
-        <w:rPr>
-          <w:b/>
-        </w:rPr>
-        <w:t>evidence</w:t>
-      </w:r>
-      <w:r>
-        <w:rPr>
-          <w:b w:val="0"/>
-        </w:rPr>
-        <w:t xml:space="preserve"> shows was wrong.</w:t>
-      </w:r>
-    </w:p>
-    <w:p>
-      <w:pPr>
-        <w:spacing w:line="336" w:lineRule="auto" w:after="180"/>
-      </w:pPr>
-      <w:r>
-        <w:rPr>
-          <w:b w:val="0"/>
-        </w:rPr>
-        <w:t>This week you will practise:</w:t>
-      </w:r>
-    </w:p>
-    <w:p>
-      <w:pPr>
-        <w:spacing w:line="336" w:lineRule="auto" w:after="180"/>
-      </w:pPr>
-      <w:r>
-        <w:rPr>
-          <w:b w:val="0"/>
-        </w:rPr>
-        <w:t xml:space="preserve">Calculate a </w:t>
-      </w:r>
-      <w:r>
-        <w:rPr>
-          <w:b/>
-        </w:rPr>
-        <w:t>dot product</w:t>
-      </w:r>
-      <w:r>
-        <w:rPr>
-          <w:b w:val="0"/>
-        </w:rPr>
-        <w:t xml:space="preserve"> by matching feature positions</w:t>
-      </w:r>
-    </w:p>
-    <w:p>
-      <w:pPr>
-        <w:spacing w:line="336" w:lineRule="auto" w:after="180"/>
-      </w:pPr>
-      <w:r>
-        <w:rPr>
-          <w:b w:val="0"/>
-        </w:rPr>
-        <w:t xml:space="preserve">Explain how a </w:t>
-      </w:r>
-      <w:r>
-        <w:rPr>
-          <w:b/>
-        </w:rPr>
-        <w:t>weight</w:t>
-      </w:r>
-      <w:r>
-        <w:rPr>
-          <w:b w:val="0"/>
-        </w:rPr>
-        <w:t xml:space="preserve"> changes a </w:t>
-      </w:r>
-      <w:r>
-        <w:rPr>
-          <w:b/>
-        </w:rPr>
-        <w:t>score</w:t>
-      </w:r>
-      <w:r>
-        <w:rPr>
-          <w:b w:val="0"/>
-        </w:rPr>
-        <w:t xml:space="preserve"> with other </w:t>
-      </w:r>
-      <w:r>
-        <w:rPr>
-          <w:b/>
-        </w:rPr>
-        <w:t>input</w:t>
-      </w:r>
-      <w:r>
-        <w:rPr>
-          <w:b w:val="0"/>
-        </w:rPr>
-        <w:t>s fixed</w:t>
-      </w:r>
-    </w:p>
-    <w:p>
-      <w:pPr>
-        <w:spacing w:line="336" w:lineRule="auto" w:after="180"/>
-      </w:pPr>
-      <w:r>
-        <w:rPr>
-          <w:b w:val="0"/>
-        </w:rPr>
-        <w:t xml:space="preserve">Distinguish a </w:t>
-      </w:r>
-      <w:r>
-        <w:rPr>
-          <w:b/>
-        </w:rPr>
-        <w:t>weight</w:t>
-      </w:r>
-      <w:r>
-        <w:rPr>
-          <w:b w:val="0"/>
-        </w:rPr>
-        <w:t xml:space="preserve">ed </w:t>
-      </w:r>
-      <w:r>
-        <w:rPr>
-          <w:b/>
-        </w:rPr>
-        <w:t>score</w:t>
-      </w:r>
-      <w:r>
-        <w:rPr>
-          <w:b w:val="0"/>
-        </w:rPr>
-        <w:t xml:space="preserve"> from a probability or trained model</w:t>
-      </w:r>
-    </w:p>
-    <w:p>
-      <w:pPr>
-        <w:pStyle w:val="Heading3"/>
-      </w:pPr>
-      <w:r>
-        <w:t>Retrieve what you already know</w:t>
-      </w:r>
-    </w:p>
-    <w:p>
-      <w:pPr>
-        <w:spacing w:line="336" w:lineRule="auto" w:after="180"/>
-        <w:shd w:fill="F5F1FB"/>
-      </w:pPr>
-      <w:r>
-        <w:rPr>
-          <w:b w:val="0"/>
-        </w:rPr>
-        <w:t>Under schema [width, height], why must [4, 2] and [2, 4] remain distinct?</w:t>
-      </w:r>
-    </w:p>
-    <w:p>
-      <w:pPr>
-        <w:pStyle w:val="Heading3"/>
-      </w:pPr>
-      <w:r>
-        <w:t>My starting explanation</w:t>
-      </w:r>
-    </w:p>
-    <w:p>
-      <w:r>
-        <w:t>________________________________________________________________</w:t>
-      </w:r>
-    </w:p>
-    <w:p>
-      <w:r>
-        <w:t>________________________________________________________________</w:t>
-      </w:r>
-    </w:p>
-    <w:p>
-      <w:r>
-        <w:t>________________________________________________________________</w:t>
-      </w:r>
-    </w:p>
-    <w:p>
-      <w:pPr>
-        <w:pStyle w:val="Heading3"/>
-      </w:pPr>
-      <w:r>
-        <w:t>This week’s end goal</w:t>
-      </w:r>
-    </w:p>
-    <w:p>
-      <w:pPr>
-        <w:spacing w:line="336" w:lineRule="auto" w:after="180"/>
-      </w:pPr>
-      <w:r>
-        <w:rPr>
-          <w:b w:val="0"/>
-        </w:rPr>
-        <w:t xml:space="preserve">By the end, I can explain </w:t>
-      </w:r>
-      <w:r>
-        <w:rPr>
-          <w:b/>
-        </w:rPr>
-        <w:t>dot product</w:t>
-      </w:r>
-      <w:r>
-        <w:rPr>
-          <w:b w:val="0"/>
-        </w:rPr>
-        <w:t xml:space="preserve">s and </w:t>
-      </w:r>
-      <w:r>
-        <w:rPr>
-          <w:b/>
-        </w:rPr>
-        <w:t>weight</w:t>
-      </w:r>
-      <w:r>
-        <w:rPr>
-          <w:b w:val="0"/>
-        </w:rPr>
-        <w:t>ed sums using a traced example and a stated limitation.</w:t>
-      </w:r>
-    </w:p>
-    <w:p>
-      <w:pPr>
-        <w:pStyle w:val="Heading1"/>
-      </w:pPr>
-      <w:r>
-        <w:t>02. Notice the evidence</w:t>
-      </w:r>
-    </w:p>
-    <w:p>
-      <w:r>
-        <w:t>Investigate the supplied Dot products and weighted sums case. Separate observations, given facts and assumptions before choosing an explanation.</w:t>
-      </w:r>
-    </w:p>
-    <w:p>
-      <w:pPr>
-        <w:spacing w:line="336" w:lineRule="auto" w:after="180"/>
-      </w:pPr>
-      <w:r>
-        <w:rPr>
-          <w:b w:val="0"/>
-        </w:rPr>
-        <w:t xml:space="preserve">A small model can combine several measurements into one </w:t>
-      </w:r>
-      <w:r>
-        <w:rPr>
-          <w:b/>
-        </w:rPr>
-        <w:t>score</w:t>
-      </w:r>
-      <w:r>
-        <w:rPr>
-          <w:b w:val="0"/>
-        </w:rPr>
-        <w:t xml:space="preserve">. Let x = [4, 2] contain fictional width and height measurements in cm. Set </w:t>
-      </w:r>
-      <w:r>
-        <w:rPr>
-          <w:b/>
-        </w:rPr>
-        <w:t>weight</w:t>
-      </w:r>
-      <w:r>
-        <w:rPr>
-          <w:b w:val="0"/>
-        </w:rPr>
-        <w:t>s w = [2, -1].</w:t>
-      </w:r>
-    </w:p>
-    <w:p>
-      <w:pPr>
-        <w:spacing w:line="336" w:lineRule="auto" w:after="180"/>
-      </w:pPr>
-      <w:r>
-        <w:rPr>
-          <w:b w:val="0"/>
-        </w:rPr>
-        <w:t xml:space="preserve">Multiply matching positions, then add: s = (2 times 4) + (-1 times 2) = 6. The letter x names the </w:t>
-      </w:r>
-      <w:r>
-        <w:rPr>
-          <w:b/>
-        </w:rPr>
-        <w:t>input</w:t>
-      </w:r>
-      <w:r>
-        <w:rPr>
-          <w:b w:val="0"/>
-        </w:rPr>
-        <w:t xml:space="preserve"> vector.</w:t>
-      </w:r>
-    </w:p>
-    <w:p>
-      <w:pPr>
-        <w:spacing w:line="336" w:lineRule="auto" w:after="180"/>
-      </w:pPr>
-      <w:r>
-        <w:rPr>
-          <w:b w:val="0"/>
-        </w:rPr>
-        <w:t xml:space="preserve">We call this calculation a </w:t>
-      </w:r>
-      <w:r>
-        <w:rPr>
-          <w:b/>
-        </w:rPr>
-        <w:t>dot product</w:t>
-      </w:r>
-      <w:r>
-        <w:rPr>
-          <w:b w:val="0"/>
-        </w:rPr>
-        <w:t xml:space="preserve">, written w dot x. The vectors must have the same number of components. Each </w:t>
-      </w:r>
-      <w:r>
-        <w:rPr>
-          <w:b/>
-        </w:rPr>
-        <w:t>weight</w:t>
-      </w:r>
-      <w:r>
-        <w:rPr>
-          <w:b w:val="0"/>
-        </w:rPr>
-        <w:t xml:space="preserve"> belongs to one named feature.</w:t>
-      </w:r>
-    </w:p>
-    <w:p>
-      <w:pPr>
-        <w:spacing w:line="336" w:lineRule="auto" w:after="180"/>
-      </w:pPr>
-      <w:r>
-        <w:rPr>
-          <w:b w:val="0"/>
-        </w:rPr>
-        <w:t xml:space="preserve">These hand-selected </w:t>
-      </w:r>
-      <w:r>
-        <w:rPr>
-          <w:b/>
-        </w:rPr>
-        <w:t>weight</w:t>
-      </w:r>
-      <w:r>
-        <w:rPr>
-          <w:b w:val="0"/>
-        </w:rPr>
-        <w:t xml:space="preserve">s demonstrate a computation; no </w:t>
-      </w:r>
-      <w:r>
-        <w:rPr>
-          <w:b/>
-        </w:rPr>
-        <w:t>training</w:t>
-      </w:r>
-      <w:r>
-        <w:rPr>
-          <w:b w:val="0"/>
-        </w:rPr>
-        <w:t xml:space="preserve"> has happened. The result 6 is a </w:t>
-      </w:r>
-      <w:r>
-        <w:rPr>
-          <w:b/>
-        </w:rPr>
-        <w:t>score</w:t>
-      </w:r>
-      <w:r>
-        <w:rPr>
-          <w:b w:val="0"/>
-        </w:rPr>
         <w:t>, not a probability or a claim that this parcel is safe.</w:t>
+      </w:r>
+    </w:p>
+    <w:p>
+      <w:pPr>
+        <w:pStyle w:val="Heading2"/>
+      </w:pPr>
+      <w:r>
+        <w:t>Complete signed contributions</w:t>
       </w:r>
     </w:p>
     <w:tbl>
@@ -736,6 +793,14 @@
     </w:tbl>
     <w:p>
       <w:pPr>
+        <w:pStyle w:val="Heading2"/>
+      </w:pPr>
+      <w:r>
+        <w:t>Keep units compatible</w:t>
+      </w:r>
+    </w:p>
+    <w:p>
+      <w:pPr>
         <w:spacing w:line="336" w:lineRule="auto" w:after="180"/>
       </w:pPr>
       <w:r>
@@ -795,6 +860,14 @@
     </w:p>
     <w:p>
       <w:pPr>
+        <w:pStyle w:val="Heading2"/>
+      </w:pPr>
+      <w:r>
+        <w:t>Identify supplied and missing facts</w:t>
+      </w:r>
+    </w:p>
+    <w:p>
+      <w:pPr>
         <w:pStyle w:val="Heading3"/>
       </w:pPr>
       <w:r>
@@ -821,14 +894,248 @@
         <w:pStyle w:val="Heading1"/>
       </w:pPr>
       <w:r>
-        <w:t>03. See how it works</w:t>
-      </w:r>
-    </w:p>
-    <w:p>
-      <w:r>
-        <w:t>Follow the mechanism for Dot products and weighted sums. Connect each labelled input, deciding step and result.</w:t>
-      </w:r>
-    </w:p>
+        <w:t>03. Trace every signed product before combining it</w:t>
+      </w:r>
+    </w:p>
+    <w:p>
+      <w:r>
+        <w:t>Zero can mean cancellation between nonzero contributions.</w:t>
+      </w:r>
+    </w:p>
+    <w:p>
+      <w:pPr>
+        <w:pStyle w:val="Heading2"/>
+      </w:pPr>
+      <w:r>
+        <w:t>Complete four-input trace</w:t>
+      </w:r>
+    </w:p>
+    <w:tbl>
+      <w:tblPr>
+        <w:tblStyle w:val="LightShading-Accent1"/>
+        <w:tblW w:type="auto" w:w="0"/>
+        <w:tblLook w:firstColumn="1" w:firstRow="1" w:lastColumn="0" w:lastRow="0" w:noHBand="0" w:noVBand="1" w:val="04A0"/>
+      </w:tblPr>
+      <w:tblGrid>
+        <w:gridCol w:w="2556"/>
+        <w:gridCol w:w="2556"/>
+        <w:gridCol w:w="2556"/>
+        <w:gridCol w:w="2556"/>
+      </w:tblGrid>
+      <w:tr>
+        <w:trPr>
+          <w:tblHeader/>
+        </w:trPr>
+        <w:tc>
+          <w:tcPr>
+            <w:tcW w:type="dxa" w:w="2556"/>
+          </w:tcPr>
+          <w:p>
+            <w:r>
+              <w:t>Parcel input [width_cm, height_cm]</w:t>
+            </w:r>
+          </w:p>
+        </w:tc>
+        <w:tc>
+          <w:tcPr>
+            <w:tcW w:type="dxa" w:w="2556"/>
+          </w:tcPr>
+          <w:p>
+            <w:r>
+              <w:t>Width contribution 2×width</w:t>
+            </w:r>
+          </w:p>
+        </w:tc>
+        <w:tc>
+          <w:tcPr>
+            <w:tcW w:type="dxa" w:w="2556"/>
+          </w:tcPr>
+          <w:p>
+            <w:r>
+              <w:t>Height contribution−1×height</w:t>
+            </w:r>
+          </w:p>
+        </w:tc>
+        <w:tc>
+          <w:tcPr>
+            <w:tcW w:type="dxa" w:w="2556"/>
+          </w:tcPr>
+          <w:p>
+            <w:r>
+              <w:t>Total score</w:t>
+            </w:r>
+          </w:p>
+        </w:tc>
+      </w:tr>
+      <w:tr>
+        <w:tc>
+          <w:tcPr>
+            <w:tcW w:type="dxa" w:w="2556"/>
+          </w:tcPr>
+          <w:p>
+            <w:r>
+              <w:t>A[4, 2]</w:t>
+            </w:r>
+          </w:p>
+        </w:tc>
+        <w:tc>
+          <w:tcPr>
+            <w:tcW w:type="dxa" w:w="2556"/>
+          </w:tcPr>
+          <w:p>
+            <w:r>
+              <w:t>8</w:t>
+            </w:r>
+          </w:p>
+        </w:tc>
+        <w:tc>
+          <w:tcPr>
+            <w:tcW w:type="dxa" w:w="2556"/>
+          </w:tcPr>
+          <w:p>
+            <w:r>
+              <w:t>-2</w:t>
+            </w:r>
+          </w:p>
+        </w:tc>
+        <w:tc>
+          <w:tcPr>
+            <w:tcW w:type="dxa" w:w="2556"/>
+          </w:tcPr>
+          <w:p>
+            <w:r>
+              <w:t>6</w:t>
+            </w:r>
+          </w:p>
+        </w:tc>
+      </w:tr>
+      <w:tr>
+        <w:tc>
+          <w:tcPr>
+            <w:tcW w:type="dxa" w:w="2556"/>
+          </w:tcPr>
+          <w:p>
+            <w:r>
+              <w:t>B[2, 4]</w:t>
+            </w:r>
+          </w:p>
+        </w:tc>
+        <w:tc>
+          <w:tcPr>
+            <w:tcW w:type="dxa" w:w="2556"/>
+          </w:tcPr>
+          <w:p>
+            <w:r>
+              <w:t>4</w:t>
+            </w:r>
+          </w:p>
+        </w:tc>
+        <w:tc>
+          <w:tcPr>
+            <w:tcW w:type="dxa" w:w="2556"/>
+          </w:tcPr>
+          <w:p>
+            <w:r>
+              <w:t>-4</w:t>
+            </w:r>
+          </w:p>
+        </w:tc>
+        <w:tc>
+          <w:tcPr>
+            <w:tcW w:type="dxa" w:w="2556"/>
+          </w:tcPr>
+          <w:p>
+            <w:r>
+              <w:t>0</w:t>
+            </w:r>
+          </w:p>
+        </w:tc>
+      </w:tr>
+      <w:tr>
+        <w:tc>
+          <w:tcPr>
+            <w:tcW w:type="dxa" w:w="2556"/>
+          </w:tcPr>
+          <w:p>
+            <w:r>
+              <w:t>C[3, 3]</w:t>
+            </w:r>
+          </w:p>
+        </w:tc>
+        <w:tc>
+          <w:tcPr>
+            <w:tcW w:type="dxa" w:w="2556"/>
+          </w:tcPr>
+          <w:p>
+            <w:r>
+              <w:t>6</w:t>
+            </w:r>
+          </w:p>
+        </w:tc>
+        <w:tc>
+          <w:tcPr>
+            <w:tcW w:type="dxa" w:w="2556"/>
+          </w:tcPr>
+          <w:p>
+            <w:r>
+              <w:t>-3</w:t>
+            </w:r>
+          </w:p>
+        </w:tc>
+        <w:tc>
+          <w:tcPr>
+            <w:tcW w:type="dxa" w:w="2556"/>
+          </w:tcPr>
+          <w:p>
+            <w:r>
+              <w:t>3</w:t>
+            </w:r>
+          </w:p>
+        </w:tc>
+      </w:tr>
+      <w:tr>
+        <w:tc>
+          <w:tcPr>
+            <w:tcW w:type="dxa" w:w="2556"/>
+          </w:tcPr>
+          <w:p>
+            <w:r>
+              <w:t>Same-width changed height[4, 3]</w:t>
+            </w:r>
+          </w:p>
+        </w:tc>
+        <w:tc>
+          <w:tcPr>
+            <w:tcW w:type="dxa" w:w="2556"/>
+          </w:tcPr>
+          <w:p>
+            <w:r>
+              <w:t>8</w:t>
+            </w:r>
+          </w:p>
+        </w:tc>
+        <w:tc>
+          <w:tcPr>
+            <w:tcW w:type="dxa" w:w="2556"/>
+          </w:tcPr>
+          <w:p>
+            <w:r>
+              <w:t>-3</w:t>
+            </w:r>
+          </w:p>
+        </w:tc>
+        <w:tc>
+          <w:tcPr>
+            <w:tcW w:type="dxa" w:w="2556"/>
+          </w:tcPr>
+          <w:p>
+            <w:r>
+              <w:t>5</w:t>
+            </w:r>
+          </w:p>
+        </w:tc>
+      </w:tr>
+    </w:tbl>
     <w:p>
       <w:pPr>
         <w:spacing w:line="336" w:lineRule="auto" w:after="180"/>
@@ -909,6 +1216,14 @@
           <w:b w:val="0"/>
         </w:rPr>
         <w:t xml:space="preserve"> is zero.</w:t>
+      </w:r>
+    </w:p>
+    <w:p>
+      <w:pPr>
+        <w:pStyle w:val="Heading2"/>
+      </w:pPr>
+      <w:r>
+        <w:t>Runnable matched-length dot product</w:t>
       </w:r>
     </w:p>
     <w:p>
@@ -967,6 +1282,45 @@
     </w:p>
     <w:p>
       <w:pPr>
+        <w:pStyle w:val="Heading2"/>
+      </w:pPr>
+      <w:r>
+        <w:t>Connect each visual arrow to a product</w:t>
+      </w:r>
+    </w:p>
+    <w:p>
+      <w:pPr>
+        <w:spacing w:line="336" w:lineRule="auto" w:after="180"/>
+      </w:pPr>
+      <w:r>
+        <w:rPr>
+          <w:b w:val="0"/>
+        </w:rPr>
+        <w:t xml:space="preserve">Point to the </w:t>
+      </w:r>
+      <w:r>
+        <w:rPr>
+          <w:b/>
+        </w:rPr>
+        <w:t>input</w:t>
+      </w:r>
+      <w:r>
+        <w:rPr>
+          <w:b w:val="0"/>
+        </w:rPr>
+        <w:t>, the deciding step and the result in this week’s visual. Explain the same step in ordinary words. A picture helps when you can say what each part represents.</w:t>
+      </w:r>
+    </w:p>
+    <w:p>
+      <w:pPr>
+        <w:pStyle w:val="Heading2"/>
+      </w:pPr>
+      <w:r>
+        <w:t>Earlier wording, alternatives and picture transcripts · reference / check after trying</w:t>
+      </w:r>
+    </w:p>
+    <w:p>
+      <w:pPr>
         <w:pStyle w:val="Heading3"/>
       </w:pPr>
       <w:r>
@@ -975,25 +1329,188 @@
     </w:p>
     <w:p>
       <w:pPr>
+        <w:pStyle w:val="Heading1"/>
+      </w:pPr>
+      <w:r>
+        <w:t>04. Change one input while keeping its coefficient fixed</w:t>
+      </w:r>
+    </w:p>
+    <w:p>
+      <w:r>
+        <w:t>Predict the sign and size of the score change.</w:t>
+      </w:r>
+    </w:p>
+    <w:p>
+      <w:pPr>
+        <w:pStyle w:val="Heading2"/>
+      </w:pPr>
+      <w:r>
+        <w:t>Current cancellation case and response</w:t>
+      </w:r>
+    </w:p>
+    <w:p>
+      <w:pPr>
+        <w:pStyle w:val="ListBullet"/>
+      </w:pPr>
+      <w:r>
+        <w:t>For w = [2, -1] and x = [2, 4], explain why score zero does not mean the input contains no information.</w:t>
+      </w:r>
+    </w:p>
+    <w:p>
+      <w:pPr>
+        <w:pStyle w:val="Heading3"/>
+      </w:pPr>
+      <w:r>
+        <w:t>Keep the procedure fixed. Explain what changed in the inputs and result.</w:t>
+      </w:r>
+    </w:p>
+    <w:p>
+      <w:r>
+        <w:t>________________________________________________________________</w:t>
+      </w:r>
+    </w:p>
+    <w:p>
+      <w:r>
+        <w:t>________________________________________________________________</w:t>
+      </w:r>
+    </w:p>
+    <w:p>
+      <w:r>
+        <w:t>________________________________________________________________</w:t>
+      </w:r>
+    </w:p>
+    <w:p>
+      <w:r>
+        <w:t>________________________________________________________________</w:t>
+      </w:r>
+    </w:p>
+    <w:p>
+      <w:r>
+        <w:t>________________________________________________________________</w:t>
+      </w:r>
+    </w:p>
+    <w:p>
+      <w:pPr>
+        <w:pStyle w:val="Heading2"/>
+      </w:pPr>
+      <w:r>
+        <w:t>Predict the pictured brightness change</w:t>
+      </w:r>
+    </w:p>
+    <w:p>
+      <w:pPr>
+        <w:pStyle w:val="ListBullet"/>
+      </w:pPr>
+      <w:r>
+        <w:t>Change: Increase only the right input from 5 to6.</w:t>
+      </w:r>
+    </w:p>
+    <w:p>
+      <w:pPr>
+        <w:pStyle w:val="Heading2"/>
+      </w:pPr>
+      <w:r>
+        <w:t>Check after predicting · reference / check after trying</w:t>
+      </w:r>
+    </w:p>
+    <w:p>
+      <w:pPr>
         <w:spacing w:line="336" w:lineRule="auto" w:after="180"/>
       </w:pPr>
       <w:r>
         <w:rPr>
+          <w:b/>
+        </w:rPr>
+        <w:t>Prediction</w:t>
+      </w:r>
+      <w:r>
+        <w:rPr>
           <w:b w:val="0"/>
         </w:rPr>
-        <w:t xml:space="preserve">Point to the </w:t>
+        <w:t xml:space="preserve">: The </w:t>
       </w:r>
       <w:r>
         <w:rPr>
           <w:b/>
         </w:rPr>
+        <w:t>score</w:t>
+      </w:r>
+      <w:r>
+        <w:rPr>
+          <w:b w:val="0"/>
+        </w:rPr>
+        <w:t xml:space="preserve"> becomes 6-6=0.</w:t>
+      </w:r>
+    </w:p>
+    <w:p>
+      <w:pPr>
+        <w:spacing w:line="336" w:lineRule="auto" w:after="180"/>
+      </w:pPr>
+      <w:r>
+        <w:rPr>
+          <w:b w:val="0"/>
+        </w:rPr>
+        <w:t xml:space="preserve">Reason: The right </w:t>
+      </w:r>
+      <w:r>
+        <w:rPr>
+          <w:b/>
+        </w:rPr>
+        <w:t>weight</w:t>
+      </w:r>
+      <w:r>
+        <w:rPr>
+          <w:b w:val="0"/>
+        </w:rPr>
+        <w:t xml:space="preserve"> is-1, so adding 1 to that </w:t>
+      </w:r>
+      <w:r>
+        <w:rPr>
+          <w:b/>
+        </w:rPr>
         <w:t>input</w:t>
       </w:r>
       <w:r>
         <w:rPr>
           <w:b w:val="0"/>
         </w:rPr>
-        <w:t>, the deciding step and the result in this week’s visual. Explain the same step in ordinary words. A picture helps when you can say what each part represents.</w:t>
+        <w:t xml:space="preserve"> lowers the </w:t>
+      </w:r>
+      <w:r>
+        <w:rPr>
+          <w:b/>
+        </w:rPr>
+        <w:t>score</w:t>
+      </w:r>
+      <w:r>
+        <w:rPr>
+          <w:b w:val="0"/>
+        </w:rPr>
+        <w:t xml:space="preserve"> by1.</w:t>
+      </w:r>
+    </w:p>
+    <w:p>
+      <w:pPr>
+        <w:pStyle w:val="Heading2"/>
+      </w:pPr>
+      <w:r>
+        <w:t>Earlier wording, alternatives and picture transcripts · reference / check after trying</w:t>
+      </w:r>
+    </w:p>
+    <w:p>
+      <w:pPr>
+        <w:pStyle w:val="Heading3"/>
+      </w:pPr>
+      <w:r>
+        <w:t>Compare a familiar case with a changed case</w:t>
+      </w:r>
+    </w:p>
+    <w:p>
+      <w:pPr>
+        <w:pStyle w:val="Heading3"/>
+      </w:pPr>
+      <w:r>
+        <w:t>Change one thing in the pictured case</w:t>
       </w:r>
     </w:p>
     <w:p>
@@ -1001,12 +1518,198 @@
         <w:pStyle w:val="Heading1"/>
       </w:pPr>
       <w:r>
-        <w:t>04. Compare the cases</w:t>
-      </w:r>
-    </w:p>
-    <w:p>
-      <w:r>
-        <w:t>Compare the supplied cases for Dot products and weighted sums. Identify the detail that changes the conclusion.</w:t>
+        <w:t>06. See addition and subtraction as separate contributions</w:t>
+      </w:r>
+    </w:p>
+    <w:p>
+      <w:r>
+        <w:t>The negative connection lowers the total as its input increases.</w:t>
+      </w:r>
+    </w:p>
+    <w:p>
+      <w:pPr>
+        <w:pStyle w:val="Heading2"/>
+      </w:pPr>
+      <w:r>
+        <w:t>Complete brightness facts and separate weights</w:t>
+      </w:r>
+    </w:p>
+    <w:p>
+      <w:pPr>
+        <w:spacing w:line="336" w:lineRule="auto" w:after="180"/>
+      </w:pPr>
+      <w:r>
+        <w:rPr>
+          <w:b w:val="0"/>
+        </w:rPr>
+        <w:t xml:space="preserve">Draw each </w:t>
+      </w:r>
+      <w:r>
+        <w:rPr>
+          <w:b/>
+        </w:rPr>
+        <w:t>input</w:t>
+      </w:r>
+      <w:r>
+        <w:rPr>
+          <w:b w:val="0"/>
+        </w:rPr>
+        <w:t xml:space="preserve">’s </w:t>
+      </w:r>
+      <w:r>
+        <w:rPr>
+          <w:b/>
+        </w:rPr>
+        <w:t>contribution</w:t>
+      </w:r>
+      <w:r>
+        <w:rPr>
+          <w:b w:val="0"/>
+        </w:rPr>
+        <w:t xml:space="preserve"> to a toy </w:t>
+      </w:r>
+      <w:r>
+        <w:rPr>
+          <w:b/>
+        </w:rPr>
+        <w:t>weight</w:t>
+      </w:r>
+      <w:r>
+        <w:rPr>
+          <w:b w:val="0"/>
+        </w:rPr>
+        <w:t xml:space="preserve">ed brightness </w:t>
+      </w:r>
+      <w:r>
+        <w:rPr>
+          <w:b/>
+        </w:rPr>
+        <w:t>score</w:t>
+      </w:r>
+      <w:r>
+        <w:rPr>
+          <w:b w:val="0"/>
+        </w:rPr>
+        <w:t>.</w:t>
+      </w:r>
+    </w:p>
+    <w:p>
+      <w:pPr>
+        <w:spacing w:line="336" w:lineRule="auto" w:after="180"/>
+      </w:pPr>
+      <w:r>
+        <w:rPr>
+          <w:b/>
+        </w:rPr>
+        <w:t>Input</w:t>
+      </w:r>
+      <w:r>
+        <w:rPr>
+          <w:b w:val="0"/>
+        </w:rPr>
+        <w:t xml:space="preserve">s [2, 5]; </w:t>
+      </w:r>
+      <w:r>
+        <w:rPr>
+          <w:b/>
+        </w:rPr>
+        <w:t>weight</w:t>
+      </w:r>
+      <w:r>
+        <w:rPr>
+          <w:b w:val="0"/>
+        </w:rPr>
+        <w:t xml:space="preserve">s [3,-1]; no bias. </w:t>
+      </w:r>
+      <w:r>
+        <w:rPr>
+          <w:b/>
+        </w:rPr>
+        <w:t>Score</w:t>
+      </w:r>
+      <w:r>
+        <w:rPr>
+          <w:b w:val="0"/>
+        </w:rPr>
+        <w:t xml:space="preserve"> is 2×3+5×(-1).</w:t>
+      </w:r>
+    </w:p>
+    <w:p>
+      <w:pPr>
+        <w:spacing w:line="336" w:lineRule="auto" w:after="180"/>
+      </w:pPr>
+      <w:r>
+        <w:rPr>
+          <w:b w:val="0"/>
+        </w:rPr>
+        <w:t xml:space="preserve">All </w:t>
+      </w:r>
+      <w:r>
+        <w:rPr>
+          <w:b/>
+        </w:rPr>
+        <w:t>input</w:t>
+      </w:r>
+      <w:r>
+        <w:rPr>
+          <w:b w:val="0"/>
+        </w:rPr>
+        <w:t>s and outcomes in this worked example are invented classroom data; no real model run is claimed.</w:t>
+      </w:r>
+    </w:p>
+    <w:p>
+      <w:pPr>
+        <w:spacing w:line="336" w:lineRule="auto" w:after="180"/>
+      </w:pPr>
+      <w:r>
+        <w:rPr>
+          <w:b w:val="0"/>
+        </w:rPr>
+        <w:t>This brightness picture uses x=[2, 5], w=[3, −1], no bias:contributions 6 and−5, total 1. Increasing only the right input to6 changes that contribution to−6, total 0. The input still has nonzero measurements; the contributions cancel. Main parcel examples instead use w=[2, −1], so do not swap the two weight lists. A score can be negative, zero or positive; no probability interpretation or training is supplied.</w:t>
+      </w:r>
+    </w:p>
+    <w:p>
+      <w:pPr>
+        <w:pStyle w:val="Heading2"/>
+      </w:pPr>
+      <w:r>
+        <w:t>Trace both signed contributions</w:t>
+      </w:r>
+    </w:p>
+    <w:p>
+      <w:r>
+        <w:drawing>
+          <wp:inline xmlns:a="http://schemas.openxmlformats.org/drawingml/2006/main" xmlns:pic="http://schemas.openxmlformats.org/drawingml/2006/picture">
+            <wp:extent cx="5486400" cy="3182112"/>
+            <wp:docPr id="1" name="Picture 1" descr="Multiply first input: Left contribution=2×3=6. → Multiply second input: Right contribution=5×(-1)=-5. → Add contributions: Weighted sum=6-5=1; this is a score, not a probability."/>
+            <wp:cNvGraphicFramePr>
+              <a:graphicFrameLocks noChangeAspect="1"/>
+            </wp:cNvGraphicFramePr>
+            <a:graphic>
+              <a:graphicData uri="http://schemas.openxmlformats.org/drawingml/2006/picture">
+                <pic:pic>
+                  <pic:nvPicPr>
+                    <pic:cNvPr id="0" name="academy-story-ai-5-2-02.png"/>
+                    <pic:cNvPicPr/>
+                  </pic:nvPicPr>
+                  <pic:blipFill>
+                    <a:blip r:embed="rId9"/>
+                    <a:stretch>
+                      <a:fillRect/>
+                    </a:stretch>
+                  </pic:blipFill>
+                  <pic:spPr>
+                    <a:xfrm>
+                      <a:off x="0" y="0"/>
+                      <a:ext cx="5486400" cy="3182112"/>
+                    </a:xfrm>
+                    <a:prstGeom prst="rect"/>
+                  </pic:spPr>
+                </pic:pic>
+              </a:graphicData>
+            </a:graphic>
+          </wp:inline>
+        </w:drawing>
       </w:r>
     </w:p>
     <w:p>
@@ -1014,222 +1717,7 @@
         <w:pStyle w:val="Heading3"/>
       </w:pPr>
       <w:r>
-        <w:t>Compare a familiar case with a changed case</w:t>
-      </w:r>
-    </w:p>
-    <w:p>
-      <w:pPr>
-        <w:spacing w:line="336" w:lineRule="auto" w:after="180"/>
-      </w:pPr>
-      <w:r>
-        <w:rPr>
-          <w:b w:val="0"/>
-        </w:rPr>
-        <w:t xml:space="preserve">For w = [2, -1] and x = [2, 4], explain why </w:t>
-      </w:r>
-      <w:r>
-        <w:rPr>
-          <w:b/>
-        </w:rPr>
-        <w:t>score</w:t>
-      </w:r>
-      <w:r>
-        <w:rPr>
-          <w:b w:val="0"/>
-        </w:rPr>
-        <w:t xml:space="preserve"> zero does not mean the </w:t>
-      </w:r>
-      <w:r>
-        <w:rPr>
-          <w:b/>
-        </w:rPr>
-        <w:t>input</w:t>
-      </w:r>
-      <w:r>
-        <w:rPr>
-          <w:b w:val="0"/>
-        </w:rPr>
-        <w:t xml:space="preserve"> contains no information.</w:t>
-      </w:r>
-    </w:p>
-    <w:p>
-      <w:pPr>
-        <w:pStyle w:val="Heading3"/>
-      </w:pPr>
-      <w:r>
-        <w:t>Keep the procedure fixed. Explain what changed in the inputs and result.</w:t>
-      </w:r>
-    </w:p>
-    <w:p>
-      <w:r>
-        <w:t>________________________________________________________________</w:t>
-      </w:r>
-    </w:p>
-    <w:p>
-      <w:r>
-        <w:t>________________________________________________________________</w:t>
-      </w:r>
-    </w:p>
-    <w:p>
-      <w:r>
-        <w:t>________________________________________________________________</w:t>
-      </w:r>
-    </w:p>
-    <w:p>
-      <w:r>
-        <w:t>________________________________________________________________</w:t>
-      </w:r>
-    </w:p>
-    <w:p>
-      <w:r>
-        <w:t>________________________________________________________________</w:t>
-      </w:r>
-    </w:p>
-    <w:p>
-      <w:pPr>
-        <w:pStyle w:val="Heading3"/>
-      </w:pPr>
-      <w:r>
-        <w:t>Change one thing in the pictured case</w:t>
-      </w:r>
-    </w:p>
-    <w:p>
-      <w:pPr>
-        <w:pStyle w:val="Heading3"/>
-      </w:pPr>
-      <w:r>
-        <w:t>Change one thing</w:t>
-      </w:r>
-    </w:p>
-    <w:p>
-      <w:pPr>
-        <w:spacing w:line="336" w:lineRule="auto" w:after="180"/>
-        <w:shd w:fill="F5F1FB"/>
-      </w:pPr>
-      <w:r>
-        <w:rPr>
-          <w:b w:val="0"/>
-        </w:rPr>
-        <w:t xml:space="preserve">Change: Increase only the right </w:t>
-      </w:r>
-      <w:r>
-        <w:rPr>
-          <w:b/>
-        </w:rPr>
-        <w:t>input</w:t>
-      </w:r>
-      <w:r>
-        <w:rPr>
-          <w:b w:val="0"/>
-        </w:rPr>
-        <w:t xml:space="preserve"> from 5 to6.</w:t>
-      </w:r>
-    </w:p>
-    <w:p>
-      <w:pPr>
-        <w:pStyle w:val="Heading3"/>
-      </w:pPr>
-      <w:r>
-        <w:t>Predicted result</w:t>
-      </w:r>
-    </w:p>
-    <w:p>
-      <w:pPr>
-        <w:spacing w:line="336" w:lineRule="auto" w:after="180"/>
-        <w:shd w:fill="F1F6FC"/>
-      </w:pPr>
-      <w:r>
-        <w:rPr>
-          <w:b/>
-        </w:rPr>
-        <w:t>Prediction</w:t>
-      </w:r>
-      <w:r>
-        <w:rPr>
-          <w:b w:val="0"/>
-        </w:rPr>
-        <w:t xml:space="preserve">: The </w:t>
-      </w:r>
-      <w:r>
-        <w:rPr>
-          <w:b/>
-        </w:rPr>
-        <w:t>score</w:t>
-      </w:r>
-      <w:r>
-        <w:rPr>
-          <w:b w:val="0"/>
-        </w:rPr>
-        <w:t xml:space="preserve"> becomes 6-6=0.</w:t>
-      </w:r>
-    </w:p>
-    <w:p>
-      <w:pPr>
-        <w:pStyle w:val="Heading3"/>
-      </w:pPr>
-      <w:r>
-        <w:t>Why the result follows</w:t>
-      </w:r>
-    </w:p>
-    <w:p>
-      <w:pPr>
-        <w:spacing w:line="336" w:lineRule="auto" w:after="180"/>
-        <w:shd w:fill="F1F6FC"/>
-      </w:pPr>
-      <w:r>
-        <w:rPr>
-          <w:b w:val="0"/>
-        </w:rPr>
-        <w:t xml:space="preserve">Reason: The right </w:t>
-      </w:r>
-      <w:r>
-        <w:rPr>
-          <w:b/>
-        </w:rPr>
-        <w:t>weight</w:t>
-      </w:r>
-      <w:r>
-        <w:rPr>
-          <w:b w:val="0"/>
-        </w:rPr>
-        <w:t xml:space="preserve"> is-1, so adding 1 to that </w:t>
-      </w:r>
-      <w:r>
-        <w:rPr>
-          <w:b/>
-        </w:rPr>
-        <w:t>input</w:t>
-      </w:r>
-      <w:r>
-        <w:rPr>
-          <w:b w:val="0"/>
-        </w:rPr>
-        <w:t xml:space="preserve"> lowers the </w:t>
-      </w:r>
-      <w:r>
-        <w:rPr>
-          <w:b/>
-        </w:rPr>
-        <w:t>score</w:t>
-      </w:r>
-      <w:r>
-        <w:rPr>
-          <w:b w:val="0"/>
-        </w:rPr>
-        <w:t xml:space="preserve"> by1.</w:t>
-      </w:r>
-    </w:p>
-    <w:p>
-      <w:pPr>
-        <w:pStyle w:val="Heading1"/>
-      </w:pPr>
-      <w:r>
-        <w:t>05. Words that unlock the idea</w:t>
-      </w:r>
-    </w:p>
-    <w:p>
-      <w:r>
-        <w:t>Use the vocabulary of Dot products and weighted sums to explain a concrete decision, rather than only memorising definitions.</w:t>
+        <w:t>Read the picture one step at a time</w:t>
       </w:r>
     </w:p>
     <w:tbl>
@@ -1252,7 +1740,7 @@
           </w:tcPr>
           <w:p>
             <w:r>
-              <w:t>Word</w:t>
+              <w:t>Step</w:t>
             </w:r>
           </w:p>
         </w:tc>
@@ -1262,7 +1750,7 @@
           </w:tcPr>
           <w:p>
             <w:r>
-              <w:t>Meaning</w:t>
+              <w:t>What happens and why</w:t>
             </w:r>
           </w:p>
         </w:tc>
@@ -1274,7 +1762,7 @@
           </w:tcPr>
           <w:p>
             <w:r>
-              <w:t>Weight</w:t>
+              <w:t>1. Multiply first input</w:t>
             </w:r>
           </w:p>
         </w:tc>
@@ -1284,7 +1772,7 @@
           </w:tcPr>
           <w:p>
             <w:r>
-              <w:t>A numerical coefficient multiplying one input component</w:t>
+              <w:t>Left contribution=2×3=6.</w:t>
             </w:r>
           </w:p>
         </w:tc>
@@ -1296,7 +1784,7 @@
           </w:tcPr>
           <w:p>
             <w:r>
-              <w:t>Dot product</w:t>
+              <w:t>2. Multiply second input</w:t>
             </w:r>
           </w:p>
         </w:tc>
@@ -1306,7 +1794,7 @@
           </w:tcPr>
           <w:p>
             <w:r>
-              <w:t>The sum of products of corresponding vector components</w:t>
+              <w:t>Right contribution=5×(-1)=-5.</w:t>
             </w:r>
           </w:p>
         </w:tc>
@@ -1318,7 +1806,7 @@
           </w:tcPr>
           <w:p>
             <w:r>
-              <w:t>Contribution</w:t>
+              <w:t>3. Add contributions</w:t>
             </w:r>
           </w:p>
         </w:tc>
@@ -1328,68 +1816,201 @@
           </w:tcPr>
           <w:p>
             <w:r>
-              <w:t>The product of one input component and its matching weight</w:t>
-            </w:r>
-          </w:p>
-        </w:tc>
-      </w:tr>
-      <w:tr>
-        <w:tc>
-          <w:tcPr>
-            <w:tcW w:type="dxa" w:w="5112"/>
-          </w:tcPr>
-          <w:p>
-            <w:r>
-              <w:t>Score</w:t>
-            </w:r>
-          </w:p>
-        </w:tc>
-        <w:tc>
-          <w:tcPr>
-            <w:tcW w:type="dxa" w:w="5112"/>
-          </w:tcPr>
-          <w:p>
-            <w:r>
-              <w:t>A numerical output whose interpretation must be specified</w:t>
+              <w:t>Weighted sum=6-5=1; this is a score, not a probability.</w:t>
             </w:r>
           </w:p>
         </w:tc>
       </w:tr>
     </w:tbl>
     <w:p>
-      <w:pPr>
-        <w:pStyle w:val="Heading3"/>
-      </w:pPr>
-      <w:r>
-        <w:t>Use two terms to explain a step in this week’s example.</w:t>
-      </w:r>
-    </w:p>
-    <w:p>
-      <w:r>
-        <w:t>________________________________________________________________</w:t>
-      </w:r>
-    </w:p>
-    <w:p>
-      <w:r>
-        <w:t>________________________________________________________________</w:t>
-      </w:r>
-    </w:p>
-    <w:p>
-      <w:r>
-        <w:t>________________________________________________________________</w:t>
-      </w:r>
-    </w:p>
-    <w:p>
-      <w:pPr>
-        <w:pStyle w:val="Heading1"/>
-      </w:pPr>
-      <w:r>
-        <w:t>06. Follow a worked example</w:t>
-      </w:r>
-    </w:p>
-    <w:p>
-      <w:r>
-        <w:t>Follow the worked trace for Dot products and weighted sums, predict a step, then compare with its explanation.</w:t>
+      <w:r>
+        <w:t>Match each pictured step to the supplied facts. This is a worked teaching case, not an independent assessment.</w:t>
+      </w:r>
+    </w:p>
+    <w:p>
+      <w:pPr>
+        <w:spacing w:line="336" w:lineRule="auto" w:after="180"/>
+      </w:pPr>
+      <w:r>
+        <w:rPr>
+          <w:b w:val="0"/>
+        </w:rPr>
+        <w:t xml:space="preserve">A </w:t>
+      </w:r>
+      <w:r>
+        <w:rPr>
+          <w:b/>
+        </w:rPr>
+        <w:t>weight</w:t>
+      </w:r>
+      <w:r>
+        <w:rPr>
+          <w:b w:val="0"/>
+        </w:rPr>
+        <w:t xml:space="preserve"> controls how strongly an </w:t>
+      </w:r>
+      <w:r>
+        <w:rPr>
+          <w:b/>
+        </w:rPr>
+        <w:t>input</w:t>
+      </w:r>
+      <w:r>
+        <w:rPr>
+          <w:b w:val="0"/>
+        </w:rPr>
+        <w:t xml:space="preserve"> contributes to the </w:t>
+      </w:r>
+      <w:r>
+        <w:rPr>
+          <w:b/>
+        </w:rPr>
+        <w:t>score</w:t>
+      </w:r>
+      <w:r>
+        <w:rPr>
+          <w:b w:val="0"/>
+        </w:rPr>
+        <w:t xml:space="preserve">. The left connection adds three times its measurement; the negative right connection subtracts its measurement. Calculate each </w:t>
+      </w:r>
+      <w:r>
+        <w:rPr>
+          <w:b/>
+        </w:rPr>
+        <w:t>contribution</w:t>
+      </w:r>
+      <w:r>
+        <w:rPr>
+          <w:b w:val="0"/>
+        </w:rPr>
+        <w:t xml:space="preserve"> before adding them.</w:t>
+      </w:r>
+    </w:p>
+    <w:p>
+      <w:pPr>
+        <w:spacing w:line="336" w:lineRule="auto" w:after="180"/>
+      </w:pPr>
+      <w:r>
+        <w:rPr>
+          <w:b w:val="0"/>
+        </w:rPr>
+        <w:t xml:space="preserve">This </w:t>
+      </w:r>
+      <w:r>
+        <w:rPr>
+          <w:b/>
+        </w:rPr>
+        <w:t>dot product</w:t>
+      </w:r>
+      <w:r>
+        <w:rPr>
+          <w:b w:val="0"/>
+        </w:rPr>
+        <w:t xml:space="preserve"> is a signed </w:t>
+      </w:r>
+      <w:r>
+        <w:rPr>
+          <w:b/>
+        </w:rPr>
+        <w:t>score</w:t>
+      </w:r>
+      <w:r>
+        <w:rPr>
+          <w:b w:val="0"/>
+        </w:rPr>
+        <w:t>; it becomes a probability only if a separate, justified transformation and interpretation are supplied.</w:t>
+      </w:r>
+    </w:p>
+    <w:p>
+      <w:pPr>
+        <w:pStyle w:val="Heading2"/>
+      </w:pPr>
+      <w:r>
+        <w:t>Predict the increased right input</w:t>
+      </w:r>
+    </w:p>
+    <w:p>
+      <w:pPr>
+        <w:pStyle w:val="ListBullet"/>
+      </w:pPr>
+      <w:r>
+        <w:t>Change one thing: Increase only the right input from 5 to6. Predict the result before checking the explanation. What remains the same?</w:t>
+      </w:r>
+    </w:p>
+    <w:p>
+      <w:pPr>
+        <w:pStyle w:val="Heading2"/>
+      </w:pPr>
+      <w:r>
+        <w:t>Check after predicting · reference / check after trying</w:t>
+      </w:r>
+    </w:p>
+    <w:p>
+      <w:r>
+        <w:drawing>
+          <wp:inline xmlns:a="http://schemas.openxmlformats.org/drawingml/2006/main" xmlns:pic="http://schemas.openxmlformats.org/drawingml/2006/picture">
+            <wp:extent cx="5486400" cy="3026664"/>
+            <wp:docPr id="2" name="Picture 2" descr="Original case: Weighted sum=6-5=1; this is a score, not a probability. Changed condition: Increase only the right input from 5 to6. Expected result: The score becomes 6-6=0. Reason: The right weight is-1, so adding 1 to that input lowers the score by1."/>
+            <wp:cNvGraphicFramePr>
+              <a:graphicFrameLocks noChangeAspect="1"/>
+            </wp:cNvGraphicFramePr>
+            <a:graphic>
+              <a:graphicData uri="http://schemas.openxmlformats.org/drawingml/2006/picture">
+                <pic:pic>
+                  <pic:nvPicPr>
+                    <pic:cNvPr id="0" name="academy-story-ai-5-2-04.png"/>
+                    <pic:cNvPicPr/>
+                  </pic:nvPicPr>
+                  <pic:blipFill>
+                    <a:blip r:embed="rId10"/>
+                    <a:stretch>
+                      <a:fillRect/>
+                    </a:stretch>
+                  </pic:blipFill>
+                  <pic:spPr>
+                    <a:xfrm>
+                      <a:off x="0" y="0"/>
+                      <a:ext cx="5486400" cy="3026664"/>
+                    </a:xfrm>
+                    <a:prstGeom prst="rect"/>
+                  </pic:spPr>
+                </pic:pic>
+              </a:graphicData>
+            </a:graphic>
+          </wp:inline>
+        </w:drawing>
+      </w:r>
+    </w:p>
+    <w:p>
+      <w:pPr>
+        <w:pStyle w:val="Heading2"/>
+      </w:pPr>
+      <w:r>
+        <w:t>Explain score and training limits</w:t>
+      </w:r>
+    </w:p>
+    <w:p>
+      <w:pPr>
+        <w:pStyle w:val="ListBullet"/>
+      </w:pPr>
+      <w:r>
+        <w:t>These declared weights are hand-chosen toy parameters; no network training or calibrated probability is claimed.</w:t>
+      </w:r>
+    </w:p>
+    <w:p>
+      <w:pPr>
+        <w:pStyle w:val="ListBullet"/>
+      </w:pPr>
+      <w:r>
+        <w:t>Read the labelled picture: Which connection explains why more right brightness lowers this score? Point to the relevant step in the picture, then write the changed result and the rule or evidence that supports it.</w:t>
+      </w:r>
+    </w:p>
+    <w:p>
+      <w:pPr>
+        <w:pStyle w:val="Heading2"/>
+      </w:pPr>
+      <w:r>
+        <w:t>Try the main parcel height change</w:t>
       </w:r>
     </w:p>
     <w:p>
@@ -1578,6 +2199,14 @@
     </w:p>
     <w:p>
       <w:pPr>
+        <w:pStyle w:val="Heading2"/>
+      </w:pPr>
+      <w:r>
+        <w:t>Earlier wording, alternatives and picture transcripts · reference / check after trying</w:t>
+      </w:r>
+    </w:p>
+    <w:p>
+      <w:pPr>
         <w:pStyle w:val="Heading3"/>
       </w:pPr>
       <w:r>
@@ -1605,151 +2234,10 @@
     </w:p>
     <w:p>
       <w:pPr>
-        <w:spacing w:line="336" w:lineRule="auto" w:after="180"/>
-      </w:pPr>
-      <w:r>
-        <w:rPr>
-          <w:b w:val="0"/>
-        </w:rPr>
-        <w:t xml:space="preserve">Draw each </w:t>
-      </w:r>
-      <w:r>
-        <w:rPr>
-          <w:b/>
-        </w:rPr>
-        <w:t>input</w:t>
-      </w:r>
-      <w:r>
-        <w:rPr>
-          <w:b w:val="0"/>
-        </w:rPr>
-        <w:t xml:space="preserve">’s </w:t>
-      </w:r>
-      <w:r>
-        <w:rPr>
-          <w:b/>
-        </w:rPr>
-        <w:t>contribution</w:t>
-      </w:r>
-      <w:r>
-        <w:rPr>
-          <w:b w:val="0"/>
-        </w:rPr>
-        <w:t xml:space="preserve"> to a toy </w:t>
-      </w:r>
-      <w:r>
-        <w:rPr>
-          <w:b/>
-        </w:rPr>
-        <w:t>weight</w:t>
-      </w:r>
-      <w:r>
-        <w:rPr>
-          <w:b w:val="0"/>
-        </w:rPr>
-        <w:t xml:space="preserve">ed brightness </w:t>
-      </w:r>
-      <w:r>
-        <w:rPr>
-          <w:b/>
-        </w:rPr>
-        <w:t>score</w:t>
-      </w:r>
-      <w:r>
-        <w:rPr>
-          <w:b w:val="0"/>
-        </w:rPr>
-        <w:t>.</w:t>
-      </w:r>
-    </w:p>
-    <w:p>
-      <w:pPr>
         <w:pStyle w:val="Heading3"/>
       </w:pPr>
       <w:r>
         <w:t>The facts we will use</w:t>
-      </w:r>
-    </w:p>
-    <w:p>
-      <w:pPr>
-        <w:pStyle w:val="Heading3"/>
-      </w:pPr>
-      <w:r>
-        <w:t>Supplied facts</w:t>
-      </w:r>
-    </w:p>
-    <w:p>
-      <w:pPr>
-        <w:spacing w:line="336" w:lineRule="auto" w:after="180"/>
-        <w:shd w:fill="F1F6FC"/>
-      </w:pPr>
-      <w:r>
-        <w:rPr>
-          <w:b/>
-        </w:rPr>
-        <w:t>Input</w:t>
-      </w:r>
-      <w:r>
-        <w:rPr>
-          <w:b w:val="0"/>
-        </w:rPr>
-        <w:t xml:space="preserve">s [2, 5]; </w:t>
-      </w:r>
-      <w:r>
-        <w:rPr>
-          <w:b/>
-        </w:rPr>
-        <w:t>weight</w:t>
-      </w:r>
-      <w:r>
-        <w:rPr>
-          <w:b w:val="0"/>
-        </w:rPr>
-        <w:t xml:space="preserve">s [3,-1]; no bias. </w:t>
-      </w:r>
-      <w:r>
-        <w:rPr>
-          <w:b/>
-        </w:rPr>
-        <w:t>Score</w:t>
-      </w:r>
-      <w:r>
-        <w:rPr>
-          <w:b w:val="0"/>
-        </w:rPr>
-        <w:t xml:space="preserve"> is 2×3+5×(-1).</w:t>
-      </w:r>
-    </w:p>
-    <w:p>
-      <w:pPr>
-        <w:pStyle w:val="Heading3"/>
-      </w:pPr>
-      <w:r>
-        <w:t>Supplied facts</w:t>
-      </w:r>
-    </w:p>
-    <w:p>
-      <w:pPr>
-        <w:spacing w:line="336" w:lineRule="auto" w:after="180"/>
-        <w:shd w:fill="F1F6FC"/>
-      </w:pPr>
-      <w:r>
-        <w:rPr>
-          <w:b w:val="0"/>
-        </w:rPr>
-        <w:t xml:space="preserve">All </w:t>
-      </w:r>
-      <w:r>
-        <w:rPr>
-          <w:b/>
-        </w:rPr>
-        <w:t>input</w:t>
-      </w:r>
-      <w:r>
-        <w:rPr>
-          <w:b w:val="0"/>
-        </w:rPr>
-        <w:t>s and outcomes in this worked example are invented classroom data; no real model run is claimed.</w:t>
       </w:r>
     </w:p>
     <w:p>
@@ -1757,7 +2245,7 @@
         <w:drawing>
           <wp:inline xmlns:a="http://schemas.openxmlformats.org/drawingml/2006/main" xmlns:pic="http://schemas.openxmlformats.org/drawingml/2006/picture">
             <wp:extent cx="5486400" cy="3218543"/>
-            <wp:docPr id="1" name="Picture 1" descr="Weighted brightness score"/>
+            <wp:docPr id="3" name="Picture 3" descr="Weighted brightness score"/>
             <wp:cNvGraphicFramePr>
               <a:graphicFrameLocks noChangeAspect="1"/>
             </wp:cNvGraphicFramePr>
@@ -1769,7 +2257,7 @@
                     <pic:cNvPicPr/>
                   </pic:nvPicPr>
                   <pic:blipFill>
-                    <a:blip r:embed="rId9"/>
+                    <a:blip r:embed="rId11"/>
                     <a:stretch>
                       <a:fillRect/>
                     </a:stretch>
@@ -1793,7 +2281,7 @@
         <w:drawing>
           <wp:inline xmlns:a="http://schemas.openxmlformats.org/drawingml/2006/main" xmlns:pic="http://schemas.openxmlformats.org/drawingml/2006/picture">
             <wp:extent cx="5486400" cy="5145314"/>
-            <wp:docPr id="2" name="Picture 2" descr="Dot products and weighted sums. Multiply first input: Left contribution=2×3=6.. Multiply second input: Right contribution=5×(-1)=-5.. Add contributions: Weighted sum=6-5=1; this is a score, not a probability."/>
+            <wp:docPr id="4" name="Picture 4" descr="Dot products and weighted sums. Multiply first input: Left contribution=2×3=6.. Multiply second input: Right contribution=5×(-1)=-5.. Add contributions: Weighted sum=6-5=1; this is a score, not a probability."/>
             <wp:cNvGraphicFramePr>
               <a:graphicFrameLocks noChangeAspect="1"/>
             </wp:cNvGraphicFramePr>
@@ -1805,7 +2293,7 @@
                     <pic:cNvPicPr/>
                   </pic:nvPicPr>
                   <pic:blipFill>
-                    <a:blip r:embed="rId10"/>
+                    <a:blip r:embed="rId12"/>
                     <a:stretch>
                       <a:fillRect/>
                     </a:stretch>
@@ -1829,114 +2317,7 @@
         <w:pStyle w:val="Heading3"/>
       </w:pPr>
       <w:r>
-        <w:t>Read the picture one step at a time</w:t>
-      </w:r>
-    </w:p>
-    <w:tbl>
-      <w:tblPr>
-        <w:tblStyle w:val="LightShading-Accent1"/>
-        <w:tblW w:type="auto" w:w="0"/>
-        <w:tblLook w:firstColumn="1" w:firstRow="1" w:lastColumn="0" w:lastRow="0" w:noHBand="0" w:noVBand="1" w:val="04A0"/>
-      </w:tblPr>
-      <w:tblGrid>
-        <w:gridCol w:w="5112"/>
-        <w:gridCol w:w="5112"/>
-      </w:tblGrid>
-      <w:tr>
-        <w:trPr>
-          <w:tblHeader/>
-        </w:trPr>
-        <w:tc>
-          <w:tcPr>
-            <w:tcW w:type="dxa" w:w="5112"/>
-          </w:tcPr>
-          <w:p>
-            <w:r>
-              <w:t>Step</w:t>
-            </w:r>
-          </w:p>
-        </w:tc>
-        <w:tc>
-          <w:tcPr>
-            <w:tcW w:type="dxa" w:w="5112"/>
-          </w:tcPr>
-          <w:p>
-            <w:r>
-              <w:t>What happens and why</w:t>
-            </w:r>
-          </w:p>
-        </w:tc>
-      </w:tr>
-      <w:tr>
-        <w:tc>
-          <w:tcPr>
-            <w:tcW w:type="dxa" w:w="5112"/>
-          </w:tcPr>
-          <w:p>
-            <w:r>
-              <w:t>1. Multiply first input</w:t>
-            </w:r>
-          </w:p>
-        </w:tc>
-        <w:tc>
-          <w:tcPr>
-            <w:tcW w:type="dxa" w:w="5112"/>
-          </w:tcPr>
-          <w:p>
-            <w:r>
-              <w:t>Left contribution=2×3=6.</w:t>
-            </w:r>
-          </w:p>
-        </w:tc>
-      </w:tr>
-      <w:tr>
-        <w:tc>
-          <w:tcPr>
-            <w:tcW w:type="dxa" w:w="5112"/>
-          </w:tcPr>
-          <w:p>
-            <w:r>
-              <w:t>2. Multiply second input</w:t>
-            </w:r>
-          </w:p>
-        </w:tc>
-        <w:tc>
-          <w:tcPr>
-            <w:tcW w:type="dxa" w:w="5112"/>
-          </w:tcPr>
-          <w:p>
-            <w:r>
-              <w:t>Right contribution=5×(-1)=-5.</w:t>
-            </w:r>
-          </w:p>
-        </w:tc>
-      </w:tr>
-      <w:tr>
-        <w:tc>
-          <w:tcPr>
-            <w:tcW w:type="dxa" w:w="5112"/>
-          </w:tcPr>
-          <w:p>
-            <w:r>
-              <w:t>3. Add contributions</w:t>
-            </w:r>
-          </w:p>
-        </w:tc>
-        <w:tc>
-          <w:tcPr>
-            <w:tcW w:type="dxa" w:w="5112"/>
-          </w:tcPr>
-          <w:p>
-            <w:r>
-              <w:t>Weighted sum=6-5=1; this is a score, not a probability.</w:t>
-            </w:r>
-          </w:p>
-        </w:tc>
-      </w:tr>
-    </w:tbl>
-    <w:p>
-      <w:r>
-        <w:t>Match each pictured step to the supplied facts. This is a worked teaching case, not an independent assessment.</w:t>
+        <w:t>Why this result follows</w:t>
       </w:r>
     </w:p>
     <w:p>
@@ -1944,7 +2325,160 @@
         <w:pStyle w:val="Heading3"/>
       </w:pPr>
       <w:r>
-        <w:t>Why this result follows</w:t>
+        <w:t>What this example does not establish</w:t>
+      </w:r>
+    </w:p>
+    <w:p>
+      <w:pPr>
+        <w:pStyle w:val="Heading1"/>
+      </w:pPr>
+      <w:r>
+        <w:t>07. Repair unit errors and overclaims about weight signs</w:t>
+      </w:r>
+    </w:p>
+    <w:p>
+      <w:r>
+        <w:t>Name the controlled feature and its unit before interpreting a coefficient.</w:t>
+      </w:r>
+    </w:p>
+    <w:p>
+      <w:pPr>
+        <w:pStyle w:val="Heading2"/>
+      </w:pPr>
+      <w:r>
+        <w:t>Fixed-input change and unit-preserving coefficients</w:t>
+      </w:r>
+    </w:p>
+    <w:p>
+      <w:pPr>
+        <w:spacing w:line="336" w:lineRule="auto" w:after="180"/>
+      </w:pPr>
+      <w:r>
+        <w:rPr>
+          <w:b w:val="0"/>
+        </w:rPr>
+        <w:t xml:space="preserve">Holding other </w:t>
+      </w:r>
+      <w:r>
+        <w:rPr>
+          <w:b/>
+        </w:rPr>
+        <w:t>input</w:t>
+      </w:r>
+      <w:r>
+        <w:rPr>
+          <w:b w:val="0"/>
+        </w:rPr>
+        <w:t xml:space="preserve">s fixed, raising width by 1 cm raises this </w:t>
+      </w:r>
+      <w:r>
+        <w:rPr>
+          <w:b/>
+        </w:rPr>
+        <w:t>score</w:t>
+      </w:r>
+      <w:r>
+        <w:rPr>
+          <w:b w:val="0"/>
+        </w:rPr>
+        <w:t xml:space="preserve"> by 2; raising height by 1 cm lowers it by 1. A negative </w:t>
+      </w:r>
+      <w:r>
+        <w:rPr>
+          <w:b/>
+        </w:rPr>
+        <w:t>weight</w:t>
+      </w:r>
+      <w:r>
+        <w:rPr>
+          <w:b w:val="0"/>
+        </w:rPr>
+        <w:t xml:space="preserve"> reverses the direction of that feature </w:t>
+      </w:r>
+      <w:r>
+        <w:rPr>
+          <w:b/>
+        </w:rPr>
+        <w:t>contribution</w:t>
+      </w:r>
+      <w:r>
+        <w:rPr>
+          <w:b w:val="0"/>
+        </w:rPr>
+        <w:t>.</w:t>
+      </w:r>
+    </w:p>
+    <w:p>
+      <w:pPr>
+        <w:spacing w:line="336" w:lineRule="auto" w:after="180"/>
+      </w:pPr>
+      <w:r>
+        <w:rPr>
+          <w:b w:val="0"/>
+        </w:rPr>
+        <w:t>It does not label the feature as bad, and its sign alone does not explain cause in the world.</w:t>
+      </w:r>
+    </w:p>
+    <w:p>
+      <w:pPr>
+        <w:spacing w:line="336" w:lineRule="auto" w:after="180"/>
+      </w:pPr>
+      <w:r>
+        <w:rPr>
+          <w:b w:val="0"/>
+        </w:rPr>
+        <w:t xml:space="preserve">Unit changes affect coefficients. If height is written in mm instead of cm while width remains in cm, use height </w:t>
+      </w:r>
+      <w:r>
+        <w:rPr>
+          <w:b/>
+        </w:rPr>
+        <w:t>weight</w:t>
+      </w:r>
+      <w:r>
+        <w:rPr>
+          <w:b w:val="0"/>
+        </w:rPr>
+        <w:t xml:space="preserve"> -0.1 instead of -1 to preserve the same </w:t>
+      </w:r>
+      <w:r>
+        <w:rPr>
+          <w:b/>
+        </w:rPr>
+        <w:t>score</w:t>
+      </w:r>
+      <w:r>
+        <w:rPr>
+          <w:b w:val="0"/>
+        </w:rPr>
+        <w:t>s.</w:t>
+      </w:r>
+    </w:p>
+    <w:p>
+      <w:pPr>
+        <w:spacing w:line="336" w:lineRule="auto" w:after="180"/>
+      </w:pPr>
+      <w:r>
+        <w:rPr>
+          <w:b w:val="0"/>
+        </w:rPr>
+        <w:t>For [4 cm, 20 mm], 2 times 4 plus -0.1 times 20 still gives 6. Raw coefficient magnitudes cannot establish feature importance when units differ.</w:t>
+      </w:r>
+    </w:p>
+    <w:p>
+      <w:pPr>
+        <w:pStyle w:val="Heading2"/>
+      </w:pPr>
+      <w:r>
+        <w:t>Try the cm/mm repair</w:t>
+      </w:r>
+    </w:p>
+    <w:p>
+      <w:pPr>
+        <w:pStyle w:val="ListBullet"/>
+      </w:pPr>
+      <w:r>
+        <w:t>Width stays in cm and height changes to mm. For the worked parcel [4 cm, 20 mm], give the revised weights and score.</w:t>
       </w:r>
     </w:p>
     <w:p>
@@ -1952,103 +2486,45 @@
         <w:pStyle w:val="Heading3"/>
       </w:pPr>
       <w:r>
-        <w:t>Why the result follows</w:t>
-      </w:r>
-    </w:p>
-    <w:p>
-      <w:pPr>
-        <w:spacing w:line="336" w:lineRule="auto" w:after="180"/>
-        <w:shd w:fill="F1F6FC"/>
-      </w:pPr>
-      <w:r>
-        <w:rPr>
-          <w:b w:val="0"/>
-        </w:rPr>
-        <w:t xml:space="preserve">A </w:t>
-      </w:r>
-      <w:r>
-        <w:rPr>
-          <w:b/>
-        </w:rPr>
-        <w:t>weight</w:t>
-      </w:r>
-      <w:r>
-        <w:rPr>
-          <w:b w:val="0"/>
-        </w:rPr>
-        <w:t xml:space="preserve"> controls how strongly an </w:t>
-      </w:r>
-      <w:r>
-        <w:rPr>
-          <w:b/>
-        </w:rPr>
-        <w:t>input</w:t>
-      </w:r>
-      <w:r>
-        <w:rPr>
-          <w:b w:val="0"/>
-        </w:rPr>
-        <w:t xml:space="preserve"> contributes to the </w:t>
-      </w:r>
-      <w:r>
-        <w:rPr>
-          <w:b/>
-        </w:rPr>
-        <w:t>score</w:t>
-      </w:r>
-      <w:r>
-        <w:rPr>
-          <w:b w:val="0"/>
-        </w:rPr>
-        <w:t xml:space="preserve">. The left connection adds three times its measurement; the negative right connection subtracts its measurement. Calculate each </w:t>
-      </w:r>
-      <w:r>
-        <w:rPr>
-          <w:b/>
-        </w:rPr>
-        <w:t>contribution</w:t>
-      </w:r>
-      <w:r>
-        <w:rPr>
-          <w:b w:val="0"/>
-        </w:rPr>
-        <w:t xml:space="preserve"> before adding them.</w:t>
-      </w:r>
-    </w:p>
-    <w:p>
-      <w:pPr>
-        <w:spacing w:line="336" w:lineRule="auto" w:after="180"/>
-        <w:shd w:fill="F1F6FC"/>
-      </w:pPr>
-      <w:r>
-        <w:rPr>
-          <w:b w:val="0"/>
-        </w:rPr>
-        <w:t xml:space="preserve">This </w:t>
-      </w:r>
-      <w:r>
-        <w:rPr>
-          <w:b/>
-        </w:rPr>
-        <w:t>dot product</w:t>
-      </w:r>
-      <w:r>
-        <w:rPr>
-          <w:b w:val="0"/>
-        </w:rPr>
-        <w:t xml:space="preserve"> is a signed </w:t>
-      </w:r>
-      <w:r>
-        <w:rPr>
-          <w:b/>
-        </w:rPr>
-        <w:t>score</w:t>
-      </w:r>
-      <w:r>
-        <w:rPr>
-          <w:b w:val="0"/>
-        </w:rPr>
-        <w:t>; it becomes a probability only if a separate, justified transformation and interpretation are supplied.</w:t>
+        <w:t>State one repair and the checks you would rerun.</w:t>
+      </w:r>
+    </w:p>
+    <w:p>
+      <w:r>
+        <w:t>________________________________________________________________</w:t>
+      </w:r>
+    </w:p>
+    <w:p>
+      <w:r>
+        <w:t>________________________________________________________________</w:t>
+      </w:r>
+    </w:p>
+    <w:p>
+      <w:r>
+        <w:t>________________________________________________________________</w:t>
+      </w:r>
+    </w:p>
+    <w:p>
+      <w:r>
+        <w:t>________________________________________________________________</w:t>
+      </w:r>
+    </w:p>
+    <w:p>
+      <w:r>
+        <w:t>________________________________________________________________</w:t>
+      </w:r>
+    </w:p>
+    <w:p>
+      <w:r>
+        <w:t>________________________________________________________________</w:t>
+      </w:r>
+    </w:p>
+    <w:p>
+      <w:pPr>
+        <w:pStyle w:val="Heading2"/>
+      </w:pPr>
+      <w:r>
+        <w:t>Earlier wording, alternatives and picture transcripts · reference / check after trying</w:t>
       </w:r>
     </w:p>
     <w:p>
@@ -2056,7 +2532,36 @@
         <w:pStyle w:val="Heading3"/>
       </w:pPr>
       <w:r>
-        <w:t>What this example does not establish</w:t>
+        <w:t>Locate the earliest unsupported step</w:t>
+      </w:r>
+    </w:p>
+    <w:p>
+      <w:pPr>
+        <w:pStyle w:val="Heading1"/>
+      </w:pPr>
+      <w:r>
+        <w:t>08. Calculate and explain with less help</w:t>
+      </w:r>
+    </w:p>
+    <w:p>
+      <w:r>
+        <w:t>A matching total without matching products is incomplete evidence.</w:t>
+      </w:r>
+    </w:p>
+    <w:p>
+      <w:pPr>
+        <w:pStyle w:val="Heading2"/>
+      </w:pPr>
+      <w:r>
+        <w:t>Try a new score and height change</w:t>
+      </w:r>
+    </w:p>
+    <w:p>
+      <w:pPr>
+        <w:pStyle w:val="ListBullet"/>
+      </w:pPr>
+      <w:r>
+        <w:t>For w = [2, -1] and x = [3, 5], write both contributions and their sum.</w:t>
       </w:r>
     </w:p>
     <w:p>
@@ -2064,43 +2569,27 @@
         <w:pStyle w:val="Heading3"/>
       </w:pPr>
       <w:r>
-        <w:t>Keep the stated limit</w:t>
-      </w:r>
-    </w:p>
-    <w:p>
-      <w:pPr>
-        <w:spacing w:line="336" w:lineRule="auto" w:after="180"/>
-        <w:shd w:fill="FFF5E6"/>
-      </w:pPr>
-      <w:r>
-        <w:rPr>
-          <w:b w:val="0"/>
-        </w:rPr>
-        <w:t xml:space="preserve">These declared </w:t>
-      </w:r>
-      <w:r>
-        <w:rPr>
-          <w:b/>
-        </w:rPr>
-        <w:t>weight</w:t>
-      </w:r>
-      <w:r>
-        <w:rPr>
-          <w:b w:val="0"/>
-        </w:rPr>
-        <w:t xml:space="preserve">s are hand-chosen toy parameters; no network </w:t>
-      </w:r>
-      <w:r>
-        <w:rPr>
-          <w:b/>
-        </w:rPr>
-        <w:t>training</w:t>
-      </w:r>
-      <w:r>
-        <w:rPr>
-          <w:b w:val="0"/>
-        </w:rPr>
-        <w:t xml:space="preserve"> or calibrated probability is claimed.</w:t>
+        <w:t>Keep w = [2, -1]. Change [4, 2] to [4, 3]. Compute both contributions and explain the score change.</w:t>
+      </w:r>
+    </w:p>
+    <w:p>
+      <w:r>
+        <w:t>________________________________________________________________</w:t>
+      </w:r>
+    </w:p>
+    <w:p>
+      <w:r>
+        <w:t>________________________________________________________________</w:t>
+      </w:r>
+    </w:p>
+    <w:p>
+      <w:r>
+        <w:t>________________________________________________________________</w:t>
+      </w:r>
+    </w:p>
+    <w:p>
+      <w:r>
+        <w:t>________________________________________________________________</w:t>
       </w:r>
     </w:p>
     <w:p>
@@ -2108,265 +2597,7 @@
         <w:pStyle w:val="Heading3"/>
       </w:pPr>
       <w:r>
-        <w:t>Keep the stated limit</w:t>
-      </w:r>
-    </w:p>
-    <w:p>
-      <w:pPr>
-        <w:spacing w:line="336" w:lineRule="auto" w:after="180"/>
-        <w:shd w:fill="FFF5E6"/>
-      </w:pPr>
-      <w:r>
-        <w:rPr>
-          <w:b w:val="0"/>
-        </w:rPr>
-        <w:t xml:space="preserve">Read the labelled picture: Which connection explains why more right brightness lowers this </w:t>
-      </w:r>
-      <w:r>
-        <w:rPr>
-          <w:b/>
-        </w:rPr>
-        <w:t>score</w:t>
-      </w:r>
-      <w:r>
-        <w:rPr>
-          <w:b w:val="0"/>
-        </w:rPr>
-        <w:t xml:space="preserve">? Point to the relevant step in the picture, then write the changed result and the rule or </w:t>
-      </w:r>
-      <w:r>
-        <w:rPr>
-          <w:b/>
-        </w:rPr>
-        <w:t>evidence</w:t>
-      </w:r>
-      <w:r>
-        <w:rPr>
-          <w:b w:val="0"/>
-        </w:rPr>
-        <w:t xml:space="preserve"> that supports it.</w:t>
-      </w:r>
-    </w:p>
-    <w:p>
-      <w:pPr>
-        <w:pStyle w:val="Heading3"/>
-      </w:pPr>
-      <w:r>
-        <w:t>Keep the stated limit</w:t>
-      </w:r>
-    </w:p>
-    <w:p>
-      <w:pPr>
-        <w:spacing w:line="336" w:lineRule="auto" w:after="180"/>
-        <w:shd w:fill="FFF5E6"/>
-      </w:pPr>
-      <w:r>
-        <w:rPr>
-          <w:b w:val="0"/>
-        </w:rPr>
-        <w:t xml:space="preserve">Change one thing: Increase only the right </w:t>
-      </w:r>
-      <w:r>
-        <w:rPr>
-          <w:b/>
-        </w:rPr>
-        <w:t>input</w:t>
-      </w:r>
-      <w:r>
-        <w:rPr>
-          <w:b w:val="0"/>
-        </w:rPr>
-        <w:t xml:space="preserve"> from 5 to6. Predict the result before checking the explanation. What remains the same?</w:t>
-      </w:r>
-    </w:p>
-    <w:p>
-      <w:pPr>
-        <w:pStyle w:val="Heading1"/>
-      </w:pPr>
-      <w:r>
-        <w:t>07. Find and repair a mistake</w:t>
-      </w:r>
-    </w:p>
-    <w:p>
-      <w:r>
-        <w:t>Find the unsupported step in the Dot products and weighted sums claim and explain a repair using the supplied evidence.</w:t>
-      </w:r>
-    </w:p>
-    <w:p>
-      <w:pPr>
-        <w:spacing w:line="336" w:lineRule="auto" w:after="180"/>
-      </w:pPr>
-      <w:r>
-        <w:rPr>
-          <w:b w:val="0"/>
-        </w:rPr>
-        <w:t xml:space="preserve">Holding other </w:t>
-      </w:r>
-      <w:r>
-        <w:rPr>
-          <w:b/>
-        </w:rPr>
-        <w:t>input</w:t>
-      </w:r>
-      <w:r>
-        <w:rPr>
-          <w:b w:val="0"/>
-        </w:rPr>
-        <w:t xml:space="preserve">s fixed, raising width by 1 cm raises this </w:t>
-      </w:r>
-      <w:r>
-        <w:rPr>
-          <w:b/>
-        </w:rPr>
-        <w:t>score</w:t>
-      </w:r>
-      <w:r>
-        <w:rPr>
-          <w:b w:val="0"/>
-        </w:rPr>
-        <w:t xml:space="preserve"> by 2; raising height by 1 cm lowers it by 1. A negative </w:t>
-      </w:r>
-      <w:r>
-        <w:rPr>
-          <w:b/>
-        </w:rPr>
-        <w:t>weight</w:t>
-      </w:r>
-      <w:r>
-        <w:rPr>
-          <w:b w:val="0"/>
-        </w:rPr>
-        <w:t xml:space="preserve"> reverses the direction of that feature </w:t>
-      </w:r>
-      <w:r>
-        <w:rPr>
-          <w:b/>
-        </w:rPr>
-        <w:t>contribution</w:t>
-      </w:r>
-      <w:r>
-        <w:rPr>
-          <w:b w:val="0"/>
-        </w:rPr>
-        <w:t>.</w:t>
-      </w:r>
-    </w:p>
-    <w:p>
-      <w:pPr>
-        <w:spacing w:line="336" w:lineRule="auto" w:after="180"/>
-      </w:pPr>
-      <w:r>
-        <w:rPr>
-          <w:b w:val="0"/>
-        </w:rPr>
-        <w:t>It does not label the feature as bad, and its sign alone does not explain cause in the world.</w:t>
-      </w:r>
-    </w:p>
-    <w:p>
-      <w:pPr>
-        <w:pStyle w:val="Heading3"/>
-      </w:pPr>
-      <w:r>
-        <w:t>Check the claim against the facts</w:t>
-      </w:r>
-    </w:p>
-    <w:p>
-      <w:pPr>
-        <w:spacing w:line="336" w:lineRule="auto" w:after="180"/>
-        <w:shd w:fill="FFF5E6"/>
-      </w:pPr>
-      <w:r>
-        <w:rPr>
-          <w:b w:val="0"/>
-        </w:rPr>
-        <w:t xml:space="preserve">Unit changes affect coefficients. If height is written in mm instead of cm while width remains in cm, use height </w:t>
-      </w:r>
-      <w:r>
-        <w:rPr>
-          <w:b/>
-        </w:rPr>
-        <w:t>weight</w:t>
-      </w:r>
-      <w:r>
-        <w:rPr>
-          <w:b w:val="0"/>
-        </w:rPr>
-        <w:t xml:space="preserve"> -0.1 instead of -1 to preserve the same </w:t>
-      </w:r>
-      <w:r>
-        <w:rPr>
-          <w:b/>
-        </w:rPr>
-        <w:t>score</w:t>
-      </w:r>
-      <w:r>
-        <w:rPr>
-          <w:b w:val="0"/>
-        </w:rPr>
-        <w:t>s.</w:t>
-      </w:r>
-    </w:p>
-    <w:p>
-      <w:pPr>
-        <w:spacing w:line="336" w:lineRule="auto" w:after="180"/>
-        <w:shd w:fill="FFF5E6"/>
-      </w:pPr>
-      <w:r>
-        <w:rPr>
-          <w:b w:val="0"/>
-        </w:rPr>
-        <w:t>For [4 cm, 20 mm], 2 times 4 plus -0.1 times 20 still gives 6. Raw coefficient magnitudes cannot establish feature importance when units differ.</w:t>
-      </w:r>
-    </w:p>
-    <w:p>
-      <w:pPr>
-        <w:pStyle w:val="Heading3"/>
-      </w:pPr>
-      <w:r>
-        <w:t>Locate the earliest unsupported step</w:t>
-      </w:r>
-    </w:p>
-    <w:p>
-      <w:pPr>
-        <w:spacing w:line="336" w:lineRule="auto" w:after="180"/>
-      </w:pPr>
-      <w:r>
-        <w:rPr>
-          <w:b w:val="0"/>
-        </w:rPr>
-        <w:t xml:space="preserve">Width stays in cm and height changes to mm. For the worked parcel [4 cm, 20 mm], give the revised </w:t>
-      </w:r>
-      <w:r>
-        <w:rPr>
-          <w:b/>
-        </w:rPr>
-        <w:t>weight</w:t>
-      </w:r>
-      <w:r>
-        <w:rPr>
-          <w:b w:val="0"/>
-        </w:rPr>
-        <w:t xml:space="preserve">s and </w:t>
-      </w:r>
-      <w:r>
-        <w:rPr>
-          <w:b/>
-        </w:rPr>
-        <w:t>score</w:t>
-      </w:r>
-      <w:r>
-        <w:rPr>
-          <w:b w:val="0"/>
-        </w:rPr>
-        <w:t>.</w:t>
-      </w:r>
-    </w:p>
-    <w:p>
-      <w:pPr>
-        <w:pStyle w:val="Heading3"/>
-      </w:pPr>
-      <w:r>
-        <w:t>State one repair and the checks you would rerun.</w:t>
+        <w:t>Explain your prediction to a partner before comparing results.</w:t>
       </w:r>
     </w:p>
     <w:p>
@@ -2390,113 +2621,11 @@
       </w:r>
     </w:p>
     <w:p>
-      <w:r>
-        <w:t>________________________________________________________________</w:t>
-      </w:r>
-    </w:p>
-    <w:p>
-      <w:r>
-        <w:t>________________________________________________________________</w:t>
-      </w:r>
-    </w:p>
-    <w:p>
-      <w:pPr>
-        <w:pStyle w:val="Heading1"/>
-      </w:pPr>
-      <w:r>
-        <w:t>08. Practise together</w:t>
-      </w:r>
-    </w:p>
-    <w:p>
-      <w:r>
-        <w:t>Practise Dot products and weighted sums with support, then explain the deciding step in your own words.</w:t>
-      </w:r>
-    </w:p>
-    <w:p>
-      <w:pPr>
-        <w:spacing w:line="336" w:lineRule="auto" w:after="180"/>
-      </w:pPr>
-      <w:r>
-        <w:rPr>
-          <w:b w:val="0"/>
-        </w:rPr>
-        <w:t xml:space="preserve">For w = [2, -1] and x = [3, 5], write both </w:t>
-      </w:r>
-      <w:r>
-        <w:rPr>
-          <w:b/>
-        </w:rPr>
-        <w:t>contribution</w:t>
-      </w:r>
-      <w:r>
-        <w:rPr>
-          <w:b w:val="0"/>
-        </w:rPr>
-        <w:t>s and their sum.</w:t>
-      </w:r>
-    </w:p>
-    <w:p>
-      <w:pPr>
-        <w:pStyle w:val="Heading3"/>
-      </w:pPr>
-      <w:r>
-        <w:t>Keep w = [2, -1]. Change [4, 2] to [4, 3]. Compute both contributions and explain the score change.</w:t>
-      </w:r>
-    </w:p>
-    <w:p>
-      <w:r>
-        <w:t>________________________________________________________________</w:t>
-      </w:r>
-    </w:p>
-    <w:p>
-      <w:r>
-        <w:t>________________________________________________________________</w:t>
-      </w:r>
-    </w:p>
-    <w:p>
-      <w:r>
-        <w:t>________________________________________________________________</w:t>
-      </w:r>
-    </w:p>
-    <w:p>
-      <w:r>
-        <w:t>________________________________________________________________</w:t>
-      </w:r>
-    </w:p>
-    <w:p>
-      <w:pPr>
-        <w:pStyle w:val="Heading3"/>
-      </w:pPr>
-      <w:r>
-        <w:t>Explain your prediction to a partner before comparing results.</w:t>
-      </w:r>
-    </w:p>
-    <w:p>
-      <w:r>
-        <w:t>________________________________________________________________</w:t>
-      </w:r>
-    </w:p>
-    <w:p>
-      <w:r>
-        <w:t>________________________________________________________________</w:t>
-      </w:r>
-    </w:p>
-    <w:p>
-      <w:r>
-        <w:t>________________________________________________________________</w:t>
-      </w:r>
-    </w:p>
-    <w:p>
-      <w:r>
-        <w:t>________________________________________________________________</w:t>
-      </w:r>
-    </w:p>
-    <w:p>
-      <w:pPr>
-        <w:pStyle w:val="Heading3"/>
-      </w:pPr>
-      <w:r>
-        <w:t>Practise with less help: Explain cancellation</w:t>
+      <w:pPr>
+        <w:pStyle w:val="Heading2"/>
+      </w:pPr>
+      <w:r>
+        <w:t>Supported W2record</w:t>
       </w:r>
     </w:p>
     <w:p>
@@ -2638,71 +2767,117 @@
     </w:p>
     <w:p>
       <w:pPr>
+        <w:pStyle w:val="Heading2"/>
+      </w:pPr>
+      <w:r>
+        <w:t>Challenge multiply-the-sums reasoning</w:t>
+      </w:r>
+    </w:p>
+    <w:p>
+      <w:pPr>
+        <w:pStyle w:val="ListBullet"/>
+      </w:pPr>
+      <w:r>
+        <w:t>Use the worked case for Dot products and weighted sums. Proposed explanation: “Multiply the sums instead”. Decide whether this explanation is supported. Point to the step or supplied fact that decides; explain your repair if needed.</w:t>
+      </w:r>
+    </w:p>
+    <w:p>
+      <w:pPr>
+        <w:pStyle w:val="ListBullet"/>
+      </w:pPr>
+      <w:r>
+        <w:t>Answer on your own before discussion. If you are unsure, say which step you need help with.</w:t>
+      </w:r>
+    </w:p>
+    <w:p>
+      <w:pPr>
+        <w:pStyle w:val="Heading2"/>
+      </w:pPr>
+      <w:r>
+        <w:t>Explain the pictured negative connection</w:t>
+      </w:r>
+    </w:p>
+    <w:p>
+      <w:pPr>
+        <w:pStyle w:val="ListBullet"/>
+      </w:pPr>
+      <w:r>
+        <w:t>Which connection explains why more right brightness lowers this score? Point to the relevant step in the picture, then write the changed result and the rule or evidence that supports it.</w:t>
+      </w:r>
+    </w:p>
+    <w:p>
+      <w:pPr>
         <w:pStyle w:val="Heading3"/>
       </w:pPr>
       <w:r>
+        <w:t>My explanation using a pictured step and the given facts</w:t>
+      </w:r>
+    </w:p>
+    <w:p>
+      <w:r>
+        <w:t>________________________________________________________________</w:t>
+      </w:r>
+    </w:p>
+    <w:p>
+      <w:r>
+        <w:t>________________________________________________________________</w:t>
+      </w:r>
+    </w:p>
+    <w:p>
+      <w:r>
+        <w:t>________________________________________________________________</w:t>
+      </w:r>
+    </w:p>
+    <w:p>
+      <w:r>
+        <w:t>________________________________________________________________</w:t>
+      </w:r>
+    </w:p>
+    <w:p>
+      <w:pPr>
+        <w:pStyle w:val="Heading2"/>
+      </w:pPr>
+      <w:r>
+        <w:t>Reserve the independent three-component case</w:t>
+      </w:r>
+    </w:p>
+    <w:p>
+      <w:pPr>
+        <w:spacing w:line="336" w:lineRule="auto" w:after="180"/>
+      </w:pPr>
+      <w:r>
+        <w:rPr>
+          <w:b w:val="0"/>
+        </w:rPr>
+        <w:t>This is supported practice. Keep the separately named independent case for an attempt before feedback.</w:t>
+      </w:r>
+    </w:p>
+    <w:p>
+      <w:pPr>
+        <w:pStyle w:val="Heading2"/>
+      </w:pPr>
+      <w:r>
+        <w:t>Earlier wording, alternatives and picture transcripts · reference / check after trying</w:t>
+      </w:r>
+    </w:p>
+    <w:p>
+      <w:pPr>
+        <w:pStyle w:val="Heading3"/>
+      </w:pPr>
+      <w:r>
+        <w:t>Practise with less help: Explain cancellation</w:t>
+      </w:r>
+    </w:p>
+    <w:p>
+      <w:pPr>
+        <w:pStyle w:val="Heading3"/>
+      </w:pPr>
+      <w:r>
         <w:t>Check your reasoning</w:t>
       </w:r>
     </w:p>
     <w:p>
       <w:pPr>
-        <w:spacing w:line="336" w:lineRule="auto" w:after="180"/>
-      </w:pPr>
-      <w:r>
-        <w:rPr>
-          <w:b w:val="0"/>
-        </w:rPr>
-        <w:t xml:space="preserve">Use the worked case for </w:t>
-      </w:r>
-      <w:r>
-        <w:rPr>
-          <w:b/>
-        </w:rPr>
-        <w:t>Dot product</w:t>
-      </w:r>
-      <w:r>
-        <w:rPr>
-          <w:b w:val="0"/>
-        </w:rPr>
-        <w:t xml:space="preserve">s and </w:t>
-      </w:r>
-      <w:r>
-        <w:rPr>
-          <w:b/>
-        </w:rPr>
-        <w:t>weight</w:t>
-      </w:r>
-      <w:r>
-        <w:rPr>
-          <w:b w:val="0"/>
-        </w:rPr>
-        <w:t>ed sums. Proposed explanation: “Multiply the sums instead”. Decide whether this explanation is supported.</w:t>
-      </w:r>
-    </w:p>
-    <w:p>
-      <w:pPr>
-        <w:spacing w:line="336" w:lineRule="auto" w:after="180"/>
-      </w:pPr>
-      <w:r>
-        <w:rPr>
-          <w:b w:val="0"/>
-        </w:rPr>
-        <w:t>Point to the step or supplied fact that decides; explain your repair if needed.</w:t>
-      </w:r>
-    </w:p>
-    <w:p>
-      <w:pPr>
-        <w:spacing w:line="336" w:lineRule="auto" w:after="180"/>
-      </w:pPr>
-      <w:r>
-        <w:rPr>
-          <w:b w:val="0"/>
-        </w:rPr>
-        <w:t>Answer on your own before discussion. If you are unsure, say which step you need help with.</w:t>
-      </w:r>
-    </w:p>
-    <w:p>
-      <w:pPr>
         <w:pStyle w:val="Heading3"/>
       </w:pPr>
       <w:r>
@@ -2711,97 +2886,23 @@
     </w:p>
     <w:p>
       <w:pPr>
-        <w:spacing w:line="336" w:lineRule="auto" w:after="180"/>
-      </w:pPr>
-      <w:r>
-        <w:rPr>
-          <w:b w:val="0"/>
-        </w:rPr>
-        <w:t xml:space="preserve">Which connection explains why more right brightness lowers this </w:t>
-      </w:r>
-      <w:r>
-        <w:rPr>
-          <w:b/>
-        </w:rPr>
-        <w:t>score</w:t>
-      </w:r>
-      <w:r>
-        <w:rPr>
-          <w:b w:val="0"/>
-        </w:rPr>
-        <w:t xml:space="preserve">? Point to the relevant step in the picture, then write the changed result and the rule or </w:t>
-      </w:r>
-      <w:r>
-        <w:rPr>
-          <w:b/>
-        </w:rPr>
-        <w:t>evidence</w:t>
-      </w:r>
-      <w:r>
-        <w:rPr>
-          <w:b w:val="0"/>
-        </w:rPr>
-        <w:t xml:space="preserve"> that supports it.</w:t>
-      </w:r>
-    </w:p>
-    <w:p>
-      <w:pPr>
-        <w:pStyle w:val="Heading3"/>
-      </w:pPr>
-      <w:r>
-        <w:t>My explanation using a pictured step and the given facts</w:t>
-      </w:r>
-    </w:p>
-    <w:p>
-      <w:r>
-        <w:t>________________________________________________________________</w:t>
-      </w:r>
-    </w:p>
-    <w:p>
-      <w:r>
-        <w:t>________________________________________________________________</w:t>
-      </w:r>
-    </w:p>
-    <w:p>
-      <w:r>
-        <w:t>________________________________________________________________</w:t>
-      </w:r>
-    </w:p>
-    <w:p>
-      <w:r>
-        <w:t>________________________________________________________________</w:t>
-      </w:r>
-    </w:p>
-    <w:p>
-      <w:pPr>
-        <w:spacing w:line="336" w:lineRule="auto" w:after="180"/>
-      </w:pPr>
-      <w:r>
-        <w:rPr>
-          <w:b w:val="0"/>
-        </w:rPr>
-        <w:t>This is supported practice. Keep the separately named independent case for an attempt before feedback.</w:t>
-      </w:r>
-    </w:p>
-    <w:p>
-      <w:pPr>
         <w:pStyle w:val="Heading1"/>
       </w:pPr>
       <w:r>
-        <w:t>09. Run the investigation</w:t>
-      </w:r>
-    </w:p>
-    <w:p>
-      <w:r>
-        <w:t>Investigate Dot products and weighted sums. Record the prediction, actual observation or labelled paper trace, explanation and next test separately.</w:t>
-      </w:r>
-    </w:p>
-    <w:p>
-      <w:pPr>
-        <w:pStyle w:val="Heading3"/>
-      </w:pPr>
-      <w:r>
-        <w:t>Predict, investigate and preserve the evidence</w:t>
+        <w:t>09. Investigate cancellation,dimension guards and unit-preserving change</w:t>
+      </w:r>
+    </w:p>
+    <w:p>
+      <w:r>
+        <w:t>The complete probes distinguish valid arithmetic from a valid task input.</w:t>
+      </w:r>
+    </w:p>
+    <w:p>
+      <w:pPr>
+        <w:pStyle w:val="Heading2"/>
+      </w:pPr>
+      <w:r>
+        <w:t>Complete current task and runnable function</w:t>
       </w:r>
     </w:p>
     <w:p>
@@ -2857,6 +2958,236 @@
         <w:t>for row in [[4, 2], [2, 4], [3, 3]]:</w:t>
         <w:br/>
         <w:t xml:space="preserve">    print(dot([2, -1], row))  # 6, 0, 3</w:t>
+      </w:r>
+    </w:p>
+    <w:p>
+      <w:pPr>
+        <w:pStyle w:val="Heading2"/>
+      </w:pPr>
+      <w:r>
+        <w:t>All supplied probes</w:t>
+      </w:r>
+    </w:p>
+    <w:tbl>
+      <w:tblPr>
+        <w:tblStyle w:val="LightShading-Accent1"/>
+        <w:tblW w:type="auto" w:w="0"/>
+        <w:tblLook w:firstColumn="1" w:firstRow="1" w:lastColumn="0" w:lastRow="0" w:noHBand="0" w:noVBand="1" w:val="04A0"/>
+      </w:tblPr>
+      <w:tblGrid>
+        <w:gridCol w:w="5112"/>
+        <w:gridCol w:w="5112"/>
+      </w:tblGrid>
+      <w:tr>
+        <w:trPr>
+          <w:tblHeader/>
+        </w:trPr>
+        <w:tc>
+          <w:tcPr>
+            <w:tcW w:type="dxa" w:w="5112"/>
+          </w:tcPr>
+          <w:p>
+            <w:r>
+              <w:t>Complete dot-product probe</w:t>
+            </w:r>
+          </w:p>
+        </w:tc>
+        <w:tc>
+          <w:tcPr>
+            <w:tcW w:type="dxa" w:w="5112"/>
+          </w:tcPr>
+          <w:p>
+            <w:r>
+              <w:t>Expected output / reason</w:t>
+            </w:r>
+          </w:p>
+        </w:tc>
+      </w:tr>
+      <w:tr>
+        <w:tc>
+          <w:tcPr>
+            <w:tcW w:type="dxa" w:w="5112"/>
+          </w:tcPr>
+          <w:p>
+            <w:r>
+              <w:t>Normal w[2, −1], x[3, 5]</w:t>
+            </w:r>
+          </w:p>
+        </w:tc>
+        <w:tc>
+          <w:tcPr>
+            <w:tcW w:type="dxa" w:w="5112"/>
+          </w:tcPr>
+          <w:p>
+            <w:r>
+              <w:t>6−5=1</w:t>
+            </w:r>
+          </w:p>
+        </w:tc>
+      </w:tr>
+      <w:tr>
+        <w:tc>
+          <w:tcPr>
+            <w:tcW w:type="dxa" w:w="5112"/>
+          </w:tcPr>
+          <w:p>
+            <w:r>
+              <w:t>Cancellation w[2, −1], x[2, 4]</w:t>
+            </w:r>
+          </w:p>
+        </w:tc>
+        <w:tc>
+          <w:tcPr>
+            <w:tcW w:type="dxa" w:w="5112"/>
+          </w:tcPr>
+          <w:p>
+            <w:r>
+              <w:t>4−4=0; input still nonzero</w:t>
+            </w:r>
+          </w:p>
+        </w:tc>
+      </w:tr>
+      <w:tr>
+        <w:tc>
+          <w:tcPr>
+            <w:tcW w:type="dxa" w:w="5112"/>
+          </w:tcPr>
+          <w:p>
+            <w:r>
+              <w:t>Zero coefficient w[2, 0], x[3, 5]</w:t>
+            </w:r>
+          </w:p>
+        </w:tc>
+        <w:tc>
+          <w:tcPr>
+            <w:tcW w:type="dxa" w:w="5112"/>
+          </w:tcPr>
+          <w:p>
+            <w:r>
+              <w:t>6+0=6; second feature has no effect on this score</w:t>
+            </w:r>
+          </w:p>
+        </w:tc>
+      </w:tr>
+      <w:tr>
+        <w:tc>
+          <w:tcPr>
+            <w:tcW w:type="dxa" w:w="5112"/>
+          </w:tcPr>
+          <w:p>
+            <w:r>
+              <w:t>Mismatched w[2], x[3, 5]</w:t>
+            </w:r>
+          </w:p>
+        </w:tc>
+        <w:tc>
+          <w:tcPr>
+            <w:tcW w:type="dxa" w:w="5112"/>
+          </w:tcPr>
+          <w:p>
+            <w:r>
+              <w:t>ValueError:Mismatched dimensions</w:t>
+            </w:r>
+          </w:p>
+        </w:tc>
+      </w:tr>
+      <w:tr>
+        <w:tc>
+          <w:tcPr>
+            <w:tcW w:type="dxa" w:w="5112"/>
+          </w:tcPr>
+          <w:p>
+            <w:r>
+              <w:t>Missing value w[2, −1], x[3, None]</w:t>
+            </w:r>
+          </w:p>
+        </w:tc>
+        <w:tc>
+          <w:tcPr>
+            <w:tcW w:type="dxa" w:w="5112"/>
+          </w:tcPr>
+          <w:p>
+            <w:r>
+              <w:t>Outside numeric-input contract; validate/request before calling, not substitute 0</w:t>
+            </w:r>
+          </w:p>
+        </w:tc>
+      </w:tr>
+      <w:tr>
+        <w:tc>
+          <w:tcPr>
+            <w:tcW w:type="dxa" w:w="5112"/>
+          </w:tcPr>
+          <w:p>
+            <w:r>
+              <w:t>Height converted to mm</w:t>
+            </w:r>
+          </w:p>
+        </w:tc>
+        <w:tc>
+          <w:tcPr>
+            <w:tcW w:type="dxa" w:w="5112"/>
+          </w:tcPr>
+          <w:p>
+            <w:r>
+              <w:t>w[2, −0.1], x[4, 20]→6, matching original cm score</w:t>
+            </w:r>
+          </w:p>
+        </w:tc>
+      </w:tr>
+      <w:tr>
+        <w:tc>
+          <w:tcPr>
+            <w:tcW w:type="dxa" w:w="5112"/>
+          </w:tcPr>
+          <w:p>
+            <w:r>
+              <w:t>Both lists empty</w:t>
+            </w:r>
+          </w:p>
+        </w:tc>
+        <w:tc>
+          <w:tcPr>
+            <w:tcW w:type="dxa" w:w="5112"/>
+          </w:tcPr>
+          <w:p>
+            <w:r>
+              <w:t>Python returns 0; this numerical edge result does not represent this week’s two-feature parcel schema</w:t>
+            </w:r>
+          </w:p>
+        </w:tc>
+      </w:tr>
+    </w:tbl>
+    <w:p>
+      <w:pPr>
+        <w:pStyle w:val="Heading2"/>
+      </w:pPr>
+      <w:r>
+        <w:t>Predict,run or trace,and interpret</w:t>
+      </w:r>
+    </w:p>
+    <w:p>
+      <w:pPr>
+        <w:pStyle w:val="ListNumber"/>
+      </w:pPr>
+      <w:r>
+        <w:t>Use the complete dot function from section 3. Predict each supplied probe, then run or trace it and retain products, output/error and interpretation. Treat missing measurements as an earlier schema problem. The function checks equal length only; it assumes validated numeric values and permits an empty sum. For the declared parcel task, require the two named components before calling. Compare[4, 2]and[5, 4]:both score 6, so a later step receiving only this score cannot tell them apart.</w:t>
+      </w:r>
+    </w:p>
+    <w:p>
+      <w:pPr>
+        <w:pStyle w:val="ListNumber"/>
+      </w:pPr>
+      <w:r>
+        <w:t>On paper, trace the supplied procedure. If code is provided, predict before running it in a local practice file. Never write an expected answer as though it were an observed run.</w:t>
+      </w:r>
+    </w:p>
+    <w:p>
+      <w:pPr>
+        <w:pStyle w:val="Heading2"/>
+      </w:pPr>
+      <w:r>
+        <w:t>Keep the evidence ledger</w:t>
       </w:r>
     </w:p>
     <w:tbl>
@@ -3003,7 +3334,15 @@
         <w:rPr>
           <w:b w:val="0"/>
         </w:rPr>
-        <w:t>On paper, trace the supplied procedure. If code is provided, predict before running it in a local practice file. Never write an expected answer as though it were an observed run.</w:t>
+        <w:t>Before trying: what do I expect, and why? While trying: which step could first go wrong? Afterwards: what did I actually observe, and what should change? Keep “not run” if you only traced the procedure.</w:t>
+      </w:r>
+    </w:p>
+    <w:p>
+      <w:pPr>
+        <w:pStyle w:val="Heading2"/>
+      </w:pPr>
+      <w:r>
+        <w:t>Earlier wording, alternatives and picture transcripts · reference / check after trying</w:t>
       </w:r>
     </w:p>
     <w:p>
@@ -3011,18 +3350,313 @@
         <w:pStyle w:val="Heading3"/>
       </w:pPr>
       <w:r>
+        <w:t>Predict, investigate and preserve the evidence</w:t>
+      </w:r>
+    </w:p>
+    <w:p>
+      <w:pPr>
+        <w:pStyle w:val="Heading3"/>
+      </w:pPr>
+      <w:r>
         <w:t>Plan → try → check</w:t>
       </w:r>
     </w:p>
     <w:p>
       <w:pPr>
+        <w:pStyle w:val="Heading1"/>
+      </w:pPr>
+      <w:r>
+        <w:t>14. Try alone: a new three-component dot product</w:t>
+      </w:r>
+    </w:p>
+    <w:p>
+      <w:r>
+        <w:t>Match every input with its own coefficient and explain the single changed component.</w:t>
+      </w:r>
+    </w:p>
+    <w:p>
+      <w:pPr>
+        <w:pStyle w:val="Heading2"/>
+      </w:pPr>
+      <w:r>
+        <w:t>Complete selected inputs and tasks</w:t>
+      </w:r>
+    </w:p>
+    <w:p>
+      <w:pPr>
         <w:spacing w:line="336" w:lineRule="auto" w:after="180"/>
       </w:pPr>
       <w:r>
         <w:rPr>
           <w:b w:val="0"/>
         </w:rPr>
-        <w:t>Before trying: what do I expect, and why? While trying: which step could first go wrong? Afterwards: what did I actually observe, and what should change? Keep “not run” if you only traced the procedure.</w:t>
+        <w:t xml:space="preserve">Use x = [3, 1, 2] and w = [-2, 4, 0.5]. Give each </w:t>
+      </w:r>
+      <w:r>
+        <w:rPr>
+          <w:b/>
+        </w:rPr>
+        <w:t>contribution</w:t>
+      </w:r>
+      <w:r>
+        <w:rPr>
+          <w:b w:val="0"/>
+        </w:rPr>
+        <w:t xml:space="preserve"> and the total. Increase only the second component from 1 to 2 and compute the new total. Explain why a two-</w:t>
+      </w:r>
+      <w:r>
+        <w:rPr>
+          <w:b/>
+        </w:rPr>
+        <w:t>weight</w:t>
+      </w:r>
+      <w:r>
+        <w:rPr>
+          <w:b w:val="0"/>
+        </w:rPr>
+        <w:t xml:space="preserve"> list is invalid for this </w:t>
+      </w:r>
+      <w:r>
+        <w:rPr>
+          <w:b/>
+        </w:rPr>
+        <w:t>input</w:t>
+      </w:r>
+      <w:r>
+        <w:rPr>
+          <w:b w:val="0"/>
+        </w:rPr>
+        <w:t>.</w:t>
+      </w:r>
+    </w:p>
+    <w:p>
+      <w:pPr>
+        <w:pStyle w:val="Heading2"/>
+      </w:pPr>
+      <w:r>
+        <w:t>First attempt and support record</w:t>
+      </w:r>
+    </w:p>
+    <w:p>
+      <w:pPr>
+        <w:pStyle w:val="Heading3"/>
+      </w:pPr>
+      <w:r>
+        <w:t>My independent explanation, trace and limits</w:t>
+      </w:r>
+    </w:p>
+    <w:p>
+      <w:r>
+        <w:t>________________________________________________________________</w:t>
+      </w:r>
+    </w:p>
+    <w:p>
+      <w:r>
+        <w:t>________________________________________________________________</w:t>
+      </w:r>
+    </w:p>
+    <w:p>
+      <w:r>
+        <w:t>________________________________________________________________</w:t>
+      </w:r>
+    </w:p>
+    <w:p>
+      <w:r>
+        <w:t>________________________________________________________________</w:t>
+      </w:r>
+    </w:p>
+    <w:p>
+      <w:r>
+        <w:t>________________________________________________________________</w:t>
+      </w:r>
+    </w:p>
+    <w:p>
+      <w:r>
+        <w:t>________________________________________________________________</w:t>
+      </w:r>
+    </w:p>
+    <w:p>
+      <w:r>
+        <w:t>________________________________________________________________</w:t>
+      </w:r>
+    </w:p>
+    <w:p>
+      <w:pPr>
+        <w:spacing w:line="336" w:lineRule="auto" w:after="180"/>
+      </w:pPr>
+      <w:r>
+        <w:rPr>
+          <w:b w:val="0"/>
+        </w:rPr>
+        <w:t>Attempt this case before feedback. Record any help. Earlier examples below are further practice; a case already practised with feedback cannot establish fresh transfer.</w:t>
+      </w:r>
+    </w:p>
+    <w:p>
+      <w:pPr>
+        <w:pStyle w:val="Heading2"/>
+      </w:pPr>
+      <w:r>
+        <w:t>Use feedback after trying</w:t>
+      </w:r>
+    </w:p>
+    <w:p>
+      <w:pPr>
+        <w:spacing w:line="336" w:lineRule="auto" w:after="180"/>
+      </w:pPr>
+      <w:r>
+        <w:rPr>
+          <w:b w:val="0"/>
+        </w:rPr>
+        <w:t>Attempt the independent case before hints. Record whether you worked alone, used a hint or followed a model. After feedback, fix the first unsupported step and explain why it changed.</w:t>
+      </w:r>
+    </w:p>
+    <w:p>
+      <w:pPr>
+        <w:spacing w:line="336" w:lineRule="auto" w:after="180"/>
+      </w:pPr>
+      <w:r>
+        <w:rPr>
+          <w:b w:val="0"/>
+        </w:rPr>
+        <w:t>A later check uses a changed case, not a copied answer.</w:t>
+      </w:r>
+    </w:p>
+    <w:p>
+      <w:pPr>
+        <w:pStyle w:val="Heading2"/>
+      </w:pPr>
+      <w:r>
+        <w:t>Earlier wording, alternatives and picture transcripts · reference / check after trying</w:t>
+      </w:r>
+    </w:p>
+    <w:p>
+      <w:pPr>
+        <w:pStyle w:val="Heading3"/>
+      </w:pPr>
+      <w:r>
+        <w:t>Independent case: Compute a new dot product independently</w:t>
+      </w:r>
+    </w:p>
+    <w:p>
+      <w:pPr>
+        <w:pStyle w:val="Heading3"/>
+      </w:pPr>
+      <w:r>
+        <w:t>Attempt this without hints</w:t>
+      </w:r>
+    </w:p>
+    <w:p>
+      <w:pPr>
+        <w:spacing w:line="336" w:lineRule="auto" w:after="180"/>
+      </w:pPr>
+      <w:r>
+        <w:rPr>
+          <w:b w:val="0"/>
+        </w:rPr>
+        <w:t xml:space="preserve">Use x = [3, 1, 2] and w = [-2, 4, 0.5]. Give each </w:t>
+      </w:r>
+      <w:r>
+        <w:rPr>
+          <w:b/>
+        </w:rPr>
+        <w:t>contribution</w:t>
+      </w:r>
+      <w:r>
+        <w:rPr>
+          <w:b w:val="0"/>
+        </w:rPr>
+        <w:t xml:space="preserve"> and the total. Increase only the second component from 1 to 2 and compute the new total. Explain why a two-</w:t>
+      </w:r>
+      <w:r>
+        <w:rPr>
+          <w:b/>
+        </w:rPr>
+        <w:t>weight</w:t>
+      </w:r>
+      <w:r>
+        <w:rPr>
+          <w:b w:val="0"/>
+        </w:rPr>
+        <w:t xml:space="preserve"> list is invalid for this </w:t>
+      </w:r>
+      <w:r>
+        <w:rPr>
+          <w:b/>
+        </w:rPr>
+        <w:t>input</w:t>
+      </w:r>
+      <w:r>
+        <w:rPr>
+          <w:b w:val="0"/>
+        </w:rPr>
+        <w:t>.</w:t>
+      </w:r>
+    </w:p>
+    <w:p>
+      <w:pPr>
+        <w:pStyle w:val="Heading3"/>
+      </w:pPr>
+      <w:r>
+        <w:t>My independent procedure, result and limitation</w:t>
+      </w:r>
+    </w:p>
+    <w:p>
+      <w:r>
+        <w:t>________________________________________________________________</w:t>
+      </w:r>
+    </w:p>
+    <w:p>
+      <w:r>
+        <w:t>________________________________________________________________</w:t>
+      </w:r>
+    </w:p>
+    <w:p>
+      <w:r>
+        <w:t>________________________________________________________________</w:t>
+      </w:r>
+    </w:p>
+    <w:p>
+      <w:r>
+        <w:t>________________________________________________________________</w:t>
+      </w:r>
+    </w:p>
+    <w:p>
+      <w:r>
+        <w:t>________________________________________________________________</w:t>
+      </w:r>
+    </w:p>
+    <w:p>
+      <w:r>
+        <w:t>________________________________________________________________</w:t>
+      </w:r>
+    </w:p>
+    <w:p>
+      <w:r>
+        <w:t>________________________________________________________________</w:t>
+      </w:r>
+    </w:p>
+    <w:p>
+      <w:r>
+        <w:t>________________________________________________________________</w:t>
+      </w:r>
+    </w:p>
+    <w:p>
+      <w:pPr>
+        <w:spacing w:line="336" w:lineRule="auto" w:after="180"/>
+      </w:pPr>
+      <w:r>
+        <w:rPr>
+          <w:b w:val="0"/>
+        </w:rPr>
+        <w:t>Record support used: none, hint or teacher explanation. After feedback, a different case is needed to demonstrate independence.</w:t>
+      </w:r>
+    </w:p>
+    <w:p>
+      <w:pPr>
+        <w:pStyle w:val="Heading3"/>
+      </w:pPr>
+      <w:r>
+        <w:t>Use feedback to improve</w:t>
       </w:r>
     </w:p>
     <w:p>
@@ -3030,160 +3664,20 @@
         <w:pStyle w:val="Heading1"/>
       </w:pPr>
       <w:r>
-        <w:t>10. Build your understanding</w:t>
-      </w:r>
-    </w:p>
-    <w:p>
-      <w:r>
-        <w:t>Move from recall to tracing, diagnosis and transfer in Dot products and weighted sums. Explain why each step is justified.</w:t>
-      </w:r>
-    </w:p>
-    <w:p>
-      <w:pPr>
-        <w:pStyle w:val="Heading3"/>
-      </w:pPr>
-      <w:r>
-        <w:t>Explain → apply → challenge</w:t>
-      </w:r>
-    </w:p>
-    <w:p>
-      <w:pPr>
-        <w:spacing w:line="336" w:lineRule="auto" w:after="180"/>
-      </w:pPr>
-      <w:r>
-        <w:rPr>
-          <w:b w:val="0"/>
-        </w:rPr>
-        <w:t xml:space="preserve">For w = [2, -1] and x = [3, 5], write both </w:t>
-      </w:r>
-      <w:r>
-        <w:rPr>
-          <w:b/>
-        </w:rPr>
-        <w:t>contribution</w:t>
-      </w:r>
-      <w:r>
-        <w:rPr>
-          <w:b w:val="0"/>
-        </w:rPr>
-        <w:t>s and their sum.</w:t>
-      </w:r>
-    </w:p>
-    <w:p>
-      <w:pPr>
-        <w:spacing w:line="336" w:lineRule="auto" w:after="180"/>
-      </w:pPr>
-      <w:r>
-        <w:rPr>
-          <w:b w:val="0"/>
-        </w:rPr>
-        <w:t xml:space="preserve">Width stays in cm and height changes to mm. For the worked parcel [4 cm, 20 mm], give the revised </w:t>
-      </w:r>
-      <w:r>
-        <w:rPr>
-          <w:b/>
-        </w:rPr>
-        <w:t>weight</w:t>
-      </w:r>
-      <w:r>
-        <w:rPr>
-          <w:b w:val="0"/>
-        </w:rPr>
-        <w:t xml:space="preserve">s and </w:t>
-      </w:r>
-      <w:r>
-        <w:rPr>
-          <w:b/>
-        </w:rPr>
-        <w:t>score</w:t>
-      </w:r>
-      <w:r>
-        <w:rPr>
-          <w:b w:val="0"/>
-        </w:rPr>
-        <w:t>.</w:t>
-      </w:r>
-    </w:p>
-    <w:p>
-      <w:pPr>
-        <w:spacing w:line="336" w:lineRule="auto" w:after="180"/>
-        <w:shd w:fill="F5F1FB"/>
-      </w:pPr>
-      <w:r>
-        <w:rPr>
-          <w:b w:val="0"/>
-        </w:rPr>
-        <w:t xml:space="preserve">Verify that [4, 2] and [5, 4] both </w:t>
-      </w:r>
-      <w:r>
-        <w:rPr>
-          <w:b/>
-        </w:rPr>
-        <w:t>score</w:t>
-      </w:r>
-      <w:r>
-        <w:rPr>
-          <w:b w:val="0"/>
-        </w:rPr>
-        <w:t xml:space="preserve"> 6 with w = [2, -1]. Can a later step receiving only this </w:t>
-      </w:r>
-      <w:r>
-        <w:rPr>
-          <w:b/>
-        </w:rPr>
-        <w:t>score</w:t>
-      </w:r>
-      <w:r>
-        <w:rPr>
-          <w:b w:val="0"/>
-        </w:rPr>
-        <w:t xml:space="preserve"> distinguish those two records?</w:t>
-      </w:r>
-    </w:p>
-    <w:p>
-      <w:pPr>
-        <w:pStyle w:val="Heading3"/>
-      </w:pPr>
-      <w:r>
-        <w:t>Explain which evidence supports your conclusion and which claim remains unproved.</w:t>
-      </w:r>
-    </w:p>
-    <w:p>
-      <w:r>
-        <w:t>________________________________________________________________</w:t>
-      </w:r>
-    </w:p>
-    <w:p>
-      <w:r>
-        <w:t>________________________________________________________________</w:t>
-      </w:r>
-    </w:p>
-    <w:p>
-      <w:r>
-        <w:t>________________________________________________________________</w:t>
-      </w:r>
-    </w:p>
-    <w:p>
-      <w:r>
-        <w:t>________________________________________________________________</w:t>
-      </w:r>
-    </w:p>
-    <w:p>
-      <w:r>
-        <w:t>________________________________________________________________</w:t>
-      </w:r>
-    </w:p>
-    <w:p>
-      <w:pPr>
-        <w:pStyle w:val="Heading1"/>
-      </w:pPr>
-      <w:r>
-        <w:t>11. Connect your project</w:t>
-      </w:r>
-    </w:p>
-    <w:p>
-      <w:r>
-        <w:t>Apply this week’s idea to Image-pattern Network Investigation. Keep an annotated decision and the evidence supporting it.</w:t>
+        <w:t>11. Add signed contributions to the project record</w:t>
+      </w:r>
+    </w:p>
+    <w:p>
+      <w:r>
+        <w:t>Keep the input schema,declared weights and score interpretation together.</w:t>
+      </w:r>
+    </w:p>
+    <w:p>
+      <w:pPr>
+        <w:pStyle w:val="Heading2"/>
+      </w:pPr>
+      <w:r>
+        <w:t>Project artifact and table</w:t>
       </w:r>
     </w:p>
     <w:p>
@@ -3398,6 +3892,56 @@
     </w:tbl>
     <w:p>
       <w:pPr>
+        <w:pStyle w:val="Heading2"/>
+      </w:pPr>
+      <w:r>
+        <w:t>Keep the actual evidence and limits</w:t>
+      </w:r>
+    </w:p>
+    <w:p>
+      <w:pPr>
+        <w:spacing w:line="336" w:lineRule="auto" w:after="180"/>
+      </w:pPr>
+      <w:r>
+        <w:rPr>
+          <w:b w:val="0"/>
+        </w:rPr>
+        <w:t xml:space="preserve">For your Image-pattern Network Investigation, save the </w:t>
+      </w:r>
+      <w:r>
+        <w:rPr>
+          <w:b/>
+        </w:rPr>
+        <w:t>input</w:t>
+      </w:r>
+      <w:r>
+        <w:rPr>
+          <w:b w:val="0"/>
+        </w:rPr>
+        <w:t>, procedure, observed result and limitation of this check.</w:t>
+      </w:r>
+    </w:p>
+    <w:p>
+      <w:pPr>
+        <w:spacing w:line="336" w:lineRule="auto" w:after="180"/>
+      </w:pPr>
+      <w:r>
+        <w:rPr>
+          <w:b w:val="0"/>
+        </w:rPr>
+        <w:t>Label this worked example as practice; use a different, previously unreviewed case when checking independent understanding.</w:t>
+      </w:r>
+    </w:p>
+    <w:p>
+      <w:pPr>
+        <w:pStyle w:val="Heading2"/>
+      </w:pPr>
+      <w:r>
+        <w:t>Earlier wording, alternatives and picture transcripts · reference / check after trying</w:t>
+      </w:r>
+    </w:p>
+    <w:p>
+      <w:pPr>
         <w:pStyle w:val="Heading3"/>
       </w:pPr>
       <w:r>
@@ -3406,13 +3950,83 @@
     </w:p>
     <w:p>
       <w:pPr>
+        <w:pStyle w:val="Heading1"/>
+      </w:pPr>
+      <w:r>
+        <w:t>16. Finish with one signed contribution and one unsupported claim</w:t>
+      </w:r>
+    </w:p>
+    <w:p>
+      <w:r>
+        <w:t>Retrieve the procedure before opening the worked trace.</w:t>
+      </w:r>
+    </w:p>
+    <w:p>
+      <w:pPr>
+        <w:pStyle w:val="Heading2"/>
+      </w:pPr>
+      <w:r>
+        <w:t>Explain without notes</w:t>
+      </w:r>
+    </w:p>
+    <w:p>
+      <w:pPr>
+        <w:pStyle w:val="ListBullet"/>
+      </w:pPr>
+      <w:r>
+        <w:t>Close your notes. Explain this goal in your own words: Calculate a dot product by matching feature positions</w:t>
+      </w:r>
+    </w:p>
+    <w:p>
+      <w:pPr>
+        <w:pStyle w:val="Heading3"/>
+      </w:pPr>
+      <w:r>
+        <w:t>My deciding step, evidence and one remaining question</w:t>
+      </w:r>
+    </w:p>
+    <w:p>
+      <w:r>
+        <w:t>________________________________________________________________</w:t>
+      </w:r>
+    </w:p>
+    <w:p>
+      <w:r>
+        <w:t>________________________________________________________________</w:t>
+      </w:r>
+    </w:p>
+    <w:p>
+      <w:r>
+        <w:t>________________________________________________________________</w:t>
+      </w:r>
+    </w:p>
+    <w:p>
+      <w:r>
+        <w:t>________________________________________________________________</w:t>
+      </w:r>
+    </w:p>
+    <w:p>
+      <w:r>
+        <w:t>________________________________________________________________</w:t>
+      </w:r>
+    </w:p>
+    <w:p>
+      <w:pPr>
+        <w:pStyle w:val="Heading2"/>
+      </w:pPr>
+      <w:r>
+        <w:t>Plan a changed-case return</w:t>
+      </w:r>
+    </w:p>
+    <w:p>
+      <w:pPr>
         <w:spacing w:line="336" w:lineRule="auto" w:after="180"/>
       </w:pPr>
       <w:r>
         <w:rPr>
           <w:b w:val="0"/>
         </w:rPr>
-        <w:t xml:space="preserve">For your Image-pattern Network Investigation, save the </w:t>
+        <w:t xml:space="preserve">If you are unsure, return to the worked picture and explain one arrow. If you are ready, change an </w:t>
       </w:r>
       <w:r>
         <w:rPr>
@@ -3424,7 +4038,19 @@
         <w:rPr>
           <w:b w:val="0"/>
         </w:rPr>
-        <w:t>, procedure, observed result and limitation of this check.</w:t>
+        <w:t xml:space="preserve"> or assumption and justify your </w:t>
+      </w:r>
+      <w:r>
+        <w:rPr>
+          <w:b/>
+        </w:rPr>
+        <w:t>prediction</w:t>
+      </w:r>
+      <w:r>
+        <w:rPr>
+          <w:b w:val="0"/>
+        </w:rPr>
+        <w:t>.</w:t>
       </w:r>
     </w:p>
     <w:p>
@@ -3435,7 +4061,19 @@
         <w:rPr>
           <w:b w:val="0"/>
         </w:rPr>
-        <w:t>Label this worked example as practice; use a different, previously unreviewed case when checking independent understanding.</w:t>
+        <w:t xml:space="preserve">Save your workbook </w:t>
+      </w:r>
+      <w:r>
+        <w:rPr>
+          <w:b/>
+        </w:rPr>
+        <w:t>evidence</w:t>
+      </w:r>
+      <w:r>
+        <w:rPr>
+          <w:b w:val="0"/>
+        </w:rPr>
+        <w:t>. At the next review, try a different case before opening your old answer.</w:t>
       </w:r>
     </w:p>
     <w:p>
@@ -3443,101 +4081,297 @@
         <w:pStyle w:val="Heading1"/>
       </w:pPr>
       <w:r>
-        <w:t>12. Show what you know</w:t>
-      </w:r>
-    </w:p>
-    <w:p>
-      <w:r>
-        <w:t>Use a genuinely new case for independent evidence. Previously discussed examples remain practice; use the separately named independent case before feedback.</w:t>
-      </w:r>
-    </w:p>
-    <w:p>
-      <w:pPr>
-        <w:spacing w:line="336" w:lineRule="auto" w:after="180"/>
-      </w:pPr>
-      <w:r>
-        <w:rPr>
-          <w:b w:val="0"/>
-        </w:rPr>
-        <w:t xml:space="preserve">A </w:t>
-      </w:r>
-      <w:r>
-        <w:rPr>
-          <w:b/>
-        </w:rPr>
-        <w:t>weight</w:t>
-      </w:r>
-      <w:r>
-        <w:rPr>
-          <w:b w:val="0"/>
-        </w:rPr>
-        <w:t xml:space="preserve">ed sum can combine </w:t>
-      </w:r>
-      <w:r>
-        <w:rPr>
-          <w:b/>
-        </w:rPr>
-        <w:t>evidence</w:t>
-      </w:r>
-      <w:r>
-        <w:rPr>
-          <w:b w:val="0"/>
-        </w:rPr>
-        <w:t xml:space="preserve">, but it discards information: [4, 2] and [5, 4] both produce </w:t>
-      </w:r>
-      <w:r>
-        <w:rPr>
-          <w:b/>
-        </w:rPr>
-        <w:t>score</w:t>
-      </w:r>
-      <w:r>
-        <w:rPr>
-          <w:b w:val="0"/>
-        </w:rPr>
-        <w:t xml:space="preserve"> 6 under these </w:t>
-      </w:r>
-      <w:r>
-        <w:rPr>
-          <w:b/>
-        </w:rPr>
-        <w:t>weight</w:t>
-      </w:r>
-      <w:r>
-        <w:rPr>
-          <w:b w:val="0"/>
-        </w:rPr>
-        <w:t xml:space="preserve">s. A downstream rule receiving only that </w:t>
-      </w:r>
-      <w:r>
-        <w:rPr>
-          <w:b/>
-        </w:rPr>
-        <w:t>score</w:t>
-      </w:r>
-      <w:r>
-        <w:rPr>
-          <w:b w:val="0"/>
-        </w:rPr>
-        <w:t xml:space="preserve"> cannot recover which of these vectors was used.</w:t>
-      </w:r>
-    </w:p>
-    <w:p>
-      <w:pPr>
-        <w:spacing w:line="336" w:lineRule="auto" w:after="180"/>
-      </w:pPr>
-      <w:r>
-        <w:rPr>
-          <w:b w:val="0"/>
-        </w:rPr>
-        <w:t>To classify, we would also need a stated decision rule and labelled evaluation examples.</w:t>
-      </w:r>
-    </w:p>
+        <w:t>Reference bank and extra practice</w:t>
+      </w:r>
+    </w:p>
+    <w:p>
+      <w:pPr>
+        <w:pStyle w:val="Heading1"/>
+      </w:pPr>
+      <w:r>
+        <w:t>05. Reference · Use the mathematical words precisely</w:t>
+      </w:r>
+    </w:p>
+    <w:p>
+      <w:r>
+        <w:t>Connect each term to a value or step in the current example.</w:t>
+      </w:r>
+    </w:p>
+    <w:p>
+      <w:pPr>
+        <w:pStyle w:val="Heading2"/>
+      </w:pPr>
+      <w:r>
+        <w:t>Vocabulary and your explanation</w:t>
+      </w:r>
+    </w:p>
+    <w:tbl>
+      <w:tblPr>
+        <w:tblStyle w:val="LightShading-Accent1"/>
+        <w:tblW w:type="auto" w:w="0"/>
+        <w:tblLook w:firstColumn="1" w:firstRow="1" w:lastColumn="0" w:lastRow="0" w:noHBand="0" w:noVBand="1" w:val="04A0"/>
+      </w:tblPr>
+      <w:tblGrid>
+        <w:gridCol w:w="5112"/>
+        <w:gridCol w:w="5112"/>
+      </w:tblGrid>
+      <w:tr>
+        <w:trPr>
+          <w:tblHeader/>
+        </w:trPr>
+        <w:tc>
+          <w:tcPr>
+            <w:tcW w:type="dxa" w:w="5112"/>
+          </w:tcPr>
+          <w:p>
+            <w:r>
+              <w:t>Word</w:t>
+            </w:r>
+          </w:p>
+        </w:tc>
+        <w:tc>
+          <w:tcPr>
+            <w:tcW w:type="dxa" w:w="5112"/>
+          </w:tcPr>
+          <w:p>
+            <w:r>
+              <w:t>Meaning</w:t>
+            </w:r>
+          </w:p>
+        </w:tc>
+      </w:tr>
+      <w:tr>
+        <w:tc>
+          <w:tcPr>
+            <w:tcW w:type="dxa" w:w="5112"/>
+          </w:tcPr>
+          <w:p>
+            <w:r>
+              <w:t>Weight</w:t>
+            </w:r>
+          </w:p>
+        </w:tc>
+        <w:tc>
+          <w:tcPr>
+            <w:tcW w:type="dxa" w:w="5112"/>
+          </w:tcPr>
+          <w:p>
+            <w:r>
+              <w:t>A numerical coefficient multiplying one input component</w:t>
+            </w:r>
+          </w:p>
+        </w:tc>
+      </w:tr>
+      <w:tr>
+        <w:tc>
+          <w:tcPr>
+            <w:tcW w:type="dxa" w:w="5112"/>
+          </w:tcPr>
+          <w:p>
+            <w:r>
+              <w:t>Dot product</w:t>
+            </w:r>
+          </w:p>
+        </w:tc>
+        <w:tc>
+          <w:tcPr>
+            <w:tcW w:type="dxa" w:w="5112"/>
+          </w:tcPr>
+          <w:p>
+            <w:r>
+              <w:t>The sum of products of corresponding vector components</w:t>
+            </w:r>
+          </w:p>
+        </w:tc>
+      </w:tr>
+      <w:tr>
+        <w:tc>
+          <w:tcPr>
+            <w:tcW w:type="dxa" w:w="5112"/>
+          </w:tcPr>
+          <w:p>
+            <w:r>
+              <w:t>Contribution</w:t>
+            </w:r>
+          </w:p>
+        </w:tc>
+        <w:tc>
+          <w:tcPr>
+            <w:tcW w:type="dxa" w:w="5112"/>
+          </w:tcPr>
+          <w:p>
+            <w:r>
+              <w:t>The product of one input component and its matching weight</w:t>
+            </w:r>
+          </w:p>
+        </w:tc>
+      </w:tr>
+      <w:tr>
+        <w:tc>
+          <w:tcPr>
+            <w:tcW w:type="dxa" w:w="5112"/>
+          </w:tcPr>
+          <w:p>
+            <w:r>
+              <w:t>Score</w:t>
+            </w:r>
+          </w:p>
+        </w:tc>
+        <w:tc>
+          <w:tcPr>
+            <w:tcW w:type="dxa" w:w="5112"/>
+          </w:tcPr>
+          <w:p>
+            <w:r>
+              <w:t>A numerical output whose interpretation must be specified</w:t>
+            </w:r>
+          </w:p>
+        </w:tc>
+      </w:tr>
+    </w:tbl>
     <w:p>
       <w:pPr>
         <w:pStyle w:val="Heading3"/>
       </w:pPr>
       <w:r>
+        <w:t>Use two terms to explain a step in this week’s example.</w:t>
+      </w:r>
+    </w:p>
+    <w:p>
+      <w:r>
+        <w:t>________________________________________________________________</w:t>
+      </w:r>
+    </w:p>
+    <w:p>
+      <w:r>
+        <w:t>________________________________________________________________</w:t>
+      </w:r>
+    </w:p>
+    <w:p>
+      <w:r>
+        <w:t>________________________________________________________________</w:t>
+      </w:r>
+    </w:p>
+    <w:p>
+      <w:pPr>
+        <w:pStyle w:val="Heading1"/>
+      </w:pPr>
+      <w:r>
+        <w:t>10. Extra challenge · Explain a stronger case</w:t>
+      </w:r>
+    </w:p>
+    <w:p>
+      <w:r>
+        <w:t>Choose the next challenge after the main route.</w:t>
+      </w:r>
+    </w:p>
+    <w:p>
+      <w:pPr>
+        <w:pStyle w:val="Heading2"/>
+      </w:pPr>
+      <w:r>
+        <w:t>Explain,repair and extend</w:t>
+      </w:r>
+    </w:p>
+    <w:p>
+      <w:pPr>
+        <w:pStyle w:val="Heading3"/>
+      </w:pPr>
+      <w:r>
+        <w:t>Explain → apply → challenge</w:t>
+      </w:r>
+    </w:p>
+    <w:p>
+      <w:pPr>
+        <w:pStyle w:val="ListBullet"/>
+      </w:pPr>
+      <w:r>
+        <w:t>For w = [2, -1] and x = [3, 5], write both contributions and their sum.</w:t>
+      </w:r>
+    </w:p>
+    <w:p>
+      <w:pPr>
+        <w:pStyle w:val="ListBullet"/>
+      </w:pPr>
+      <w:r>
+        <w:t>Width stays in cm and height changes to mm. For the worked parcel [4 cm, 20 mm], give the revised weights and score.</w:t>
+      </w:r>
+    </w:p>
+    <w:p>
+      <w:pPr>
+        <w:pStyle w:val="ListBullet"/>
+      </w:pPr>
+      <w:r>
+        <w:t>Verify that [4, 2] and [5, 4] both score 6 with w = [2, -1]. Can a later step receiving only this score distinguish those two records?</w:t>
+      </w:r>
+    </w:p>
+    <w:p>
+      <w:pPr>
+        <w:pStyle w:val="Heading3"/>
+      </w:pPr>
+      <w:r>
+        <w:t>Explain which evidence supports your conclusion and which claim remains unproved.</w:t>
+      </w:r>
+    </w:p>
+    <w:p>
+      <w:r>
+        <w:t>________________________________________________________________</w:t>
+      </w:r>
+    </w:p>
+    <w:p>
+      <w:r>
+        <w:t>________________________________________________________________</w:t>
+      </w:r>
+    </w:p>
+    <w:p>
+      <w:r>
+        <w:t>________________________________________________________________</w:t>
+      </w:r>
+    </w:p>
+    <w:p>
+      <w:r>
+        <w:t>________________________________________________________________</w:t>
+      </w:r>
+    </w:p>
+    <w:p>
+      <w:r>
+        <w:t>________________________________________________________________</w:t>
+      </w:r>
+    </w:p>
+    <w:p>
+      <w:pPr>
+        <w:pStyle w:val="Heading1"/>
+      </w:pPr>
+      <w:r>
+        <w:t>12. Reference · Check the representation and its limits</w:t>
+      </w:r>
+    </w:p>
+    <w:p>
+      <w:r>
+        <w:t>Use after practice;reserve the new three-component dot product and changed second input for the first individual attempt.</w:t>
+      </w:r>
+    </w:p>
+    <w:p>
+      <w:pPr>
+        <w:pStyle w:val="Heading2"/>
+      </w:pPr>
+      <w:r>
+        <w:t>Current explanation and response</w:t>
+      </w:r>
+    </w:p>
+    <w:p>
+      <w:pPr>
+        <w:pStyle w:val="ListBullet"/>
+      </w:pPr>
+      <w:r>
+        <w:t>A weighted sum can combine evidence, but it discards information: [4, 2] and [5, 4] both produce score 6 under these weights. A downstream rule receiving only that score cannot recover which of these vectors was used. To classify, we would also need a stated decision rule and labelled evaluation examples.</w:t>
+      </w:r>
+    </w:p>
+    <w:p>
+      <w:pPr>
+        <w:pStyle w:val="Heading3"/>
+      </w:pPr>
+      <w:r>
         <w:t>A teammate calls score 6 a 60 percent chance of class 1. What is missing from that claim?</w:t>
       </w:r>
     </w:p>
@@ -3563,73 +4397,18 @@
     </w:p>
     <w:p>
       <w:pPr>
-        <w:spacing w:line="336" w:lineRule="auto" w:after="180"/>
-      </w:pPr>
-      <w:r>
-        <w:rPr>
-          <w:b w:val="0"/>
-        </w:rPr>
-        <w:t xml:space="preserve">Next week adds an offset called a bias and states exactly how a </w:t>
-      </w:r>
-      <w:r>
-        <w:rPr>
-          <w:b/>
-        </w:rPr>
-        <w:t>score</w:t>
-      </w:r>
-      <w:r>
-        <w:rPr>
-          <w:b w:val="0"/>
-        </w:rPr>
-        <w:t xml:space="preserve"> becomes a class </w:t>
-      </w:r>
-      <w:r>
-        <w:rPr>
-          <w:b/>
-        </w:rPr>
-        <w:t>prediction</w:t>
-      </w:r>
-      <w:r>
-        <w:rPr>
-          <w:b w:val="0"/>
-        </w:rPr>
-        <w:t>.</w:t>
-      </w:r>
-    </w:p>
-    <w:p>
-      <w:pPr>
-        <w:spacing w:line="336" w:lineRule="auto" w:after="180"/>
-        <w:shd w:fill="F5F1FB"/>
-      </w:pPr>
-      <w:r>
-        <w:rPr>
-          <w:b w:val="0"/>
-        </w:rPr>
-        <w:t xml:space="preserve">Verify that [4, 2] and [5, 4] both </w:t>
-      </w:r>
-      <w:r>
-        <w:rPr>
-          <w:b/>
-        </w:rPr>
-        <w:t>score</w:t>
-      </w:r>
-      <w:r>
-        <w:rPr>
-          <w:b w:val="0"/>
-        </w:rPr>
-        <w:t xml:space="preserve"> 6 with w = [2, -1]. Can a later step receiving only this </w:t>
-      </w:r>
-      <w:r>
-        <w:rPr>
-          <w:b/>
-        </w:rPr>
-        <w:t>score</w:t>
-      </w:r>
-      <w:r>
-        <w:rPr>
-          <w:b w:val="0"/>
-        </w:rPr>
-        <w:t xml:space="preserve"> distinguish those two records?</w:t>
+        <w:pStyle w:val="ListBullet"/>
+      </w:pPr>
+      <w:r>
+        <w:t>Next week adds an offset called a bias and states exactly how a score becomes a class prediction.</w:t>
+      </w:r>
+    </w:p>
+    <w:p>
+      <w:pPr>
+        <w:pStyle w:val="ListBullet"/>
+      </w:pPr>
+      <w:r>
+        <w:t>Verify that [4, 2] and [5, 4] both score 6 with w = [2, -1]. Can a later step receiving only this score distinguish those two records?</w:t>
       </w:r>
     </w:p>
     <w:p>
@@ -3665,12 +4444,20 @@
         <w:pStyle w:val="Heading1"/>
       </w:pPr>
       <w:r>
-        <w:t>13. Study a complete case</w:t>
-      </w:r>
-    </w:p>
-    <w:p>
-      <w:r>
-        <w:t>Revisit the complete Dot products and weighted sums case for supported practice. Repeated examples do not become fresh assessments.</w:t>
+        <w:t>13. Extra practice · Revisit the complete trace</w:t>
+      </w:r>
+    </w:p>
+    <w:p>
+      <w:r>
+        <w:t>Predict before reading the supplied steps.</w:t>
+      </w:r>
+    </w:p>
+    <w:p>
+      <w:pPr>
+        <w:pStyle w:val="Heading2"/>
+      </w:pPr>
+      <w:r>
+        <w:t>Complete trace and evidence</w:t>
       </w:r>
     </w:p>
     <w:p>
@@ -3903,278 +4690,20 @@
         <w:pStyle w:val="Heading1"/>
       </w:pPr>
       <w:r>
-        <w:t>14. Try a new case independently</w:t>
-      </w:r>
-    </w:p>
-    <w:p>
-      <w:r>
-        <w:t>Attempt the reserved new case before feedback. Record support; the earlier examples below remain additional practice.</w:t>
-      </w:r>
-    </w:p>
-    <w:p>
-      <w:pPr>
-        <w:pStyle w:val="Heading3"/>
-      </w:pPr>
-      <w:r>
-        <w:t>Independent case: Compute a new dot product independently</w:t>
-      </w:r>
-    </w:p>
-    <w:p>
-      <w:pPr>
-        <w:spacing w:line="336" w:lineRule="auto" w:after="180"/>
-      </w:pPr>
-      <w:r>
-        <w:rPr>
-          <w:b w:val="0"/>
-        </w:rPr>
-        <w:t xml:space="preserve">Use x = [3, 1, 2] and w = [-2, 4, 0.5]. Give each </w:t>
-      </w:r>
-      <w:r>
-        <w:rPr>
-          <w:b/>
-        </w:rPr>
-        <w:t>contribution</w:t>
-      </w:r>
-      <w:r>
-        <w:rPr>
-          <w:b w:val="0"/>
-        </w:rPr>
-        <w:t xml:space="preserve"> and the total. Increase only the second component from 1 to 2 and compute the new total. Explain why a two-</w:t>
-      </w:r>
-      <w:r>
-        <w:rPr>
-          <w:b/>
-        </w:rPr>
-        <w:t>weight</w:t>
-      </w:r>
-      <w:r>
-        <w:rPr>
-          <w:b w:val="0"/>
-        </w:rPr>
-        <w:t xml:space="preserve"> list is invalid for this </w:t>
-      </w:r>
-      <w:r>
-        <w:rPr>
-          <w:b/>
-        </w:rPr>
-        <w:t>input</w:t>
-      </w:r>
-      <w:r>
-        <w:rPr>
-          <w:b w:val="0"/>
-        </w:rPr>
-        <w:t>.</w:t>
-      </w:r>
-    </w:p>
-    <w:p>
-      <w:pPr>
-        <w:pStyle w:val="Heading3"/>
-      </w:pPr>
-      <w:r>
-        <w:t>My independent explanation, trace and limits</w:t>
-      </w:r>
-    </w:p>
-    <w:p>
-      <w:r>
-        <w:t>________________________________________________________________</w:t>
-      </w:r>
-    </w:p>
-    <w:p>
-      <w:r>
-        <w:t>________________________________________________________________</w:t>
-      </w:r>
-    </w:p>
-    <w:p>
-      <w:r>
-        <w:t>________________________________________________________________</w:t>
-      </w:r>
-    </w:p>
-    <w:p>
-      <w:r>
-        <w:t>________________________________________________________________</w:t>
-      </w:r>
-    </w:p>
-    <w:p>
-      <w:r>
-        <w:t>________________________________________________________________</w:t>
-      </w:r>
-    </w:p>
-    <w:p>
-      <w:r>
-        <w:t>________________________________________________________________</w:t>
-      </w:r>
-    </w:p>
-    <w:p>
-      <w:r>
-        <w:t>________________________________________________________________</w:t>
-      </w:r>
-    </w:p>
-    <w:p>
-      <w:pPr>
-        <w:spacing w:line="336" w:lineRule="auto" w:after="180"/>
-      </w:pPr>
-      <w:r>
-        <w:rPr>
-          <w:b w:val="0"/>
-        </w:rPr>
-        <w:t>Attempt this case before feedback. Record any help. Earlier examples below are further practice; a case already practised with feedback cannot establish fresh transfer.</w:t>
-      </w:r>
-    </w:p>
-    <w:p>
-      <w:pPr>
-        <w:pStyle w:val="Heading3"/>
-      </w:pPr>
-      <w:r>
-        <w:t>Attempt this without hints</w:t>
-      </w:r>
-    </w:p>
-    <w:p>
-      <w:pPr>
-        <w:spacing w:line="336" w:lineRule="auto" w:after="180"/>
-      </w:pPr>
-      <w:r>
-        <w:rPr>
-          <w:b w:val="0"/>
-        </w:rPr>
-        <w:t xml:space="preserve">Use x = [3, 1, 2] and w = [-2, 4, 0.5]. Give each </w:t>
-      </w:r>
-      <w:r>
-        <w:rPr>
-          <w:b/>
-        </w:rPr>
-        <w:t>contribution</w:t>
-      </w:r>
-      <w:r>
-        <w:rPr>
-          <w:b w:val="0"/>
-        </w:rPr>
-        <w:t xml:space="preserve"> and the total. Increase only the second component from 1 to 2 and compute the new total. Explain why a two-</w:t>
-      </w:r>
-      <w:r>
-        <w:rPr>
-          <w:b/>
-        </w:rPr>
-        <w:t>weight</w:t>
-      </w:r>
-      <w:r>
-        <w:rPr>
-          <w:b w:val="0"/>
-        </w:rPr>
-        <w:t xml:space="preserve"> list is invalid for this </w:t>
-      </w:r>
-      <w:r>
-        <w:rPr>
-          <w:b/>
-        </w:rPr>
-        <w:t>input</w:t>
-      </w:r>
-      <w:r>
-        <w:rPr>
-          <w:b w:val="0"/>
-        </w:rPr>
-        <w:t>.</w:t>
-      </w:r>
-    </w:p>
-    <w:p>
-      <w:pPr>
-        <w:pStyle w:val="Heading3"/>
-      </w:pPr>
-      <w:r>
-        <w:t>My independent procedure, result and limitation</w:t>
-      </w:r>
-    </w:p>
-    <w:p>
-      <w:r>
-        <w:t>________________________________________________________________</w:t>
-      </w:r>
-    </w:p>
-    <w:p>
-      <w:r>
-        <w:t>________________________________________________________________</w:t>
-      </w:r>
-    </w:p>
-    <w:p>
-      <w:r>
-        <w:t>________________________________________________________________</w:t>
-      </w:r>
-    </w:p>
-    <w:p>
-      <w:r>
-        <w:t>________________________________________________________________</w:t>
-      </w:r>
-    </w:p>
-    <w:p>
-      <w:r>
-        <w:t>________________________________________________________________</w:t>
-      </w:r>
-    </w:p>
-    <w:p>
-      <w:r>
-        <w:t>________________________________________________________________</w:t>
-      </w:r>
-    </w:p>
-    <w:p>
-      <w:r>
-        <w:t>________________________________________________________________</w:t>
-      </w:r>
-    </w:p>
-    <w:p>
-      <w:r>
-        <w:t>________________________________________________________________</w:t>
-      </w:r>
-    </w:p>
-    <w:p>
-      <w:pPr>
-        <w:spacing w:line="336" w:lineRule="auto" w:after="180"/>
-      </w:pPr>
-      <w:r>
-        <w:rPr>
-          <w:b w:val="0"/>
-        </w:rPr>
-        <w:t>Record support used: none, hint or teacher explanation. After feedback, a different case is needed to demonstrate independence.</w:t>
-      </w:r>
-    </w:p>
-    <w:p>
-      <w:pPr>
-        <w:pStyle w:val="Heading3"/>
-      </w:pPr>
-      <w:r>
-        <w:t>Use feedback to improve</w:t>
-      </w:r>
-    </w:p>
-    <w:p>
-      <w:pPr>
-        <w:spacing w:line="336" w:lineRule="auto" w:after="180"/>
-      </w:pPr>
-      <w:r>
-        <w:rPr>
-          <w:b w:val="0"/>
-        </w:rPr>
-        <w:t>Attempt the independent case before hints. Record whether you worked alone, used a hint or followed a model. After feedback, fix the first unsupported step and explain why it changed.</w:t>
-      </w:r>
-    </w:p>
-    <w:p>
-      <w:pPr>
-        <w:spacing w:line="336" w:lineRule="auto" w:after="180"/>
-      </w:pPr>
-      <w:r>
-        <w:rPr>
-          <w:b w:val="0"/>
-        </w:rPr>
-        <w:t>A later check uses a changed case, not a copied answer.</w:t>
-      </w:r>
-    </w:p>
-    <w:p>
-      <w:pPr>
-        <w:pStyle w:val="Heading1"/>
-      </w:pPr>
-      <w:r>
-        <w:t>15. Your lesson route</w:t>
-      </w:r>
-    </w:p>
-    <w:p>
-      <w:r>
-        <w:t>Use this map to navigate Dot products and weighted sums, connect the goals to tasks and keep one evidence record for each attempt.</w:t>
+        <w:t>15. Reference · The earlier route checklist</w:t>
+      </w:r>
+    </w:p>
+    <w:p>
+      <w:r>
+        <w:t>Use one main route rather than repeating the lesson.</w:t>
+      </w:r>
+    </w:p>
+    <w:p>
+      <w:pPr>
+        <w:pStyle w:val="Heading2"/>
+      </w:pPr>
+      <w:r>
+        <w:t>Targets,route and first prediction</w:t>
       </w:r>
     </w:p>
     <w:p>
@@ -4401,12 +4930,117 @@
         <w:pStyle w:val="Heading1"/>
       </w:pPr>
       <w:r>
-        <w:t>16. Finish and return</w:t>
-      </w:r>
-    </w:p>
-    <w:p>
-      <w:r>
-        <w:t>Explain Dot products and weighted sums without notes, identify a remaining question and plan a later check with a changed case.</w:t>
+        <w:t>17. Extra practice · Predict,check and repair</w:t>
+      </w:r>
+    </w:p>
+    <w:p>
+      <w:r>
+        <w:t>Keep supported feedback separate from the independent case.</w:t>
+      </w:r>
+    </w:p>
+    <w:p>
+      <w:pPr>
+        <w:pStyle w:val="Heading2"/>
+      </w:pPr>
+      <w:r>
+        <w:t>First supported question and optional hint</w:t>
+      </w:r>
+    </w:p>
+    <w:p>
+      <w:pPr>
+        <w:pStyle w:val="ListBullet"/>
+      </w:pPr>
+      <w:r>
+        <w:t>Draw each input’s contribution to a toy weighted brightness score.</w:t>
+      </w:r>
+    </w:p>
+    <w:p>
+      <w:pPr>
+        <w:pStyle w:val="Heading3"/>
+      </w:pPr>
+      <w:r>
+        <w:t>Practice 1: explain the deciding evidence</w:t>
+      </w:r>
+    </w:p>
+    <w:p>
+      <w:pPr>
+        <w:pStyle w:val="ListBullet"/>
+      </w:pPr>
+      <w:r>
+        <w:t>Which labelled step matches this detail? Weighted sum=6-5=1; this is a score, not a probability.</w:t>
+      </w:r>
+    </w:p>
+    <w:p>
+      <w:pPr>
+        <w:pStyle w:val="ListBullet"/>
+      </w:pPr>
+      <w:r>
+        <w:t>1. Multiply second input</w:t>
+      </w:r>
+    </w:p>
+    <w:p>
+      <w:pPr>
+        <w:pStyle w:val="ListBullet"/>
+      </w:pPr>
+      <w:r>
+        <w:t>2. Add contributions</w:t>
+      </w:r>
+    </w:p>
+    <w:p>
+      <w:pPr>
+        <w:pStyle w:val="ListBullet"/>
+      </w:pPr>
+      <w:r>
+        <w:t>3. Multiply first input</w:t>
+      </w:r>
+    </w:p>
+    <w:p>
+      <w:pPr>
+        <w:pStyle w:val="Heading3"/>
+      </w:pPr>
+      <w:r>
+        <w:t>My selected conclusion, deciding fact and explanation</w:t>
+      </w:r>
+    </w:p>
+    <w:p>
+      <w:r>
+        <w:t>________________________________________________________________</w:t>
+      </w:r>
+    </w:p>
+    <w:p>
+      <w:r>
+        <w:t>________________________________________________________________</w:t>
+      </w:r>
+    </w:p>
+    <w:p>
+      <w:r>
+        <w:t>________________________________________________________________</w:t>
+      </w:r>
+    </w:p>
+    <w:p>
+      <w:r>
+        <w:t>________________________________________________________________</w:t>
+      </w:r>
+    </w:p>
+    <w:p>
+      <w:r>
+        <w:t>________________________________________________________________</w:t>
+      </w:r>
+    </w:p>
+    <w:p>
+      <w:pPr>
+        <w:pStyle w:val="ListBullet"/>
+      </w:pPr>
+      <w:r>
+        <w:t>Hint if needed: Read the steps in the pictorial case. Match the supplied detail to the stage that performs or records it.</w:t>
+      </w:r>
+    </w:p>
+    <w:p>
+      <w:pPr>
+        <w:pStyle w:val="Heading2"/>
+      </w:pPr>
+      <w:r>
+        <w:t>Check after the first attempt · reference / check after trying</w:t>
       </w:r>
     </w:p>
     <w:p>
@@ -4417,19 +5051,145 @@
         <w:rPr>
           <w:b w:val="0"/>
         </w:rPr>
-        <w:t xml:space="preserve">Close your notes. Explain this goal in your own words: Calculate a </w:t>
+        <w:t xml:space="preserve">After your attempt, compare with the supported explanation: Add </w:t>
       </w:r>
       <w:r>
         <w:rPr>
           <w:b/>
         </w:rPr>
+        <w:t>contribution</w:t>
+      </w:r>
+      <w:r>
+        <w:rPr>
+          <w:b w:val="0"/>
+        </w:rPr>
+        <w:t xml:space="preserve">s </w:t>
+      </w:r>
+      <w:r>
+        <w:rPr>
+          <w:b/>
+        </w:rPr>
+        <w:t>Weight</w:t>
+      </w:r>
+      <w:r>
+        <w:rPr>
+          <w:b w:val="0"/>
+        </w:rPr>
+        <w:t xml:space="preserve">ed sum=6-5=1; this is a </w:t>
+      </w:r>
+      <w:r>
+        <w:rPr>
+          <w:b/>
+        </w:rPr>
+        <w:t>score</w:t>
+      </w:r>
+      <w:r>
+        <w:rPr>
+          <w:b w:val="0"/>
+        </w:rPr>
+        <w:t xml:space="preserve">, not a probability. A </w:t>
+      </w:r>
+      <w:r>
+        <w:rPr>
+          <w:b/>
+        </w:rPr>
+        <w:t>weight</w:t>
+      </w:r>
+      <w:r>
+        <w:rPr>
+          <w:b w:val="0"/>
+        </w:rPr>
+        <w:t xml:space="preserve"> controls how strongly an </w:t>
+      </w:r>
+      <w:r>
+        <w:rPr>
+          <w:b/>
+        </w:rPr>
+        <w:t>input</w:t>
+      </w:r>
+      <w:r>
+        <w:rPr>
+          <w:b w:val="0"/>
+        </w:rPr>
+        <w:t xml:space="preserve"> contributes to the </w:t>
+      </w:r>
+      <w:r>
+        <w:rPr>
+          <w:b/>
+        </w:rPr>
+        <w:t>score</w:t>
+      </w:r>
+      <w:r>
+        <w:rPr>
+          <w:b w:val="0"/>
+        </w:rPr>
+        <w:t>.</w:t>
+      </w:r>
+    </w:p>
+    <w:p>
+      <w:pPr>
+        <w:spacing w:line="336" w:lineRule="auto" w:after="180"/>
+      </w:pPr>
+      <w:r>
+        <w:rPr>
+          <w:b w:val="0"/>
+        </w:rPr>
+        <w:t xml:space="preserve">The left connection adds three times its measurement; the negative right connection subtracts its measurement. Calculate each </w:t>
+      </w:r>
+      <w:r>
+        <w:rPr>
+          <w:b/>
+        </w:rPr>
+        <w:t>contribution</w:t>
+      </w:r>
+      <w:r>
+        <w:rPr>
+          <w:b w:val="0"/>
+        </w:rPr>
+        <w:t xml:space="preserve"> before adding them.</w:t>
+      </w:r>
+    </w:p>
+    <w:p>
+      <w:pPr>
+        <w:spacing w:line="336" w:lineRule="auto" w:after="180"/>
+      </w:pPr>
+      <w:r>
+        <w:rPr>
+          <w:b w:val="0"/>
+        </w:rPr>
+        <w:t xml:space="preserve">This </w:t>
+      </w:r>
+      <w:r>
+        <w:rPr>
+          <w:b/>
+        </w:rPr>
         <w:t>dot product</w:t>
       </w:r>
       <w:r>
         <w:rPr>
           <w:b w:val="0"/>
         </w:rPr>
-        <w:t xml:space="preserve"> by matching feature positions</w:t>
+        <w:t xml:space="preserve"> is a signed </w:t>
+      </w:r>
+      <w:r>
+        <w:rPr>
+          <w:b/>
+        </w:rPr>
+        <w:t>score</w:t>
+      </w:r>
+      <w:r>
+        <w:rPr>
+          <w:b w:val="0"/>
+        </w:rPr>
+        <w:t>; it becomes a probability only if a separate, justified transformation and interpretation are supplied.</w:t>
+      </w:r>
+    </w:p>
+    <w:p>
+      <w:pPr>
+        <w:pStyle w:val="Heading2"/>
+      </w:pPr>
+      <w:r>
+        <w:t>Changed-case question and optional hint</w:t>
       </w:r>
     </w:p>
     <w:p>
@@ -4437,7 +5197,47 @@
         <w:pStyle w:val="Heading3"/>
       </w:pPr>
       <w:r>
-        <w:t>My deciding step, evidence and one remaining question</w:t>
+        <w:t>Practice 2: explain the deciding evidence</w:t>
+      </w:r>
+    </w:p>
+    <w:p>
+      <w:pPr>
+        <w:pStyle w:val="ListBullet"/>
+      </w:pPr>
+      <w:r>
+        <w:t>Changed-case practice: Increase only the right input from 5 to6. Which conclusion is supported by the supplied facts?</w:t>
+      </w:r>
+    </w:p>
+    <w:p>
+      <w:pPr>
+        <w:pStyle w:val="ListBullet"/>
+      </w:pPr>
+      <w:r>
+        <w:t>1. The score becomes 6-6=0.</w:t>
+      </w:r>
+    </w:p>
+    <w:p>
+      <w:pPr>
+        <w:pStyle w:val="ListBullet"/>
+      </w:pPr>
+      <w:r>
+        <w:t>2. We can decide the result without examining the changed input or the procedure.</w:t>
+      </w:r>
+    </w:p>
+    <w:p>
+      <w:pPr>
+        <w:pStyle w:val="ListBullet"/>
+      </w:pPr>
+      <w:r>
+        <w:t>3. This one example guarantees correct results for every future input.</w:t>
+      </w:r>
+    </w:p>
+    <w:p>
+      <w:pPr>
+        <w:pStyle w:val="Heading3"/>
+      </w:pPr>
+      <w:r>
+        <w:t>My selected conclusion, deciding fact and explanation</w:t>
       </w:r>
     </w:p>
     <w:p>
@@ -4467,37 +5267,201 @@
     </w:p>
     <w:p>
       <w:pPr>
+        <w:pStyle w:val="ListBullet"/>
+      </w:pPr>
+      <w:r>
+        <w:t>Hint if needed: Use the changed condition and the deciding step in the pictorial trace. The answer must say what follows from those facts.</w:t>
+      </w:r>
+    </w:p>
+    <w:p>
+      <w:pPr>
+        <w:pStyle w:val="Heading2"/>
+      </w:pPr>
+      <w:r>
+        <w:t>Check after the changed attempt · reference / check after trying</w:t>
+      </w:r>
+    </w:p>
+    <w:p>
+      <w:pPr>
         <w:spacing w:line="336" w:lineRule="auto" w:after="180"/>
       </w:pPr>
       <w:r>
         <w:rPr>
           <w:b w:val="0"/>
         </w:rPr>
-        <w:t xml:space="preserve">If you are unsure, return to the worked picture and explain one arrow. If you are ready, change an </w:t>
+        <w:t xml:space="preserve">After your attempt, compare with the supported explanation: The </w:t>
       </w:r>
       <w:r>
         <w:rPr>
           <w:b/>
         </w:rPr>
+        <w:t>score</w:t>
+      </w:r>
+      <w:r>
+        <w:rPr>
+          <w:b w:val="0"/>
+        </w:rPr>
+        <w:t xml:space="preserve"> becomes 6-6=0. The right </w:t>
+      </w:r>
+      <w:r>
+        <w:rPr>
+          <w:b/>
+        </w:rPr>
+        <w:t>weight</w:t>
+      </w:r>
+      <w:r>
+        <w:rPr>
+          <w:b w:val="0"/>
+        </w:rPr>
+        <w:t xml:space="preserve"> is-1, so adding 1 to that </w:t>
+      </w:r>
+      <w:r>
+        <w:rPr>
+          <w:b/>
+        </w:rPr>
         <w:t>input</w:t>
       </w:r>
       <w:r>
         <w:rPr>
           <w:b w:val="0"/>
         </w:rPr>
-        <w:t xml:space="preserve"> or assumption and justify your </w:t>
+        <w:t xml:space="preserve"> lowers the </w:t>
       </w:r>
       <w:r>
         <w:rPr>
           <w:b/>
         </w:rPr>
+        <w:t>score</w:t>
+      </w:r>
+      <w:r>
+        <w:rPr>
+          <w:b w:val="0"/>
+        </w:rPr>
+        <w:t xml:space="preserve"> by1.</w:t>
+      </w:r>
+    </w:p>
+    <w:p>
+      <w:pPr>
+        <w:pStyle w:val="Heading2"/>
+      </w:pPr>
+      <w:r>
+        <w:t>Repair and retain the record</w:t>
+      </w:r>
+    </w:p>
+    <w:p>
+      <w:pPr>
+        <w:spacing w:line="336" w:lineRule="auto" w:after="180"/>
+      </w:pPr>
+      <w:r>
+        <w:rPr>
+          <w:b w:val="0"/>
+        </w:rPr>
+        <w:t xml:space="preserve">Review Representing </w:t>
+      </w:r>
+      <w:r>
+        <w:rPr>
+          <w:b/>
+        </w:rPr>
+        <w:t>input</w:t>
+      </w:r>
+      <w:r>
+        <w:rPr>
+          <w:b w:val="0"/>
+        </w:rPr>
+        <w:t xml:space="preserve">s as vectors (ai-5/1). Goal: Encode a record using a fixed feature order and units. Short practice: Why does equal total brightness not make A and B identical </w:t>
+      </w:r>
+      <w:r>
+        <w:rPr>
+          <w:b/>
+        </w:rPr>
+        <w:t>input</w:t>
+      </w:r>
+      <w:r>
+        <w:rPr>
+          <w:b w:val="0"/>
+        </w:rPr>
+        <w:t>s?</w:t>
+      </w:r>
+    </w:p>
+    <w:p>
+      <w:pPr>
+        <w:spacing w:line="336" w:lineRule="auto" w:after="180"/>
+      </w:pPr>
+      <w:r>
+        <w:rPr>
+          <w:b w:val="0"/>
+        </w:rPr>
+        <w:t xml:space="preserve">Point to the relevant step in the picture, then write the changed result and the rule or </w:t>
+      </w:r>
+      <w:r>
+        <w:rPr>
+          <w:b/>
+        </w:rPr>
+        <w:t>evidence</w:t>
+      </w:r>
+      <w:r>
+        <w:rPr>
+          <w:b w:val="0"/>
+        </w:rPr>
+        <w:t xml:space="preserve"> that supports it.. Return to this week and explain what you changed.</w:t>
+      </w:r>
+    </w:p>
+    <w:p>
+      <w:pPr>
+        <w:spacing w:line="336" w:lineRule="auto" w:after="180"/>
+      </w:pPr>
+      <w:r>
+        <w:rPr>
+          <w:b w:val="0"/>
+        </w:rPr>
+        <w:t xml:space="preserve">The browser lab lets you edit the supported Python examples already included in this lesson. Predict first, run, inspect the actual </w:t>
+      </w:r>
+      <w:r>
+        <w:rPr>
+          <w:b/>
+        </w:rPr>
+        <w:t>output</w:t>
+      </w:r>
+      <w:r>
+        <w:rPr>
+          <w:b w:val="0"/>
+        </w:rPr>
+        <w:t xml:space="preserve"> or error, change one </w:t>
+      </w:r>
+      <w:r>
+        <w:rPr>
+          <w:b/>
+        </w:rPr>
+        <w:t>input</w:t>
+      </w:r>
+      <w:r>
+        <w:rPr>
+          <w:b w:val="0"/>
+        </w:rPr>
+        <w:t>, then run again.</w:t>
+      </w:r>
+    </w:p>
+    <w:p>
+      <w:pPr>
+        <w:spacing w:line="336" w:lineRule="auto" w:after="180"/>
+      </w:pPr>
+      <w:r>
+        <w:rPr>
+          <w:b w:val="0"/>
+        </w:rPr>
+        <w:t xml:space="preserve">Keep code, </w:t>
+      </w:r>
+      <w:r>
+        <w:rPr>
+          <w:b/>
+        </w:rPr>
         <w:t>prediction</w:t>
       </w:r>
       <w:r>
         <w:rPr>
           <w:b w:val="0"/>
         </w:rPr>
-        <w:t>.</w:t>
+        <w:t>s, actual results and a reasoned revision together. On paper, label your result as a trace rather than an execution.</w:t>
       </w:r>
     </w:p>
     <w:p>
@@ -4508,7 +5472,7 @@
         <w:rPr>
           <w:b w:val="0"/>
         </w:rPr>
-        <w:t xml:space="preserve">Save your workbook </w:t>
+        <w:t xml:space="preserve">Use Download completed work in the hosted lesson to export your answers, reflections, practice feedback and code-run </w:t>
       </w:r>
       <w:r>
         <w:rPr>
@@ -4520,7 +5484,61 @@
         <w:rPr>
           <w:b w:val="0"/>
         </w:rPr>
-        <w:t>. At the next review, try a different case before opening your old answer.</w:t>
+        <w:t>. Open the HTML copy to read or print it.</w:t>
+      </w:r>
+    </w:p>
+    <w:p>
+      <w:pPr>
+        <w:spacing w:line="336" w:lineRule="auto" w:after="180"/>
+      </w:pPr>
+      <w:r>
+        <w:rPr>
+          <w:b w:val="0"/>
+        </w:rPr>
+        <w:t>Drafts stay in this browser when storage is available; clear drafts on a shared device.</w:t>
+      </w:r>
+    </w:p>
+    <w:p>
+      <w:pPr>
+        <w:pStyle w:val="Heading2"/>
+      </w:pPr>
+      <w:r>
+        <w:t>Earlier wording, alternatives and picture transcripts · reference / check after trying</w:t>
+      </w:r>
+    </w:p>
+    <w:p>
+      <w:pPr>
+        <w:spacing w:line="336" w:lineRule="auto" w:after="180"/>
+      </w:pPr>
+      <w:r>
+        <w:rPr>
+          <w:b w:val="0"/>
+        </w:rPr>
+        <w:t>Use this supported practice once, in the browser or on paper. Keep the reserved independent assessment for a separate first attempt before teacher feedback.</w:t>
+      </w:r>
+    </w:p>
+    <w:p>
+      <w:pPr>
+        <w:pStyle w:val="Heading3"/>
+      </w:pPr>
+      <w:r>
+        <w:t>Repair a missing building block</w:t>
+      </w:r>
+    </w:p>
+    <w:p>
+      <w:pPr>
+        <w:pStyle w:val="Heading3"/>
+      </w:pPr>
+      <w:r>
+        <w:t>Predict, run and debug</w:t>
+      </w:r>
+    </w:p>
+    <w:p>
+      <w:pPr>
+        <w:pStyle w:val="Heading3"/>
+      </w:pPr>
+      <w:r>
+        <w:t>Keep your completed work</w:t>
       </w:r>
     </w:p>
     <w:p>
@@ -4528,815 +5546,17 @@
         <w:pStyle w:val="Heading1"/>
       </w:pPr>
       <w:r>
-        <w:t>17. Supported practice, repair and portfolio</w:t>
-      </w:r>
-    </w:p>
-    <w:p>
-      <w:r>
-        <w:t>Attempt supported questions before using hints or feedback. Review a missing building block, then keep the completed work.</w:t>
-      </w:r>
-    </w:p>
-    <w:p>
-      <w:pPr>
-        <w:spacing w:line="336" w:lineRule="auto" w:after="180"/>
-      </w:pPr>
-      <w:r>
-        <w:rPr>
-          <w:b w:val="0"/>
-        </w:rPr>
-        <w:t>Use this supported practice once, in the browser or on paper. Keep the reserved independent assessment for a separate first attempt before teacher feedback.</w:t>
-      </w:r>
-    </w:p>
-    <w:p>
-      <w:pPr>
-        <w:spacing w:line="336" w:lineRule="auto" w:after="180"/>
-      </w:pPr>
-      <w:r>
-        <w:rPr>
-          <w:b w:val="0"/>
-        </w:rPr>
-        <w:t xml:space="preserve">Draw each </w:t>
-      </w:r>
-      <w:r>
-        <w:rPr>
-          <w:b/>
-        </w:rPr>
-        <w:t>input</w:t>
-      </w:r>
-      <w:r>
-        <w:rPr>
-          <w:b w:val="0"/>
-        </w:rPr>
-        <w:t xml:space="preserve">’s </w:t>
-      </w:r>
-      <w:r>
-        <w:rPr>
-          <w:b/>
-        </w:rPr>
-        <w:t>contribution</w:t>
-      </w:r>
-      <w:r>
-        <w:rPr>
-          <w:b w:val="0"/>
-        </w:rPr>
-        <w:t xml:space="preserve"> to a toy </w:t>
-      </w:r>
-      <w:r>
-        <w:rPr>
-          <w:b/>
-        </w:rPr>
-        <w:t>weight</w:t>
-      </w:r>
-      <w:r>
-        <w:rPr>
-          <w:b w:val="0"/>
-        </w:rPr>
-        <w:t xml:space="preserve">ed brightness </w:t>
-      </w:r>
-      <w:r>
-        <w:rPr>
-          <w:b/>
-        </w:rPr>
-        <w:t>score</w:t>
-      </w:r>
-      <w:r>
-        <w:rPr>
-          <w:b w:val="0"/>
-        </w:rPr>
-        <w:t>.</w:t>
-      </w:r>
-    </w:p>
-    <w:p>
-      <w:pPr>
-        <w:pStyle w:val="Heading3"/>
-      </w:pPr>
-      <w:r>
-        <w:t>Practice 1: explain the deciding evidence</w:t>
-      </w:r>
-    </w:p>
-    <w:p>
-      <w:pPr>
-        <w:spacing w:line="336" w:lineRule="auto" w:after="180"/>
-      </w:pPr>
-      <w:r>
-        <w:rPr>
-          <w:b w:val="0"/>
-        </w:rPr>
-        <w:t xml:space="preserve">Which labelled step matches this detail? </w:t>
-      </w:r>
-      <w:r>
-        <w:rPr>
-          <w:b/>
-        </w:rPr>
-        <w:t>Weight</w:t>
-      </w:r>
-      <w:r>
-        <w:rPr>
-          <w:b w:val="0"/>
-        </w:rPr>
-        <w:t xml:space="preserve">ed sum=6-5=1; this is a </w:t>
-      </w:r>
-      <w:r>
-        <w:rPr>
-          <w:b/>
-        </w:rPr>
-        <w:t>score</w:t>
-      </w:r>
-      <w:r>
-        <w:rPr>
-          <w:b w:val="0"/>
-        </w:rPr>
-        <w:t>, not a probability.</w:t>
-      </w:r>
-    </w:p>
-    <w:p>
-      <w:pPr>
-        <w:spacing w:line="336" w:lineRule="auto" w:after="180"/>
-        <w:shd w:fill="F4F9FC"/>
-      </w:pPr>
-      <w:r>
-        <w:rPr>
-          <w:b w:val="0"/>
-        </w:rPr>
-        <w:t xml:space="preserve">1. Multiply second </w:t>
-      </w:r>
-      <w:r>
-        <w:rPr>
-          <w:b/>
-        </w:rPr>
-        <w:t>input</w:t>
-      </w:r>
-    </w:p>
-    <w:p>
-      <w:pPr>
-        <w:spacing w:line="336" w:lineRule="auto" w:after="180"/>
-        <w:shd w:fill="F4F9FC"/>
-      </w:pPr>
-      <w:r>
-        <w:rPr>
-          <w:b w:val="0"/>
-        </w:rPr>
-        <w:t xml:space="preserve">2. Add </w:t>
-      </w:r>
-      <w:r>
-        <w:rPr>
-          <w:b/>
-        </w:rPr>
-        <w:t>contribution</w:t>
-      </w:r>
-      <w:r>
-        <w:rPr>
-          <w:b w:val="0"/>
-        </w:rPr>
-        <w:t>s</w:t>
-      </w:r>
-    </w:p>
-    <w:p>
-      <w:pPr>
-        <w:spacing w:line="336" w:lineRule="auto" w:after="180"/>
-        <w:shd w:fill="F4F9FC"/>
-      </w:pPr>
-      <w:r>
-        <w:rPr>
-          <w:b w:val="0"/>
-        </w:rPr>
-        <w:t xml:space="preserve">3. Multiply first </w:t>
-      </w:r>
-      <w:r>
-        <w:rPr>
-          <w:b/>
-        </w:rPr>
-        <w:t>input</w:t>
-      </w:r>
-    </w:p>
-    <w:p>
-      <w:pPr>
-        <w:pStyle w:val="Heading3"/>
-      </w:pPr>
-      <w:r>
-        <w:t>My selected conclusion, deciding fact and explanation</w:t>
-      </w:r>
-    </w:p>
-    <w:p>
-      <w:r>
-        <w:t>________________________________________________________________</w:t>
-      </w:r>
-    </w:p>
-    <w:p>
-      <w:r>
-        <w:t>________________________________________________________________</w:t>
-      </w:r>
-    </w:p>
-    <w:p>
-      <w:r>
-        <w:t>________________________________________________________________</w:t>
-      </w:r>
-    </w:p>
-    <w:p>
-      <w:r>
-        <w:t>________________________________________________________________</w:t>
-      </w:r>
-    </w:p>
-    <w:p>
-      <w:r>
-        <w:t>________________________________________________________________</w:t>
-      </w:r>
-    </w:p>
-    <w:p>
-      <w:pPr>
-        <w:pStyle w:val="Heading3"/>
-      </w:pPr>
-      <w:r>
-        <w:t>Hint · try first</w:t>
-      </w:r>
-    </w:p>
-    <w:p>
-      <w:pPr>
-        <w:spacing w:line="336" w:lineRule="auto" w:after="180"/>
-        <w:shd w:fill="F1F6F8"/>
-      </w:pPr>
-      <w:r>
-        <w:rPr>
-          <w:b w:val="0"/>
-        </w:rPr>
-        <w:t>Hint if needed: Read the steps in the pictorial case. Match the supplied detail to the stage that performs or records it.</w:t>
-      </w:r>
-    </w:p>
-    <w:p>
-      <w:pPr>
-        <w:pStyle w:val="Heading3"/>
-      </w:pPr>
-      <w:r>
-        <w:t>Feedback · compare after trying</w:t>
-      </w:r>
-    </w:p>
-    <w:p>
-      <w:pPr>
-        <w:spacing w:line="336" w:lineRule="auto" w:after="180"/>
-        <w:shd w:fill="F1F6FC"/>
-      </w:pPr>
-      <w:r>
-        <w:rPr>
-          <w:b w:val="0"/>
-        </w:rPr>
-        <w:t xml:space="preserve">After your attempt, compare with the supported explanation: Add </w:t>
-      </w:r>
-      <w:r>
-        <w:rPr>
-          <w:b/>
-        </w:rPr>
-        <w:t>contribution</w:t>
-      </w:r>
-      <w:r>
-        <w:rPr>
-          <w:b w:val="0"/>
-        </w:rPr>
-        <w:t xml:space="preserve">s </w:t>
-      </w:r>
-      <w:r>
-        <w:rPr>
-          <w:b/>
-        </w:rPr>
-        <w:t>Weight</w:t>
-      </w:r>
-      <w:r>
-        <w:rPr>
-          <w:b w:val="0"/>
-        </w:rPr>
-        <w:t xml:space="preserve">ed sum=6-5=1; this is a </w:t>
-      </w:r>
-      <w:r>
-        <w:rPr>
-          <w:b/>
-        </w:rPr>
-        <w:t>score</w:t>
-      </w:r>
-      <w:r>
-        <w:rPr>
-          <w:b w:val="0"/>
-        </w:rPr>
-        <w:t xml:space="preserve">, not a probability. A </w:t>
-      </w:r>
-      <w:r>
-        <w:rPr>
-          <w:b/>
-        </w:rPr>
-        <w:t>weight</w:t>
-      </w:r>
-      <w:r>
-        <w:rPr>
-          <w:b w:val="0"/>
-        </w:rPr>
-        <w:t xml:space="preserve"> controls how strongly an </w:t>
-      </w:r>
-      <w:r>
-        <w:rPr>
-          <w:b/>
-        </w:rPr>
-        <w:t>input</w:t>
-      </w:r>
-      <w:r>
-        <w:rPr>
-          <w:b w:val="0"/>
-        </w:rPr>
-        <w:t xml:space="preserve"> contributes to the </w:t>
-      </w:r>
-      <w:r>
-        <w:rPr>
-          <w:b/>
-        </w:rPr>
-        <w:t>score</w:t>
-      </w:r>
-      <w:r>
-        <w:rPr>
-          <w:b w:val="0"/>
-        </w:rPr>
-        <w:t>.</w:t>
-      </w:r>
-    </w:p>
-    <w:p>
-      <w:pPr>
-        <w:spacing w:line="336" w:lineRule="auto" w:after="180"/>
-        <w:shd w:fill="F1F6FC"/>
-      </w:pPr>
-      <w:r>
-        <w:rPr>
-          <w:b w:val="0"/>
-        </w:rPr>
-        <w:t xml:space="preserve">The left connection adds three times its measurement; the negative right connection subtracts its measurement. Calculate each </w:t>
-      </w:r>
-      <w:r>
-        <w:rPr>
-          <w:b/>
-        </w:rPr>
-        <w:t>contribution</w:t>
-      </w:r>
-      <w:r>
-        <w:rPr>
-          <w:b w:val="0"/>
-        </w:rPr>
-        <w:t xml:space="preserve"> before adding them.</w:t>
-      </w:r>
-    </w:p>
-    <w:p>
-      <w:pPr>
-        <w:spacing w:line="336" w:lineRule="auto" w:after="180"/>
-        <w:shd w:fill="F1F6FC"/>
-      </w:pPr>
-      <w:r>
-        <w:rPr>
-          <w:b w:val="0"/>
-        </w:rPr>
-        <w:t xml:space="preserve">This </w:t>
-      </w:r>
-      <w:r>
-        <w:rPr>
-          <w:b/>
-        </w:rPr>
-        <w:t>dot product</w:t>
-      </w:r>
-      <w:r>
-        <w:rPr>
-          <w:b w:val="0"/>
-        </w:rPr>
-        <w:t xml:space="preserve"> is a signed </w:t>
-      </w:r>
-      <w:r>
-        <w:rPr>
-          <w:b/>
-        </w:rPr>
-        <w:t>score</w:t>
-      </w:r>
-      <w:r>
-        <w:rPr>
-          <w:b w:val="0"/>
-        </w:rPr>
-        <w:t>; it becomes a probability only if a separate, justified transformation and interpretation are supplied.</w:t>
-      </w:r>
-    </w:p>
-    <w:p>
-      <w:pPr>
-        <w:pStyle w:val="Heading3"/>
-      </w:pPr>
-      <w:r>
-        <w:t>Practice 2: explain the deciding evidence</w:t>
-      </w:r>
-    </w:p>
-    <w:p>
-      <w:pPr>
-        <w:pStyle w:val="Heading3"/>
-      </w:pPr>
-      <w:r>
-        <w:t>Changed case · predict first</w:t>
-      </w:r>
-    </w:p>
-    <w:p>
-      <w:pPr>
-        <w:spacing w:line="336" w:lineRule="auto" w:after="180"/>
-        <w:shd w:fill="F5F1FB"/>
-      </w:pPr>
-      <w:r>
-        <w:rPr>
-          <w:b w:val="0"/>
-        </w:rPr>
-        <w:t xml:space="preserve">Changed-case practice: Increase only the right </w:t>
-      </w:r>
-      <w:r>
-        <w:rPr>
-          <w:b/>
-        </w:rPr>
-        <w:t>input</w:t>
-      </w:r>
-      <w:r>
-        <w:rPr>
-          <w:b w:val="0"/>
-        </w:rPr>
-        <w:t xml:space="preserve"> from 5 to6. Which conclusion is supported by the supplied facts?</w:t>
-      </w:r>
-    </w:p>
-    <w:p>
-      <w:pPr>
-        <w:spacing w:line="336" w:lineRule="auto" w:after="180"/>
-        <w:shd w:fill="F4F9FC"/>
-      </w:pPr>
-      <w:r>
-        <w:rPr>
-          <w:b w:val="0"/>
-        </w:rPr>
-        <w:t xml:space="preserve">1. The </w:t>
-      </w:r>
-      <w:r>
-        <w:rPr>
-          <w:b/>
-        </w:rPr>
-        <w:t>score</w:t>
-      </w:r>
-      <w:r>
-        <w:rPr>
-          <w:b w:val="0"/>
-        </w:rPr>
-        <w:t xml:space="preserve"> becomes 6-6=0.</w:t>
-      </w:r>
-    </w:p>
-    <w:p>
-      <w:pPr>
-        <w:spacing w:line="336" w:lineRule="auto" w:after="180"/>
-        <w:shd w:fill="F4F9FC"/>
-      </w:pPr>
-      <w:r>
-        <w:rPr>
-          <w:b w:val="0"/>
-        </w:rPr>
-        <w:t xml:space="preserve">2. We can decide the result without examining the changed </w:t>
-      </w:r>
-      <w:r>
-        <w:rPr>
-          <w:b/>
-        </w:rPr>
-        <w:t>input</w:t>
-      </w:r>
-      <w:r>
-        <w:rPr>
-          <w:b w:val="0"/>
-        </w:rPr>
-        <w:t xml:space="preserve"> or the procedure.</w:t>
-      </w:r>
-    </w:p>
-    <w:p>
-      <w:pPr>
-        <w:spacing w:line="336" w:lineRule="auto" w:after="180"/>
-        <w:shd w:fill="F4F9FC"/>
-      </w:pPr>
-      <w:r>
-        <w:rPr>
-          <w:b w:val="0"/>
-        </w:rPr>
-        <w:t xml:space="preserve">3. This one example guarantees correct results for every future </w:t>
-      </w:r>
-      <w:r>
-        <w:rPr>
-          <w:b/>
-        </w:rPr>
-        <w:t>input</w:t>
-      </w:r>
-      <w:r>
-        <w:rPr>
-          <w:b w:val="0"/>
-        </w:rPr>
-        <w:t>.</w:t>
-      </w:r>
-    </w:p>
-    <w:p>
-      <w:pPr>
-        <w:pStyle w:val="Heading3"/>
-      </w:pPr>
-      <w:r>
-        <w:t>My selected conclusion, deciding fact and explanation</w:t>
-      </w:r>
-    </w:p>
-    <w:p>
-      <w:r>
-        <w:t>________________________________________________________________</w:t>
-      </w:r>
-    </w:p>
-    <w:p>
-      <w:r>
-        <w:t>________________________________________________________________</w:t>
-      </w:r>
-    </w:p>
-    <w:p>
-      <w:r>
-        <w:t>________________________________________________________________</w:t>
-      </w:r>
-    </w:p>
-    <w:p>
-      <w:r>
-        <w:t>________________________________________________________________</w:t>
-      </w:r>
-    </w:p>
-    <w:p>
-      <w:r>
-        <w:t>________________________________________________________________</w:t>
-      </w:r>
-    </w:p>
-    <w:p>
-      <w:pPr>
-        <w:pStyle w:val="Heading3"/>
-      </w:pPr>
-      <w:r>
-        <w:t>Hint · try first</w:t>
-      </w:r>
-    </w:p>
-    <w:p>
-      <w:pPr>
-        <w:spacing w:line="336" w:lineRule="auto" w:after="180"/>
-        <w:shd w:fill="F1F6F8"/>
-      </w:pPr>
-      <w:r>
-        <w:rPr>
-          <w:b w:val="0"/>
-        </w:rPr>
-        <w:t>Hint if needed: Use the changed condition and the deciding step in the pictorial trace. The answer must say what follows from those facts.</w:t>
-      </w:r>
-    </w:p>
-    <w:p>
-      <w:pPr>
-        <w:pStyle w:val="Heading3"/>
-      </w:pPr>
-      <w:r>
-        <w:t>Feedback · compare after trying</w:t>
-      </w:r>
-    </w:p>
-    <w:p>
-      <w:pPr>
-        <w:spacing w:line="336" w:lineRule="auto" w:after="180"/>
-        <w:shd w:fill="F1F6FC"/>
-      </w:pPr>
-      <w:r>
-        <w:rPr>
-          <w:b w:val="0"/>
-        </w:rPr>
-        <w:t xml:space="preserve">After your attempt, compare with the supported explanation: The </w:t>
-      </w:r>
-      <w:r>
-        <w:rPr>
-          <w:b/>
-        </w:rPr>
-        <w:t>score</w:t>
-      </w:r>
-      <w:r>
-        <w:rPr>
-          <w:b w:val="0"/>
-        </w:rPr>
-        <w:t xml:space="preserve"> becomes 6-6=0. The right </w:t>
-      </w:r>
-      <w:r>
-        <w:rPr>
-          <w:b/>
-        </w:rPr>
-        <w:t>weight</w:t>
-      </w:r>
-      <w:r>
-        <w:rPr>
-          <w:b w:val="0"/>
-        </w:rPr>
-        <w:t xml:space="preserve"> is-1, so adding 1 to that </w:t>
-      </w:r>
-      <w:r>
-        <w:rPr>
-          <w:b/>
-        </w:rPr>
-        <w:t>input</w:t>
-      </w:r>
-      <w:r>
-        <w:rPr>
-          <w:b w:val="0"/>
-        </w:rPr>
-        <w:t xml:space="preserve"> lowers the </w:t>
-      </w:r>
-      <w:r>
-        <w:rPr>
-          <w:b/>
-        </w:rPr>
-        <w:t>score</w:t>
-      </w:r>
-      <w:r>
-        <w:rPr>
-          <w:b w:val="0"/>
-        </w:rPr>
-        <w:t xml:space="preserve"> by1.</w:t>
-      </w:r>
-    </w:p>
-    <w:p>
-      <w:pPr>
-        <w:pStyle w:val="Heading3"/>
-      </w:pPr>
-      <w:r>
-        <w:t>Repair a missing building block</w:t>
-      </w:r>
-    </w:p>
-    <w:p>
-      <w:pPr>
-        <w:spacing w:line="336" w:lineRule="auto" w:after="180"/>
-      </w:pPr>
-      <w:r>
-        <w:rPr>
-          <w:b w:val="0"/>
-        </w:rPr>
-        <w:t xml:space="preserve">Review Representing </w:t>
-      </w:r>
-      <w:r>
-        <w:rPr>
-          <w:b/>
-        </w:rPr>
-        <w:t>input</w:t>
-      </w:r>
-      <w:r>
-        <w:rPr>
-          <w:b w:val="0"/>
-        </w:rPr>
-        <w:t xml:space="preserve">s as vectors (ai-5/1). Goal: Encode a record using a fixed feature order and units. Short practice: Why does equal total brightness not make A and B identical </w:t>
-      </w:r>
-      <w:r>
-        <w:rPr>
-          <w:b/>
-        </w:rPr>
-        <w:t>input</w:t>
-      </w:r>
-      <w:r>
-        <w:rPr>
-          <w:b w:val="0"/>
-        </w:rPr>
-        <w:t>s?</w:t>
-      </w:r>
-    </w:p>
-    <w:p>
-      <w:pPr>
-        <w:spacing w:line="336" w:lineRule="auto" w:after="180"/>
-      </w:pPr>
-      <w:r>
-        <w:rPr>
-          <w:b w:val="0"/>
-        </w:rPr>
-        <w:t xml:space="preserve">Point to the relevant step in the picture, then write the changed result and the rule or </w:t>
-      </w:r>
-      <w:r>
-        <w:rPr>
-          <w:b/>
-        </w:rPr>
-        <w:t>evidence</w:t>
-      </w:r>
-      <w:r>
-        <w:rPr>
-          <w:b w:val="0"/>
-        </w:rPr>
-        <w:t xml:space="preserve"> that supports it.. Return to this week and explain what you changed.</w:t>
-      </w:r>
-    </w:p>
-    <w:p>
-      <w:pPr>
-        <w:pStyle w:val="Heading3"/>
-      </w:pPr>
-      <w:r>
-        <w:t>Predict, run and debug</w:t>
-      </w:r>
-    </w:p>
-    <w:p>
-      <w:pPr>
-        <w:spacing w:line="336" w:lineRule="auto" w:after="180"/>
-      </w:pPr>
-      <w:r>
-        <w:rPr>
-          <w:b w:val="0"/>
-        </w:rPr>
-        <w:t xml:space="preserve">The browser lab lets you edit the supported Python examples already included in this lesson. Predict first, run, inspect the actual </w:t>
-      </w:r>
-      <w:r>
-        <w:rPr>
-          <w:b/>
-        </w:rPr>
-        <w:t>output</w:t>
-      </w:r>
-      <w:r>
-        <w:rPr>
-          <w:b w:val="0"/>
-        </w:rPr>
-        <w:t xml:space="preserve"> or error, change one </w:t>
-      </w:r>
-      <w:r>
-        <w:rPr>
-          <w:b/>
-        </w:rPr>
-        <w:t>input</w:t>
-      </w:r>
-      <w:r>
-        <w:rPr>
-          <w:b w:val="0"/>
-        </w:rPr>
-        <w:t>, then run again.</w:t>
-      </w:r>
-    </w:p>
-    <w:p>
-      <w:pPr>
-        <w:spacing w:line="336" w:lineRule="auto" w:after="180"/>
-      </w:pPr>
-      <w:r>
-        <w:rPr>
-          <w:b w:val="0"/>
-        </w:rPr>
-        <w:t xml:space="preserve">Keep code, </w:t>
-      </w:r>
-      <w:r>
-        <w:rPr>
-          <w:b/>
-        </w:rPr>
-        <w:t>prediction</w:t>
-      </w:r>
-      <w:r>
-        <w:rPr>
-          <w:b w:val="0"/>
-        </w:rPr>
-        <w:t>s, actual results and a reasoned revision together. On paper, label your result as a trace rather than an execution.</w:t>
-      </w:r>
-    </w:p>
-    <w:p>
-      <w:pPr>
-        <w:pStyle w:val="Heading3"/>
-      </w:pPr>
-      <w:r>
-        <w:t>Keep your completed work</w:t>
-      </w:r>
-    </w:p>
-    <w:p>
-      <w:pPr>
-        <w:spacing w:line="336" w:lineRule="auto" w:after="180"/>
-      </w:pPr>
-      <w:r>
-        <w:rPr>
-          <w:b w:val="0"/>
-        </w:rPr>
-        <w:t xml:space="preserve">Use Download completed work in the hosted lesson to export your answers, reflections, practice feedback and code-run </w:t>
-      </w:r>
-      <w:r>
-        <w:rPr>
-          <w:b/>
-        </w:rPr>
-        <w:t>evidence</w:t>
-      </w:r>
-      <w:r>
-        <w:rPr>
-          <w:b w:val="0"/>
-        </w:rPr>
-        <w:t>. Open the HTML copy to read or print it.</w:t>
-      </w:r>
-    </w:p>
-    <w:p>
-      <w:pPr>
-        <w:spacing w:line="336" w:lineRule="auto" w:after="180"/>
-      </w:pPr>
-      <w:r>
-        <w:rPr>
-          <w:b w:val="0"/>
-        </w:rPr>
-        <w:t>Drafts stay in this browser when storage is available; clear drafts on a shared device.</w:t>
-      </w:r>
-    </w:p>
-    <w:p>
-      <w:pPr>
-        <w:pStyle w:val="Heading1"/>
-      </w:pPr>
-      <w:r>
-        <w:t>18. Visual concept journey</w:t>
-      </w:r>
-    </w:p>
-    <w:p>
-      <w:r>
-        <w:t>Explain each Dot products and weighted sums graphic using its labels, deciding evidence and relevant limitation.</w:t>
-      </w:r>
-    </w:p>
-    <w:p>
-      <w:pPr>
-        <w:pStyle w:val="Heading3"/>
+        <w:t>18. Reference · Six-picture concept journey</w:t>
+      </w:r>
+    </w:p>
+    <w:p>
+      <w:r>
+        <w:t>Choose the picture that supports the current explanation.</w:t>
+      </w:r>
+    </w:p>
+    <w:p>
+      <w:pPr>
+        <w:pStyle w:val="Heading2"/>
       </w:pPr>
       <w:r>
         <w:t>01. Dot products and weighted sums: the case</w:t>
@@ -5347,7 +5567,7 @@
         <w:drawing>
           <wp:inline xmlns:a="http://schemas.openxmlformats.org/drawingml/2006/main" xmlns:pic="http://schemas.openxmlformats.org/drawingml/2006/picture">
             <wp:extent cx="5486400" cy="2990088"/>
-            <wp:docPr id="3" name="Picture 3" descr="Draw each input’s contribution to a toy weighted brightness score. Supplied facts: Inputs [2, 5]; weights [3,-1]; no bias. Score is 2×3+5×(-1). All inputs and outcomes in this worked example are invented classroom data; no real model run is claimed."/>
+            <wp:docPr id="5" name="Picture 5" descr="Draw each input’s contribution to a toy weighted brightness score. Supplied facts: Inputs [2, 5]; weights [3,-1]; no bias. Score is 2×3+5×(-1). All inputs and outcomes in this worked example are invented classroom data; no real model run is claimed."/>
             <wp:cNvGraphicFramePr>
               <a:graphicFrameLocks noChangeAspect="1"/>
             </wp:cNvGraphicFramePr>
@@ -5359,7 +5579,7 @@
                     <pic:cNvPicPr/>
                   </pic:nvPicPr>
                   <pic:blipFill>
-                    <a:blip r:embed="rId11"/>
+                    <a:blip r:embed="rId13"/>
                     <a:stretch>
                       <a:fillRect/>
                     </a:stretch>
@@ -5499,7 +5719,6 @@
     <w:p>
       <w:pPr>
         <w:spacing w:line="336" w:lineRule="auto" w:after="180"/>
-        <w:shd w:fill="F5F1FB"/>
       </w:pPr>
       <w:r>
         <w:rPr>
@@ -5510,7 +5729,7 @@
     </w:p>
     <w:p>
       <w:pPr>
-        <w:pStyle w:val="Heading3"/>
+        <w:pStyle w:val="Heading2"/>
       </w:pPr>
       <w:r>
         <w:t>02. Follow the deciding steps</w:t>
@@ -5521,7 +5740,7 @@
         <w:drawing>
           <wp:inline xmlns:a="http://schemas.openxmlformats.org/drawingml/2006/main" xmlns:pic="http://schemas.openxmlformats.org/drawingml/2006/picture">
             <wp:extent cx="5486400" cy="3182112"/>
-            <wp:docPr id="4" name="Picture 4" descr="Multiply first input: Left contribution=2×3=6. → Multiply second input: Right contribution=5×(-1)=-5. → Add contributions: Weighted sum=6-5=1; this is a score, not a probability."/>
+            <wp:docPr id="6" name="Picture 6" descr="Multiply first input: Left contribution=2×3=6. → Multiply second input: Right contribution=5×(-1)=-5. → Add contributions: Weighted sum=6-5=1; this is a score, not a probability."/>
             <wp:cNvGraphicFramePr>
               <a:graphicFrameLocks noChangeAspect="1"/>
             </wp:cNvGraphicFramePr>
@@ -5533,7 +5752,7 @@
                     <pic:cNvPicPr/>
                   </pic:nvPicPr>
                   <pic:blipFill>
-                    <a:blip r:embed="rId12"/>
+                    <a:blip r:embed="rId9"/>
                     <a:stretch>
                       <a:fillRect/>
                     </a:stretch>
@@ -5650,7 +5869,6 @@
     <w:p>
       <w:pPr>
         <w:spacing w:line="336" w:lineRule="auto" w:after="180"/>
-        <w:shd w:fill="F5F1FB"/>
       </w:pPr>
       <w:r>
         <w:rPr>
@@ -5673,7 +5891,7 @@
     </w:p>
     <w:p>
       <w:pPr>
-        <w:pStyle w:val="Heading3"/>
+        <w:pStyle w:val="Heading2"/>
       </w:pPr>
       <w:r>
         <w:t>03. Weighted brightness score</w:t>
@@ -5684,7 +5902,7 @@
         <w:drawing>
           <wp:inline xmlns:a="http://schemas.openxmlformats.org/drawingml/2006/main" xmlns:pic="http://schemas.openxmlformats.org/drawingml/2006/picture">
             <wp:extent cx="5486400" cy="3224784"/>
-            <wp:docPr id="5" name="Picture 5" descr="Weighted brightness score. Inputs: [2, 5]; weights: [3, -1]; bias: 0; activation: identity; output: 1."/>
+            <wp:docPr id="7" name="Picture 7" descr="Weighted brightness score. Inputs: [2, 5]; weights: [3, -1]; bias: 0; activation: identity; output: 1."/>
             <wp:cNvGraphicFramePr>
               <a:graphicFrameLocks noChangeAspect="1"/>
             </wp:cNvGraphicFramePr>
@@ -5696,7 +5914,7 @@
                     <pic:cNvPicPr/>
                   </pic:nvPicPr>
                   <pic:blipFill>
-                    <a:blip r:embed="rId13"/>
+                    <a:blip r:embed="rId14"/>
                     <a:stretch>
                       <a:fillRect/>
                     </a:stretch>
@@ -5783,7 +6001,6 @@
     <w:p>
       <w:pPr>
         <w:spacing w:line="336" w:lineRule="auto" w:after="180"/>
-        <w:shd w:fill="F5F1FB"/>
       </w:pPr>
       <w:r>
         <w:rPr>
@@ -5794,7 +6011,7 @@
     </w:p>
     <w:p>
       <w:pPr>
-        <w:pStyle w:val="Heading3"/>
+        <w:pStyle w:val="Heading2"/>
       </w:pPr>
       <w:r>
         <w:t>04. Change one thing. Trace what follows.</w:t>
@@ -5805,7 +6022,7 @@
         <w:drawing>
           <wp:inline xmlns:a="http://schemas.openxmlformats.org/drawingml/2006/main" xmlns:pic="http://schemas.openxmlformats.org/drawingml/2006/picture">
             <wp:extent cx="5486400" cy="3026664"/>
-            <wp:docPr id="6" name="Picture 6" descr="Original case: Weighted sum=6-5=1; this is a score, not a probability. Changed condition: Increase only the right input from 5 to6. Expected result: The score becomes 6-6=0. Reason: The right weight is-1, so adding 1 to that input lowers the score by1."/>
+            <wp:docPr id="8" name="Picture 8" descr="Original case: Weighted sum=6-5=1; this is a score, not a probability. Changed condition: Increase only the right input from 5 to6. Expected result: The score becomes 6-6=0. Reason: The right weight is-1, so adding 1 to that input lowers the score by1."/>
             <wp:cNvGraphicFramePr>
               <a:graphicFrameLocks noChangeAspect="1"/>
             </wp:cNvGraphicFramePr>
@@ -5817,7 +6034,7 @@
                     <pic:cNvPicPr/>
                   </pic:nvPicPr>
                   <pic:blipFill>
-                    <a:blip r:embed="rId14"/>
+                    <a:blip r:embed="rId10"/>
                     <a:stretch>
                       <a:fillRect/>
                     </a:stretch>
@@ -5945,7 +6162,6 @@
     <w:p>
       <w:pPr>
         <w:spacing w:line="336" w:lineRule="auto" w:after="180"/>
-        <w:shd w:fill="F5F1FB"/>
       </w:pPr>
       <w:r>
         <w:rPr>
@@ -5956,7 +6172,7 @@
     </w:p>
     <w:p>
       <w:pPr>
-        <w:pStyle w:val="Heading3"/>
+        <w:pStyle w:val="Heading2"/>
       </w:pPr>
       <w:r>
         <w:t>05. Connect the explanation to its limit</w:t>
@@ -5967,7 +6183,7 @@
         <w:drawing>
           <wp:inline xmlns:a="http://schemas.openxmlformats.org/drawingml/2006/main" xmlns:pic="http://schemas.openxmlformats.org/drawingml/2006/picture">
             <wp:extent cx="5486400" cy="2834640"/>
-            <wp:docPr id="7" name="Picture 7" descr="A weight controls how strongly an input contributes to the score. The left connection adds three times its measurement; the negative right connection subtracts its measurement. Calculate each contribution before adding them. This dot product is a signed score; it becomes a probability only if a separate, justified transformation and interpretation are supplied. Limit: These declared weights are hand-chosen toy parameters; no network training or calibrated probability is claimed."/>
+            <wp:docPr id="9" name="Picture 9" descr="A weight controls how strongly an input contributes to the score. The left connection adds three times its measurement; the negative right connection subtracts its measurement. Calculate each contribution before adding them. This dot product is a signed score; it becomes a probability only if a separate, justified transformation and interpretation are supplied. Limit: These declared weights are hand-chosen toy parameters; no network training or calibrated probability is claimed."/>
             <wp:cNvGraphicFramePr>
               <a:graphicFrameLocks noChangeAspect="1"/>
             </wp:cNvGraphicFramePr>
@@ -6130,7 +6346,6 @@
     <w:p>
       <w:pPr>
         <w:spacing w:line="336" w:lineRule="auto" w:after="180"/>
-        <w:shd w:fill="F5F1FB"/>
       </w:pPr>
       <w:r>
         <w:rPr>
@@ -6141,7 +6356,7 @@
     </w:p>
     <w:p>
       <w:pPr>
-        <w:pStyle w:val="Heading3"/>
+        <w:pStyle w:val="Heading2"/>
       </w:pPr>
       <w:r>
         <w:t>06. Make the idea visible in your project</w:t>
@@ -6152,7 +6367,7 @@
         <w:drawing>
           <wp:inline xmlns:a="http://schemas.openxmlformats.org/drawingml/2006/main" xmlns:pic="http://schemas.openxmlformats.org/drawingml/2006/picture">
             <wp:extent cx="5486400" cy="3681984"/>
-            <wp:docPr id="8" name="Picture 8" descr="For your Image-pattern Network Investigation, save the input, procedure, observed result and limitation of this check. Label this worked example as practice; use a different, previously unreviewed case when checking independent understanding. Draw your input, deciding step, result and limit. Supported question: Which connection explains why more right brightness lowers this score? Point to the relevant step in the picture, then write the changed result and the rule or evidence that supports it."/>
+            <wp:docPr id="10" name="Picture 10" descr="For your Image-pattern Network Investigation, save the input, procedure, observed result and limitation of this check. Label this worked example as practice; use a different, previously unreviewed case when checking independent understanding. Draw your input, deciding step, result and limit. Supported question: Which connection explains why more right brightness lowers this score? Point to the relevant step in the picture, then write the changed result and the rule or evidence that supports it."/>
             <wp:cNvGraphicFramePr>
               <a:graphicFrameLocks noChangeAspect="1"/>
             </wp:cNvGraphicFramePr>
@@ -6267,7 +6482,6 @@
     <w:p>
       <w:pPr>
         <w:spacing w:line="336" w:lineRule="auto" w:after="180"/>
-        <w:shd w:fill="F5F1FB"/>
       </w:pPr>
       <w:r>
         <w:rPr>
@@ -6286,6 +6500,62 @@
           <w:b w:val="0"/>
         </w:rPr>
         <w:t>.</w:t>
+      </w:r>
+    </w:p>
+    <w:p>
+      <w:pPr>
+        <w:pStyle w:val="Heading2"/>
+      </w:pPr>
+      <w:r>
+        <w:t>Earlier wording, alternatives and picture transcripts · reference / check after trying</w:t>
+      </w:r>
+    </w:p>
+    <w:p>
+      <w:pPr>
+        <w:pStyle w:val="Heading3"/>
+      </w:pPr>
+      <w:r>
+        <w:t>01. Dot products and weighted sums: the case</w:t>
+      </w:r>
+    </w:p>
+    <w:p>
+      <w:pPr>
+        <w:pStyle w:val="Heading3"/>
+      </w:pPr>
+      <w:r>
+        <w:t>02. Follow the deciding steps</w:t>
+      </w:r>
+    </w:p>
+    <w:p>
+      <w:pPr>
+        <w:pStyle w:val="Heading3"/>
+      </w:pPr>
+      <w:r>
+        <w:t>03. Weighted brightness score</w:t>
+      </w:r>
+    </w:p>
+    <w:p>
+      <w:pPr>
+        <w:pStyle w:val="Heading3"/>
+      </w:pPr>
+      <w:r>
+        <w:t>04. Change one thing. Trace what follows.</w:t>
+      </w:r>
+    </w:p>
+    <w:p>
+      <w:pPr>
+        <w:pStyle w:val="Heading3"/>
+      </w:pPr>
+      <w:r>
+        <w:t>05. Connect the explanation to its limit</w:t>
+      </w:r>
+    </w:p>
+    <w:p>
+      <w:pPr>
+        <w:pStyle w:val="Heading3"/>
+      </w:pPr>
+      <w:r>
+        <w:t>06. Make the idea visible in your project</w:t>
       </w:r>
     </w:p>
     <w:sectPr>
